--- a/CSMS Documentation/CSMS Documentation.docx
+++ b/CSMS Documentation/CSMS Documentation.docx
@@ -235,6 +235,24 @@
         <w:rPr>
           <w:sz w:val="26"/>
           <w:szCs w:val="26"/>
+          <w:lang w:val="en-US"/>
+        </w:rPr>
+      </w:pPr>
+      <w:r>
+        <w:rPr>
+          <w:sz w:val="26"/>
+          <w:szCs w:val="26"/>
+          <w:lang w:val="en-US"/>
+        </w:rPr>
+        <w:t xml:space="preserve">  2.2 Case study</w:t>
+      </w:r>
+    </w:p>
+    <w:p>
+      <w:pPr>
+        <w:spacing w:before="120"/>
+        <w:rPr>
+          <w:sz w:val="26"/>
+          <w:szCs w:val="26"/>
         </w:rPr>
       </w:pPr>
     </w:p>
@@ -509,7 +527,6 @@
           <w:color w:val="000000" w:themeColor="text1"/>
           <w:sz w:val="36"/>
           <w:szCs w:val="36"/>
-          <w:lang w:eastAsia="en-GB"/>
         </w:rPr>
       </w:pPr>
       <w:r>
@@ -520,7 +537,6 @@
           <w:color w:val="000000" w:themeColor="text1"/>
           <w:sz w:val="36"/>
           <w:szCs w:val="36"/>
-          <w:lang w:eastAsia="en-GB"/>
         </w:rPr>
         <w:t>CHAPTER 1</w:t>
       </w:r>
@@ -535,7 +551,6 @@
           <w:color w:val="000000" w:themeColor="text1"/>
           <w:sz w:val="28"/>
           <w:szCs w:val="28"/>
-          <w:lang w:eastAsia="en-GB"/>
         </w:rPr>
       </w:pPr>
       <w:r>
@@ -546,7 +561,6 @@
           <w:color w:val="000000" w:themeColor="text1"/>
           <w:sz w:val="28"/>
           <w:szCs w:val="28"/>
-          <w:lang w:eastAsia="en-GB"/>
         </w:rPr>
         <w:t>1.1 Introduction</w:t>
       </w:r>
@@ -554,217 +568,117 @@
     <w:p>
       <w:pPr>
         <w:spacing w:before="100" w:beforeAutospacing="1" w:after="100" w:afterAutospacing="1"/>
-        <w:rPr>
-          <w:rFonts w:ascii="Times New Roman" w:eastAsia="Times New Roman" w:hAnsi="Times New Roman" w:cs="Times New Roman"/>
-          <w:sz w:val="26"/>
-          <w:szCs w:val="26"/>
-          <w:lang w:eastAsia="en-GB"/>
-        </w:rPr>
-      </w:pPr>
-      <w:r>
-        <w:rPr>
-          <w:rFonts w:ascii="Times New Roman" w:eastAsia="Times New Roman" w:hAnsi="Times New Roman" w:cs="Times New Roman"/>
-          <w:sz w:val="26"/>
-          <w:szCs w:val="26"/>
-          <w:lang w:eastAsia="en-GB"/>
-        </w:rPr>
+      </w:pPr>
+      <w:r>
         <w:t>The construction industry is one of the largest contributors to global economic output, accounting for approximately 13% of global GDP</w:t>
       </w:r>
       <w:r>
         <w:rPr>
-          <w:rFonts w:ascii="Times New Roman" w:eastAsia="Times New Roman" w:hAnsi="Times New Roman" w:cs="Times New Roman"/>
-          <w:sz w:val="26"/>
-          <w:szCs w:val="26"/>
-          <w:lang w:val="en-US" w:eastAsia="en-GB"/>
+          <w:lang w:val="en-US"/>
         </w:rPr>
         <w:t>[1]</w:t>
       </w:r>
       <w:r>
-        <w:rPr>
-          <w:rFonts w:ascii="Times New Roman" w:eastAsia="Times New Roman" w:hAnsi="Times New Roman" w:cs="Times New Roman"/>
-          <w:sz w:val="26"/>
-          <w:szCs w:val="26"/>
-          <w:lang w:eastAsia="en-GB"/>
-        </w:rPr>
         <w:t xml:space="preserve"> an</w:t>
       </w:r>
       <w:r>
         <w:rPr>
-          <w:rFonts w:ascii="Times New Roman" w:eastAsia="Times New Roman" w:hAnsi="Times New Roman" w:cs="Times New Roman"/>
-          <w:sz w:val="26"/>
-          <w:szCs w:val="26"/>
-          <w:lang w:val="en-US" w:eastAsia="en-GB"/>
-        </w:rPr>
-        <w:t>d  5% of Kenya’s GDP</w:t>
-      </w:r>
-      <w:r>
-        <w:rPr>
-          <w:rFonts w:ascii="Times New Roman" w:eastAsia="Times New Roman" w:hAnsi="Times New Roman" w:cs="Times New Roman"/>
-          <w:sz w:val="26"/>
-          <w:szCs w:val="26"/>
-          <w:lang w:eastAsia="en-GB"/>
-        </w:rPr>
+          <w:lang w:val="en-US"/>
+        </w:rPr>
+        <w:t xml:space="preserve">d  </w:t>
+      </w:r>
+      <w:r>
+        <w:rPr>
+          <w:lang w:val="en-US"/>
+        </w:rPr>
+        <w:t>7</w:t>
+      </w:r>
+      <w:r>
+        <w:rPr>
+          <w:lang w:val="en-US"/>
+        </w:rPr>
+        <w:t>% of Kenya’s GDP</w:t>
+      </w:r>
+      <w:r>
         <w:t xml:space="preserve"> [</w:t>
       </w:r>
       <w:r>
         <w:rPr>
-          <w:rFonts w:ascii="Times New Roman" w:eastAsia="Times New Roman" w:hAnsi="Times New Roman" w:cs="Times New Roman"/>
-          <w:sz w:val="26"/>
-          <w:szCs w:val="26"/>
-          <w:lang w:val="en-US" w:eastAsia="en-GB"/>
+          <w:lang w:val="en-US"/>
         </w:rPr>
         <w:t>2</w:t>
       </w:r>
       <w:r>
         <w:rPr>
-          <w:rFonts w:ascii="Times New Roman" w:eastAsia="Times New Roman" w:hAnsi="Times New Roman" w:cs="Times New Roman"/>
-          <w:sz w:val="26"/>
-          <w:szCs w:val="26"/>
-          <w:lang w:eastAsia="en-GB"/>
-        </w:rPr>
+          <w:lang w:val="en-US"/>
+        </w:rPr>
+        <w:t>,9</w:t>
+      </w:r>
+      <w:r>
         <w:t>]. Despite its economic significance, the industry has historically lagged behind other sectors in the adoption of digital technologies, remaining heavily reliant on manual processes for site supervision, labour management, and progress reporting [</w:t>
       </w:r>
       <w:r>
         <w:rPr>
-          <w:rFonts w:ascii="Times New Roman" w:eastAsia="Times New Roman" w:hAnsi="Times New Roman" w:cs="Times New Roman"/>
-          <w:sz w:val="26"/>
-          <w:szCs w:val="26"/>
-          <w:lang w:val="en-US" w:eastAsia="en-GB"/>
+          <w:lang w:val="en-US"/>
         </w:rPr>
         <w:t>3,4</w:t>
       </w:r>
       <w:r>
-        <w:rPr>
-          <w:rFonts w:ascii="Times New Roman" w:eastAsia="Times New Roman" w:hAnsi="Times New Roman" w:cs="Times New Roman"/>
-          <w:sz w:val="26"/>
-          <w:szCs w:val="26"/>
-          <w:lang w:eastAsia="en-GB"/>
-        </w:rPr>
         <w:t>]. This reliance on traditional methods has contributed to persistent challenges including cost overruns, schedule delays, safety incidents, and information asymmetry between site managers, contractors, and project investors.</w:t>
       </w:r>
     </w:p>
     <w:p>
       <w:pPr>
         <w:spacing w:before="100" w:beforeAutospacing="1" w:after="100" w:afterAutospacing="1"/>
-        <w:rPr>
-          <w:rFonts w:ascii="Times New Roman" w:eastAsia="Times New Roman" w:hAnsi="Times New Roman" w:cs="Times New Roman"/>
-          <w:sz w:val="26"/>
-          <w:szCs w:val="26"/>
-          <w:lang w:eastAsia="en-GB"/>
-        </w:rPr>
-      </w:pPr>
-      <w:r>
-        <w:rPr>
-          <w:rFonts w:ascii="Times New Roman" w:eastAsia="Times New Roman" w:hAnsi="Times New Roman" w:cs="Times New Roman"/>
-          <w:sz w:val="26"/>
-          <w:szCs w:val="26"/>
-          <w:lang w:eastAsia="en-GB"/>
-        </w:rPr>
+      </w:pPr>
+      <w:r>
         <w:t>The emergence of the Internet of Things (IoT), artificial intelligence (AI), and edge computing has begun to transform how industrial environments are monitored and managed. In manufacturing, smart factories leverage sensor networks and machine vision to achieve near-zero defect rates and continuous operational visibility [</w:t>
       </w:r>
       <w:r>
         <w:rPr>
-          <w:rFonts w:ascii="Times New Roman" w:eastAsia="Times New Roman" w:hAnsi="Times New Roman" w:cs="Times New Roman"/>
-          <w:sz w:val="26"/>
-          <w:szCs w:val="26"/>
-          <w:lang w:val="en-US" w:eastAsia="en-GB"/>
+          <w:lang w:val="en-US"/>
         </w:rPr>
         <w:t>5</w:t>
       </w:r>
       <w:r>
-        <w:rPr>
-          <w:rFonts w:ascii="Times New Roman" w:eastAsia="Times New Roman" w:hAnsi="Times New Roman" w:cs="Times New Roman"/>
-          <w:sz w:val="26"/>
-          <w:szCs w:val="26"/>
-          <w:lang w:eastAsia="en-GB"/>
-        </w:rPr>
         <w:t>]. In logistics, GPS telematics and automated reporting have reduced fleet costs and improved asset utilisation [</w:t>
       </w:r>
       <w:r>
         <w:rPr>
-          <w:rFonts w:ascii="Times New Roman" w:eastAsia="Times New Roman" w:hAnsi="Times New Roman" w:cs="Times New Roman"/>
-          <w:sz w:val="26"/>
-          <w:szCs w:val="26"/>
-          <w:lang w:val="en-US" w:eastAsia="en-GB"/>
+          <w:lang w:val="en-US"/>
         </w:rPr>
         <w:t>6</w:t>
       </w:r>
       <w:r>
-        <w:rPr>
-          <w:rFonts w:ascii="Times New Roman" w:eastAsia="Times New Roman" w:hAnsi="Times New Roman" w:cs="Times New Roman"/>
-          <w:sz w:val="26"/>
-          <w:szCs w:val="26"/>
-          <w:lang w:eastAsia="en-GB"/>
-        </w:rPr>
         <w:t>]. The construction industry, however, has been slow to integrate these capabilities at the site level, particularly in emerging markets where the cost of proprietary enterprise solutions remains prohibitive.</w:t>
       </w:r>
     </w:p>
     <w:p>
       <w:pPr>
         <w:spacing w:before="100" w:beforeAutospacing="1" w:after="100" w:afterAutospacing="1"/>
-        <w:rPr>
-          <w:rFonts w:ascii="Times New Roman" w:eastAsia="Times New Roman" w:hAnsi="Times New Roman" w:cs="Times New Roman"/>
-          <w:sz w:val="26"/>
-          <w:szCs w:val="26"/>
-          <w:lang w:eastAsia="en-GB"/>
-        </w:rPr>
-      </w:pPr>
-      <w:r>
-        <w:rPr>
-          <w:rFonts w:ascii="Times New Roman" w:eastAsia="Times New Roman" w:hAnsi="Times New Roman" w:cs="Times New Roman"/>
-          <w:sz w:val="26"/>
-          <w:szCs w:val="26"/>
-          <w:lang w:eastAsia="en-GB"/>
-        </w:rPr>
+      </w:pPr>
+      <w:r>
         <w:t>Computer vision — a subfield of artificial intelligence concerned with enabling machines to interpret visual data — has demonstrated significant capability in construction contexts. Object detection models such as YOLO (You Only Look Once) have been applied to construction site footage to identify workers, detect personal protective equipment (PPE) violations, and track machinery movements in real time [</w:t>
       </w:r>
       <w:r>
         <w:rPr>
-          <w:rFonts w:ascii="Times New Roman" w:eastAsia="Times New Roman" w:hAnsi="Times New Roman" w:cs="Times New Roman"/>
-          <w:sz w:val="26"/>
-          <w:szCs w:val="26"/>
-          <w:lang w:val="en-US" w:eastAsia="en-GB"/>
+          <w:lang w:val="en-US"/>
         </w:rPr>
         <w:t>7</w:t>
       </w:r>
       <w:r>
-        <w:rPr>
-          <w:rFonts w:ascii="Times New Roman" w:eastAsia="Times New Roman" w:hAnsi="Times New Roman" w:cs="Times New Roman"/>
-          <w:sz w:val="26"/>
-          <w:szCs w:val="26"/>
-          <w:lang w:eastAsia="en-GB"/>
-        </w:rPr>
         <w:t>]. These capabilities, combined with advances in Bluetooth Low Energy (BLE) positioning, GPS telematics, and large language model (LLM) reasoning, present an opportunity to develop an integrated, AI-powered site management platform that addresses the visibility and accountability gaps currently facing construction site managers and investors.</w:t>
       </w:r>
     </w:p>
     <w:p>
       <w:pPr>
         <w:spacing w:before="100" w:beforeAutospacing="1" w:after="100" w:afterAutospacing="1"/>
-        <w:rPr>
-          <w:rFonts w:ascii="Times New Roman" w:eastAsia="Times New Roman" w:hAnsi="Times New Roman" w:cs="Times New Roman"/>
-          <w:sz w:val="26"/>
-          <w:szCs w:val="26"/>
-          <w:lang w:eastAsia="en-GB"/>
-        </w:rPr>
-      </w:pPr>
-      <w:r>
-        <w:rPr>
-          <w:rFonts w:ascii="Times New Roman" w:eastAsia="Times New Roman" w:hAnsi="Times New Roman" w:cs="Times New Roman"/>
-          <w:sz w:val="26"/>
-          <w:szCs w:val="26"/>
-          <w:lang w:eastAsia="en-GB"/>
-        </w:rPr>
+      </w:pPr>
+      <w:r>
         <w:t>This project proposes the Construction Site Management System (CSMS), an integrated software platform that unifies IP camera analytics, AI-powered object detection, worker biometric tracking, BLE-based positioning, GPS asset telemetry, and an agentic AI advisor into a single operational dashboard. CSMS is designed to give site managers and investors real-time, data-driven visibility across every operational dimension of a live construction site, from individual worker PPE compliance to machinery fuel consumption and project completion trajectory.</w:t>
       </w:r>
     </w:p>
-    <w:p>
-      <w:pPr>
-        <w:rPr>
-          <w:rFonts w:ascii="Times New Roman" w:eastAsia="Times New Roman" w:hAnsi="Times New Roman" w:cs="Times New Roman"/>
-          <w:lang w:eastAsia="en-GB"/>
-        </w:rPr>
-      </w:pPr>
-    </w:p>
+    <w:p/>
     <w:p>
       <w:pPr>
         <w:pStyle w:val="Heading3"/>
@@ -775,7 +689,6 @@
           <w:color w:val="000000" w:themeColor="text1"/>
           <w:sz w:val="28"/>
           <w:szCs w:val="28"/>
-          <w:lang w:eastAsia="en-GB"/>
         </w:rPr>
       </w:pPr>
       <w:r>
@@ -786,98 +699,57 @@
           <w:color w:val="000000" w:themeColor="text1"/>
           <w:sz w:val="28"/>
           <w:szCs w:val="28"/>
-          <w:lang w:eastAsia="en-GB"/>
-        </w:rPr>
+        </w:rPr>
+        <w:t>1.2 Problem Statement</w:t>
+      </w:r>
+    </w:p>
+    <w:p>
+      <w:pPr>
+        <w:spacing w:before="100" w:beforeAutospacing="1" w:after="100" w:afterAutospacing="1"/>
+      </w:pPr>
+      <w:r>
+        <w:t xml:space="preserve">Construction project management in Kenya and across sub-Saharan Africa faces systemic challenges rooted in limited real-time site visibility. According to the Kenya National Construction Authority, a significant proportion of construction projects experience cost overruns and schedule delays attributable to poor site supervision, inadequate labour tracking, </w:t>
+      </w:r>
+      <w:r>
         <w:lastRenderedPageBreak/>
-        <w:t>1.2 Problem Statement</w:t>
-      </w:r>
-    </w:p>
-    <w:p>
-      <w:pPr>
-        <w:spacing w:before="100" w:beforeAutospacing="1" w:after="100" w:afterAutospacing="1"/>
-        <w:rPr>
-          <w:rFonts w:ascii="Times New Roman" w:eastAsia="Times New Roman" w:hAnsi="Times New Roman" w:cs="Times New Roman"/>
+        <w:t>and inefficient machinery utilisation [</w:t>
+      </w:r>
+      <w:r>
+        <w:rPr>
+          <w:lang w:val="en-US"/>
+        </w:rPr>
+        <w:t>8</w:t>
+      </w:r>
+      <w:r>
+        <w:t>]. Site managers are frequently required to physically traverse large sites to verify worker attendance, assess task progress, and confirm asset locations — a time-intensive process that scales poorly with project size and complexity.</w:t>
+      </w:r>
+    </w:p>
+    <w:p>
+      <w:pPr>
+        <w:spacing w:before="100" w:beforeAutospacing="1" w:after="100" w:afterAutospacing="1"/>
+      </w:pPr>
+      <w:r>
+        <w:t>Current site management tools, where they exist, tend to be siloed. Attendance is recorded manually or through standalone biometric systems that do not integrate with site activity data. Machinery location and fuel consumption are tracked, if at all, through driver logbooks susceptible to human error and deliberate falsification. Video surveillance, where installed, provides raw footage with no analytical capability, requiring manual review to extract actionable information. Investors and project owners receive progress information through periodic written reports, providing no mechanism for independent verification of claims made by site management.</w:t>
+      </w:r>
+    </w:p>
+    <w:p>
+      <w:pPr>
+        <w:spacing w:before="100" w:beforeAutospacing="1" w:after="100" w:afterAutospacing="1"/>
+      </w:pPr>
+      <w:r>
+        <w:t>This fragmentation of data across incompatible systems creates an environment where decisions are made on incomplete or delayed information, where subcontractor billing cannot be objectively verified, and where safety violations and asset misuse may go undetected for extended periods. There is therefore a need for an integrated, AI-powered construction site management platform capable of aggregating data from multiple hardware sources — cameras, biometric terminals, BLE scanners, and GPS telematic devices — into a unified, real-time operational dashboard that supports informed decision-making at every level of project management.</w:t>
+      </w:r>
+    </w:p>
+    <w:p>
+      <w:pPr>
+        <w:spacing w:before="100" w:beforeAutospacing="1" w:after="100" w:afterAutospacing="1"/>
+        <w:rPr>
           <w:sz w:val="26"/>
           <w:szCs w:val="26"/>
-          <w:lang w:eastAsia="en-GB"/>
-        </w:rPr>
-      </w:pPr>
-      <w:r>
-        <w:rPr>
-          <w:rFonts w:ascii="Times New Roman" w:eastAsia="Times New Roman" w:hAnsi="Times New Roman" w:cs="Times New Roman"/>
-          <w:sz w:val="26"/>
-          <w:szCs w:val="26"/>
-          <w:lang w:eastAsia="en-GB"/>
-        </w:rPr>
-        <w:t>Construction project management in Kenya and across sub-Saharan Africa faces systemic challenges rooted in limited real-time site visibility. According to the Kenya National Construction Authority, a significant proportion of construction projects experience cost overruns and schedule delays attributable to poor site supervision, inadequate labour tracking, and inefficient machinery utilisation [</w:t>
-      </w:r>
-      <w:r>
-        <w:rPr>
-          <w:rFonts w:ascii="Times New Roman" w:eastAsia="Times New Roman" w:hAnsi="Times New Roman" w:cs="Times New Roman"/>
-          <w:sz w:val="26"/>
-          <w:szCs w:val="26"/>
-          <w:lang w:val="en-US" w:eastAsia="en-GB"/>
-        </w:rPr>
-        <w:t>8</w:t>
-      </w:r>
-      <w:r>
-        <w:rPr>
-          <w:rFonts w:ascii="Times New Roman" w:eastAsia="Times New Roman" w:hAnsi="Times New Roman" w:cs="Times New Roman"/>
-          <w:sz w:val="26"/>
-          <w:szCs w:val="26"/>
-          <w:lang w:eastAsia="en-GB"/>
-        </w:rPr>
-        <w:t>]. Site managers are frequently required to physically traverse large sites to verify worker attendance, assess task progress, and confirm asset locations — a time-intensive process that scales poorly with project size and complexity.</w:t>
-      </w:r>
-    </w:p>
-    <w:p>
-      <w:pPr>
-        <w:spacing w:before="100" w:beforeAutospacing="1" w:after="100" w:afterAutospacing="1"/>
-        <w:rPr>
-          <w:rFonts w:ascii="Times New Roman" w:eastAsia="Times New Roman" w:hAnsi="Times New Roman" w:cs="Times New Roman"/>
-          <w:sz w:val="26"/>
-          <w:szCs w:val="26"/>
-          <w:lang w:eastAsia="en-GB"/>
-        </w:rPr>
-      </w:pPr>
-      <w:r>
-        <w:rPr>
-          <w:rFonts w:ascii="Times New Roman" w:eastAsia="Times New Roman" w:hAnsi="Times New Roman" w:cs="Times New Roman"/>
-          <w:sz w:val="26"/>
-          <w:szCs w:val="26"/>
-          <w:lang w:eastAsia="en-GB"/>
-        </w:rPr>
-        <w:t>Current site management tools, where they exist, tend to be siloed. Attendance is recorded manually or through standalone biometric systems that do not integrate with site activity data. Machinery location and fuel consumption are tracked, if at all, through driver logbooks susceptible to human error and deliberate falsification. Video surveillance, where installed, provides raw footage with no analytical capability, requiring manual review to extract actionable information. Investors and project owners receive progress information through periodic written reports, providing no mechanism for independent verification of claims made by site management.</w:t>
-      </w:r>
-    </w:p>
-    <w:p>
-      <w:pPr>
-        <w:spacing w:before="100" w:beforeAutospacing="1" w:after="100" w:afterAutospacing="1"/>
-        <w:rPr>
-          <w:rFonts w:ascii="Times New Roman" w:eastAsia="Times New Roman" w:hAnsi="Times New Roman" w:cs="Times New Roman"/>
-          <w:sz w:val="26"/>
-          <w:szCs w:val="26"/>
-          <w:lang w:eastAsia="en-GB"/>
-        </w:rPr>
-      </w:pPr>
-      <w:r>
-        <w:rPr>
-          <w:rFonts w:ascii="Times New Roman" w:eastAsia="Times New Roman" w:hAnsi="Times New Roman" w:cs="Times New Roman"/>
-          <w:sz w:val="26"/>
-          <w:szCs w:val="26"/>
-          <w:lang w:eastAsia="en-GB"/>
-        </w:rPr>
-        <w:t>This fragmentation of data across incompatible systems creates an environment where decisions are made on incomplete or delayed information, where subcontractor billing cannot be objectively verified, and where safety violations and asset misuse may go undetected for extended periods. There is therefore a need for an integrated, AI-powered construction site management platform capable of aggregating data from multiple hardware sources — cameras, biometric terminals, BLE scanners, and GPS telematic devices — into a unified, real-time operational dashboard that supports informed decision-making at every level of project management.</w:t>
-      </w:r>
-    </w:p>
-    <w:p>
-      <w:pPr>
-        <w:rPr>
-          <w:rFonts w:ascii="Times New Roman" w:eastAsia="Times New Roman" w:hAnsi="Times New Roman" w:cs="Times New Roman"/>
-          <w:lang w:eastAsia="en-GB"/>
-        </w:rPr>
-      </w:pPr>
-    </w:p>
+        </w:rPr>
+      </w:pPr>
+    </w:p>
+    <w:p/>
     <w:p>
       <w:pPr>
         <w:pStyle w:val="Heading3"/>
@@ -888,7 +760,6 @@
           <w:color w:val="000000" w:themeColor="text1"/>
           <w:sz w:val="28"/>
           <w:szCs w:val="28"/>
-          <w:lang w:eastAsia="en-GB"/>
         </w:rPr>
       </w:pPr>
       <w:r>
@@ -899,7 +770,6 @@
           <w:color w:val="000000" w:themeColor="text1"/>
           <w:sz w:val="28"/>
           <w:szCs w:val="28"/>
-          <w:lang w:eastAsia="en-GB"/>
         </w:rPr>
         <w:t>1.3 Objectives</w:t>
       </w:r>
@@ -911,7 +781,6 @@
           <w:rFonts w:eastAsia="Times New Roman"/>
           <w:b/>
           <w:bCs/>
-          <w:lang w:eastAsia="en-GB"/>
         </w:rPr>
       </w:pPr>
       <w:r>
@@ -919,7 +788,6 @@
           <w:rFonts w:eastAsia="Times New Roman"/>
           <w:b/>
           <w:bCs/>
-          <w:lang w:eastAsia="en-GB"/>
         </w:rPr>
         <w:t>1.3.1 General Objective</w:t>
       </w:r>
@@ -927,20 +795,8 @@
     <w:p>
       <w:pPr>
         <w:spacing w:before="100" w:beforeAutospacing="1" w:after="100" w:afterAutospacing="1"/>
-        <w:rPr>
-          <w:rFonts w:ascii="Times New Roman" w:eastAsia="Times New Roman" w:hAnsi="Times New Roman" w:cs="Times New Roman"/>
-          <w:sz w:val="26"/>
-          <w:szCs w:val="26"/>
-          <w:lang w:eastAsia="en-GB"/>
-        </w:rPr>
-      </w:pPr>
-      <w:r>
-        <w:rPr>
-          <w:rFonts w:ascii="Times New Roman" w:eastAsia="Times New Roman" w:hAnsi="Times New Roman" w:cs="Times New Roman"/>
-          <w:sz w:val="26"/>
-          <w:szCs w:val="26"/>
-          <w:lang w:eastAsia="en-GB"/>
-        </w:rPr>
+      </w:pPr>
+      <w:r>
         <w:t>To design and develop an integrated AI-powered construction site management system (CSMS) that provides real-time visibility into worker activity, asset utilisation, site safety compliance, and project progress through the convergence of computer vision, IoT sensor fusion, and large language model reasoning.</w:t>
       </w:r>
     </w:p>
@@ -951,7 +807,6 @@
           <w:rFonts w:eastAsia="Times New Roman"/>
           <w:b/>
           <w:bCs/>
-          <w:lang w:eastAsia="en-GB"/>
         </w:rPr>
       </w:pPr>
       <w:r>
@@ -959,7 +814,6 @@
           <w:rFonts w:eastAsia="Times New Roman"/>
           <w:b/>
           <w:bCs/>
-          <w:lang w:eastAsia="en-GB"/>
         </w:rPr>
         <w:t>1.3.2 Specific Objectives</w:t>
       </w:r>
@@ -971,20 +825,8 @@
           <w:numId w:val="1"/>
         </w:numPr>
         <w:spacing w:before="100" w:beforeAutospacing="1" w:after="100" w:afterAutospacing="1"/>
-        <w:rPr>
-          <w:rFonts w:ascii="Times New Roman" w:eastAsia="Times New Roman" w:hAnsi="Times New Roman" w:cs="Times New Roman"/>
-          <w:sz w:val="26"/>
-          <w:szCs w:val="26"/>
-          <w:lang w:eastAsia="en-GB"/>
-        </w:rPr>
-      </w:pPr>
-      <w:r>
-        <w:rPr>
-          <w:rFonts w:ascii="Times New Roman" w:eastAsia="Times New Roman" w:hAnsi="Times New Roman" w:cs="Times New Roman"/>
-          <w:sz w:val="26"/>
-          <w:szCs w:val="26"/>
-          <w:lang w:eastAsia="en-GB"/>
-        </w:rPr>
+      </w:pPr>
+      <w:r>
         <w:t>To implement a real-time AI video analytics pipeline using a YOLO-based object detection model capable of identifying workers, machinery, site vehicles, and PPE violations from live IP camera feeds deployed on a central site mast.</w:t>
       </w:r>
     </w:p>
@@ -995,21 +837,8 @@
           <w:numId w:val="1"/>
         </w:numPr>
         <w:spacing w:before="100" w:beforeAutospacing="1" w:after="100" w:afterAutospacing="1"/>
-        <w:rPr>
-          <w:rFonts w:ascii="Times New Roman" w:eastAsia="Times New Roman" w:hAnsi="Times New Roman" w:cs="Times New Roman"/>
-          <w:sz w:val="26"/>
-          <w:szCs w:val="26"/>
-          <w:lang w:eastAsia="en-GB"/>
-        </w:rPr>
-      </w:pPr>
-      <w:r>
-        <w:rPr>
-          <w:rFonts w:ascii="Times New Roman" w:eastAsia="Times New Roman" w:hAnsi="Times New Roman" w:cs="Times New Roman"/>
-          <w:sz w:val="26"/>
-          <w:szCs w:val="26"/>
-          <w:lang w:eastAsia="en-GB"/>
-        </w:rPr>
-        <w:lastRenderedPageBreak/>
+      </w:pPr>
+      <w:r>
         <w:t>To develop a worker management module integrating biometric fingerprint clock-in/clock-out with BLE beacon-based indoor positioning to provide real-time worker location tracking and automated attendance records.</w:t>
       </w:r>
     </w:p>
@@ -1020,20 +849,8 @@
           <w:numId w:val="1"/>
         </w:numPr>
         <w:spacing w:before="100" w:beforeAutospacing="1" w:after="100" w:afterAutospacing="1"/>
-        <w:rPr>
-          <w:rFonts w:ascii="Times New Roman" w:eastAsia="Times New Roman" w:hAnsi="Times New Roman" w:cs="Times New Roman"/>
-          <w:sz w:val="26"/>
-          <w:szCs w:val="26"/>
-          <w:lang w:eastAsia="en-GB"/>
-        </w:rPr>
-      </w:pPr>
-      <w:r>
-        <w:rPr>
-          <w:rFonts w:ascii="Times New Roman" w:eastAsia="Times New Roman" w:hAnsi="Times New Roman" w:cs="Times New Roman"/>
-          <w:sz w:val="26"/>
-          <w:szCs w:val="26"/>
-          <w:lang w:eastAsia="en-GB"/>
-        </w:rPr>
+      </w:pPr>
+      <w:r>
         <w:t>To implement an asset tracking module that aggregates GPS telematics data from site vehicles and machinery to provide live location monitoring, fuel consumption analytics, and engine status reporting.</w:t>
       </w:r>
     </w:p>
@@ -1044,20 +861,8 @@
           <w:numId w:val="1"/>
         </w:numPr>
         <w:spacing w:before="100" w:beforeAutospacing="1" w:after="100" w:afterAutospacing="1"/>
-        <w:rPr>
-          <w:rFonts w:ascii="Times New Roman" w:eastAsia="Times New Roman" w:hAnsi="Times New Roman" w:cs="Times New Roman"/>
-          <w:sz w:val="26"/>
-          <w:szCs w:val="26"/>
-          <w:lang w:eastAsia="en-GB"/>
-        </w:rPr>
-      </w:pPr>
-      <w:r>
-        <w:rPr>
-          <w:rFonts w:ascii="Times New Roman" w:eastAsia="Times New Roman" w:hAnsi="Times New Roman" w:cs="Times New Roman"/>
-          <w:sz w:val="26"/>
-          <w:szCs w:val="26"/>
-          <w:lang w:eastAsia="en-GB"/>
-        </w:rPr>
+      </w:pPr>
+      <w:r>
         <w:t>To develop an agentic AI site advisor powered by a LangGraph workflow architecture that interfaces with CSMS data sources to answer natural language queries, generate automated daily site reports, and proactively surface operational anomalies.</w:t>
       </w:r>
     </w:p>
@@ -1068,20 +873,9 @@
           <w:numId w:val="1"/>
         </w:numPr>
         <w:spacing w:before="100" w:beforeAutospacing="1" w:after="100" w:afterAutospacing="1"/>
-        <w:rPr>
-          <w:rFonts w:ascii="Times New Roman" w:eastAsia="Times New Roman" w:hAnsi="Times New Roman" w:cs="Times New Roman"/>
-          <w:sz w:val="26"/>
-          <w:szCs w:val="26"/>
-          <w:lang w:eastAsia="en-GB"/>
-        </w:rPr>
-      </w:pPr>
-      <w:r>
-        <w:rPr>
-          <w:rFonts w:ascii="Times New Roman" w:eastAsia="Times New Roman" w:hAnsi="Times New Roman" w:cs="Times New Roman"/>
-          <w:sz w:val="26"/>
-          <w:szCs w:val="26"/>
-          <w:lang w:eastAsia="en-GB"/>
-        </w:rPr>
+      </w:pPr>
+      <w:r>
+        <w:lastRenderedPageBreak/>
         <w:t>To implement a site progress documentation module that maintains a chronological photographic record of site development and overlays architectural plans onto current site imagery to support completion date prediction and schedule compliance tracking.</w:t>
       </w:r>
     </w:p>
@@ -1092,28 +886,16 @@
           <w:numId w:val="1"/>
         </w:numPr>
         <w:spacing w:before="100" w:beforeAutospacing="1" w:after="100" w:afterAutospacing="1"/>
-        <w:rPr>
-          <w:rFonts w:ascii="Times New Roman" w:eastAsia="Times New Roman" w:hAnsi="Times New Roman" w:cs="Times New Roman"/>
-          <w:sz w:val="26"/>
-          <w:szCs w:val="26"/>
-          <w:lang w:eastAsia="en-GB"/>
-        </w:rPr>
-      </w:pPr>
-      <w:r>
-        <w:rPr>
-          <w:rFonts w:ascii="Times New Roman" w:eastAsia="Times New Roman" w:hAnsi="Times New Roman" w:cs="Times New Roman"/>
-          <w:sz w:val="26"/>
-          <w:szCs w:val="26"/>
-          <w:lang w:eastAsia="en-GB"/>
-        </w:rPr>
+      </w:pPr>
+      <w:r>
         <w:t>To deploy the system on an edge computing architecture that ensures core analytical functions remain operational during internet outages, with cloud synchronisation for remote dashboard access by investors and project owners.</w:t>
       </w:r>
     </w:p>
     <w:p>
       <w:pPr>
         <w:rPr>
-          <w:rFonts w:ascii="Times New Roman" w:eastAsia="Times New Roman" w:hAnsi="Times New Roman" w:cs="Times New Roman"/>
-          <w:lang w:eastAsia="en-GB"/>
+          <w:sz w:val="22"/>
+          <w:szCs w:val="22"/>
         </w:rPr>
       </w:pPr>
     </w:p>
@@ -1127,7 +909,6 @@
           <w:color w:val="000000" w:themeColor="text1"/>
           <w:sz w:val="28"/>
           <w:szCs w:val="28"/>
-          <w:lang w:eastAsia="en-GB"/>
         </w:rPr>
       </w:pPr>
       <w:r>
@@ -1138,7 +919,6 @@
           <w:color w:val="000000" w:themeColor="text1"/>
           <w:sz w:val="28"/>
           <w:szCs w:val="28"/>
-          <w:lang w:eastAsia="en-GB"/>
         </w:rPr>
         <w:t>1.4 Scope of the System</w:t>
       </w:r>
@@ -1146,73 +926,42 @@
     <w:p>
       <w:pPr>
         <w:spacing w:before="100" w:beforeAutospacing="1" w:after="100" w:afterAutospacing="1"/>
-        <w:rPr>
-          <w:rFonts w:ascii="Times New Roman" w:eastAsia="Times New Roman" w:hAnsi="Times New Roman" w:cs="Times New Roman"/>
-          <w:sz w:val="26"/>
-          <w:szCs w:val="26"/>
-          <w:lang w:eastAsia="en-GB"/>
-        </w:rPr>
-      </w:pPr>
-      <w:r>
-        <w:rPr>
-          <w:rFonts w:ascii="Times New Roman" w:eastAsia="Times New Roman" w:hAnsi="Times New Roman" w:cs="Times New Roman"/>
+      </w:pPr>
+      <w:r>
+        <w:rPr>
           <w:i/>
           <w:iCs/>
-          <w:sz w:val="26"/>
-          <w:szCs w:val="26"/>
-          <w:lang w:eastAsia="en-GB"/>
         </w:rPr>
         <w:t>In-Scope:</w:t>
       </w:r>
       <w:r>
-        <w:rPr>
-          <w:rFonts w:ascii="Times New Roman" w:eastAsia="Times New Roman" w:hAnsi="Times New Roman" w:cs="Times New Roman"/>
-          <w:sz w:val="26"/>
-          <w:szCs w:val="26"/>
-          <w:lang w:eastAsia="en-GB"/>
-        </w:rPr>
         <w:t xml:space="preserve"> Real-time and recorded video feed management from up to six IP cameras. AI-powered object detection and PPE compliance monitoring. Biometric worker clock-in/out and BLE-based site positioning. GPS and telematic data ingestion for site vehicles and heavy machinery. RFID gate monitoring for asset entry and exit. Natural language site advisor with access to live operational data. Site progress photo documentation and completion prediction. Role-based dashboard access for site managers, investors, and administrators.</w:t>
       </w:r>
     </w:p>
     <w:p>
       <w:pPr>
         <w:spacing w:before="100" w:beforeAutospacing="1" w:after="100" w:afterAutospacing="1"/>
-        <w:rPr>
-          <w:rFonts w:ascii="Times New Roman" w:eastAsia="Times New Roman" w:hAnsi="Times New Roman" w:cs="Times New Roman"/>
-          <w:sz w:val="26"/>
-          <w:szCs w:val="26"/>
-          <w:lang w:eastAsia="en-GB"/>
-        </w:rPr>
-      </w:pPr>
-      <w:r>
-        <w:rPr>
-          <w:rFonts w:ascii="Times New Roman" w:eastAsia="Times New Roman" w:hAnsi="Times New Roman" w:cs="Times New Roman"/>
+      </w:pPr>
+      <w:r>
+        <w:rPr>
           <w:i/>
           <w:iCs/>
-          <w:sz w:val="26"/>
-          <w:szCs w:val="26"/>
-          <w:lang w:eastAsia="en-GB"/>
         </w:rPr>
         <w:t>Out-of-Scope:</w:t>
       </w:r>
       <w:r>
-        <w:rPr>
-          <w:rFonts w:ascii="Times New Roman" w:eastAsia="Times New Roman" w:hAnsi="Times New Roman" w:cs="Times New Roman"/>
-          <w:sz w:val="26"/>
-          <w:szCs w:val="26"/>
-          <w:lang w:eastAsia="en-GB"/>
-        </w:rPr>
         <w:t xml:space="preserve"> Financial accounting and payroll processing beyond attendance hour verification. Supply chain management and material procurement. Structural engineering calculations or BIM model authoring. HR functions beyond site attendance and zone activity tracking. Multi-site centralised management (single site deployment in this phase).</w:t>
       </w:r>
     </w:p>
-    <w:p>
-      <w:pPr>
-        <w:rPr>
-          <w:rFonts w:ascii="Times New Roman" w:eastAsia="Times New Roman" w:hAnsi="Times New Roman" w:cs="Times New Roman"/>
-          <w:lang w:eastAsia="en-GB"/>
-        </w:rPr>
-      </w:pPr>
-    </w:p>
+    <w:p/>
+    <w:p/>
+    <w:p/>
+    <w:p/>
+    <w:p/>
+    <w:p/>
+    <w:p/>
+    <w:p/>
+    <w:p/>
     <w:p>
       <w:pPr>
         <w:pStyle w:val="Heading3"/>
@@ -1238,678 +987,4261 @@
     <w:p>
       <w:pPr>
         <w:spacing w:before="100" w:beforeAutospacing="1" w:after="100" w:afterAutospacing="1"/>
-        <w:rPr>
-          <w:rFonts w:ascii="Times New Roman" w:eastAsia="Times New Roman" w:hAnsi="Times New Roman" w:cs="Times New Roman"/>
+      </w:pPr>
+      <w:r>
+        <w:t>Construction site management in its current form is information-poor and intervention-reactive. CSMS is justified on four grounds.</w:t>
+      </w:r>
+    </w:p>
+    <w:p>
+      <w:pPr>
+        <w:spacing w:before="100" w:beforeAutospacing="1" w:after="100" w:afterAutospacing="1"/>
+      </w:pPr>
+      <w:r>
+        <w:t>First, operational efficiency — by providing site managers with a real-time unified view of worker distribution, machinery status, and task progress, CSMS enables proactive reallocation of resources before delays compound into schedule overruns rather than after.</w:t>
+      </w:r>
+    </w:p>
+    <w:p>
+      <w:pPr>
+        <w:spacing w:before="100" w:beforeAutospacing="1" w:after="100" w:afterAutospacing="1"/>
+      </w:pPr>
+      <w:r>
+        <w:t>Second, financial accountability — the system provides objective, timestamped records of worker zone occupancy and asset utilisation that can be used to verify subcontractor billing claims, reducing disputes and preventing fraudulent invoicing.</w:t>
+      </w:r>
+    </w:p>
+    <w:p>
+      <w:pPr>
+        <w:spacing w:before="100" w:beforeAutospacing="1" w:after="100" w:afterAutospacing="1"/>
+      </w:pPr>
+      <w:r>
+        <w:t>Third, safety and security — continuous AI-monitored video coverage deters theft and vandalism during off-hours, while real-time PPE violation detection reduces the risk of workplace injuries whose costs — financial, legal, and human — far exceed the cost of the monitoring system itself.</w:t>
+      </w:r>
+    </w:p>
+    <w:p>
+      <w:pPr>
+        <w:spacing w:before="100" w:beforeAutospacing="1" w:after="100" w:afterAutospacing="1"/>
+        <w:rPr>
           <w:sz w:val="26"/>
           <w:szCs w:val="26"/>
-          <w:lang w:eastAsia="en-GB"/>
-        </w:rPr>
-      </w:pPr>
-      <w:r>
-        <w:rPr>
-          <w:rFonts w:ascii="Times New Roman" w:eastAsia="Times New Roman" w:hAnsi="Times New Roman" w:cs="Times New Roman"/>
+        </w:rPr>
+      </w:pPr>
+      <w:r>
+        <w:lastRenderedPageBreak/>
+        <w:t>Fourth, investor confidence — remote, real-time access to site progress data and AI-generated reports provides investors with independent verification of project status, reducing information asymmetry and building trust in project management</w:t>
+      </w:r>
+      <w:r>
+        <w:rPr>
           <w:sz w:val="26"/>
           <w:szCs w:val="26"/>
-          <w:lang w:eastAsia="en-GB"/>
-        </w:rPr>
-        <w:t>Construction site management in its current form is information-poor and intervention-reactive. CSMS is justified on four grounds.</w:t>
-      </w:r>
-    </w:p>
-    <w:p>
-      <w:pPr>
-        <w:spacing w:before="100" w:beforeAutospacing="1" w:after="100" w:afterAutospacing="1"/>
-        <w:rPr>
-          <w:rFonts w:ascii="Times New Roman" w:eastAsia="Times New Roman" w:hAnsi="Times New Roman" w:cs="Times New Roman"/>
+        </w:rPr>
+        <w:t>.</w:t>
+      </w:r>
+    </w:p>
+    <w:p>
+      <w:pPr>
+        <w:rPr>
+          <w:b/>
+          <w:bCs/>
+          <w:sz w:val="32"/>
+          <w:szCs w:val="32"/>
+          <w:lang w:val="en-US"/>
+        </w:rPr>
+      </w:pPr>
+    </w:p>
+    <w:p>
+      <w:pPr>
+        <w:rPr>
+          <w:b/>
+          <w:bCs/>
+          <w:sz w:val="32"/>
+          <w:szCs w:val="32"/>
+          <w:lang w:val="en-US"/>
+        </w:rPr>
+      </w:pPr>
+    </w:p>
+    <w:p>
+      <w:pPr>
+        <w:rPr>
+          <w:b/>
+          <w:bCs/>
+          <w:sz w:val="32"/>
+          <w:szCs w:val="32"/>
+          <w:lang w:val="en-US"/>
+        </w:rPr>
+      </w:pPr>
+    </w:p>
+    <w:p>
+      <w:pPr>
+        <w:rPr>
+          <w:b/>
+          <w:bCs/>
+          <w:sz w:val="32"/>
+          <w:szCs w:val="32"/>
+          <w:lang w:val="en-US"/>
+        </w:rPr>
+      </w:pPr>
+    </w:p>
+    <w:p>
+      <w:pPr>
+        <w:rPr>
+          <w:b/>
+          <w:bCs/>
+          <w:sz w:val="32"/>
+          <w:szCs w:val="32"/>
+          <w:lang w:val="en-US"/>
+        </w:rPr>
+      </w:pPr>
+    </w:p>
+    <w:p>
+      <w:pPr>
+        <w:rPr>
+          <w:b/>
+          <w:bCs/>
+          <w:sz w:val="32"/>
+          <w:szCs w:val="32"/>
+          <w:lang w:val="en-US"/>
+        </w:rPr>
+      </w:pPr>
+    </w:p>
+    <w:p>
+      <w:pPr>
+        <w:rPr>
+          <w:b/>
+          <w:bCs/>
+          <w:sz w:val="32"/>
+          <w:szCs w:val="32"/>
+          <w:lang w:val="en-US"/>
+        </w:rPr>
+      </w:pPr>
+    </w:p>
+    <w:p>
+      <w:pPr>
+        <w:rPr>
+          <w:b/>
+          <w:bCs/>
+          <w:sz w:val="32"/>
+          <w:szCs w:val="32"/>
+          <w:lang w:val="en-US"/>
+        </w:rPr>
+      </w:pPr>
+    </w:p>
+    <w:p>
+      <w:pPr>
+        <w:rPr>
+          <w:b/>
+          <w:bCs/>
+          <w:sz w:val="32"/>
+          <w:szCs w:val="32"/>
+          <w:lang w:val="en-US"/>
+        </w:rPr>
+      </w:pPr>
+    </w:p>
+    <w:p>
+      <w:pPr>
+        <w:rPr>
+          <w:b/>
+          <w:bCs/>
+          <w:sz w:val="32"/>
+          <w:szCs w:val="32"/>
+          <w:lang w:val="en-US"/>
+        </w:rPr>
+      </w:pPr>
+    </w:p>
+    <w:p>
+      <w:pPr>
+        <w:rPr>
+          <w:b/>
+          <w:bCs/>
+          <w:sz w:val="32"/>
+          <w:szCs w:val="32"/>
+          <w:lang w:val="en-US"/>
+        </w:rPr>
+      </w:pPr>
+    </w:p>
+    <w:p>
+      <w:pPr>
+        <w:rPr>
+          <w:b/>
+          <w:bCs/>
+          <w:sz w:val="32"/>
+          <w:szCs w:val="32"/>
+          <w:lang w:val="en-US"/>
+        </w:rPr>
+      </w:pPr>
+    </w:p>
+    <w:p>
+      <w:pPr>
+        <w:rPr>
+          <w:b/>
+          <w:bCs/>
+          <w:sz w:val="32"/>
+          <w:szCs w:val="32"/>
+          <w:lang w:val="en-US"/>
+        </w:rPr>
+      </w:pPr>
+    </w:p>
+    <w:p>
+      <w:pPr>
+        <w:rPr>
+          <w:b/>
+          <w:bCs/>
+          <w:sz w:val="32"/>
+          <w:szCs w:val="32"/>
+          <w:lang w:val="en-US"/>
+        </w:rPr>
+      </w:pPr>
+    </w:p>
+    <w:p>
+      <w:pPr>
+        <w:rPr>
+          <w:b/>
+          <w:bCs/>
+          <w:sz w:val="32"/>
+          <w:szCs w:val="32"/>
+          <w:lang w:val="en-US"/>
+        </w:rPr>
+      </w:pPr>
+    </w:p>
+    <w:p>
+      <w:pPr>
+        <w:rPr>
+          <w:b/>
+          <w:bCs/>
+          <w:sz w:val="32"/>
+          <w:szCs w:val="32"/>
+          <w:lang w:val="en-US"/>
+        </w:rPr>
+      </w:pPr>
+    </w:p>
+    <w:p>
+      <w:pPr>
+        <w:rPr>
+          <w:b/>
+          <w:bCs/>
+          <w:sz w:val="32"/>
+          <w:szCs w:val="32"/>
+          <w:lang w:val="en-US"/>
+        </w:rPr>
+      </w:pPr>
+    </w:p>
+    <w:p>
+      <w:pPr>
+        <w:rPr>
+          <w:b/>
+          <w:bCs/>
+          <w:sz w:val="32"/>
+          <w:szCs w:val="32"/>
+          <w:lang w:val="en-US"/>
+        </w:rPr>
+      </w:pPr>
+    </w:p>
+    <w:p>
+      <w:pPr>
+        <w:pStyle w:val="Heading1"/>
+        <w:rPr>
+          <w:rFonts w:eastAsia="Times New Roman"/>
+          <w:b/>
+          <w:bCs/>
+          <w:color w:val="000000" w:themeColor="text1"/>
+          <w:sz w:val="36"/>
+          <w:szCs w:val="36"/>
+        </w:rPr>
+      </w:pPr>
+      <w:r>
+        <w:rPr>
+          <w:rFonts w:eastAsia="Times New Roman"/>
+          <w:b/>
+          <w:bCs/>
+          <w:color w:val="000000" w:themeColor="text1"/>
+          <w:sz w:val="36"/>
+          <w:szCs w:val="36"/>
+        </w:rPr>
+        <w:t xml:space="preserve">CHAPTER 2  </w:t>
+      </w:r>
+    </w:p>
+    <w:p>
+      <w:pPr>
+        <w:pStyle w:val="Heading3"/>
+        <w:rPr>
+          <w:b/>
+          <w:bCs/>
+          <w:sz w:val="28"/>
+          <w:szCs w:val="28"/>
+          <w:lang w:val="en-US"/>
+        </w:rPr>
+      </w:pPr>
+      <w:r>
+        <w:rPr>
+          <w:b/>
+          <w:bCs/>
+          <w:sz w:val="28"/>
+          <w:szCs w:val="28"/>
+          <w:lang w:val="en-US"/>
+        </w:rPr>
+        <w:t>2.1 Literature Review</w:t>
+      </w:r>
+    </w:p>
+    <w:p>
+      <w:pPr>
+        <w:rPr>
+          <w:lang w:val="en-US"/>
+        </w:rPr>
+      </w:pPr>
+    </w:p>
+    <w:p>
+      <w:pPr>
+        <w:pStyle w:val="Heading4"/>
+        <w:rPr>
+          <w:rFonts w:eastAsia="Times New Roman"/>
+          <w:b/>
+          <w:bCs/>
+        </w:rPr>
+      </w:pPr>
+      <w:r>
+        <w:rPr>
+          <w:rFonts w:eastAsia="Times New Roman"/>
+          <w:b/>
+          <w:bCs/>
+        </w:rPr>
+        <w:t>2.1</w:t>
+      </w:r>
+      <w:r>
+        <w:rPr>
+          <w:rFonts w:eastAsia="Times New Roman"/>
+          <w:b/>
+          <w:bCs/>
+          <w:lang w:val="en-US"/>
+        </w:rPr>
+        <w:t>.1</w:t>
+      </w:r>
+      <w:r>
+        <w:rPr>
+          <w:rFonts w:eastAsia="Times New Roman"/>
+          <w:b/>
+          <w:bCs/>
+        </w:rPr>
+        <w:t xml:space="preserve"> Digitalisation of the Construction Industry</w:t>
+      </w:r>
+    </w:p>
+    <w:p>
+      <w:pPr>
+        <w:spacing w:before="100" w:beforeAutospacing="1" w:after="100" w:afterAutospacing="1"/>
+      </w:pPr>
+      <w:r>
+        <w:t>The construction industry ranks among the least digitised sectors globally, with McKinsey Global Institute (2017) placing it second from last in digital adoption across all major industries [10]. Oesterreich and Teuteberg (2016) identified BIM, IoT-based monitoring, and AI as the primary pillars of Construction 4.0, noting that while individual technologies had been studied extensively, their integration into unified operational platforms remained underexplored [11]. McGraw-Hill Construction (2014) quantified BIM's impact across 700 contractors globally, reporting cost savings of 18–25% and schedule improvements of 15–20% on BIM-enabled projects.</w:t>
+      </w:r>
+    </w:p>
+    <w:p>
+      <w:pPr>
+        <w:spacing w:before="100" w:beforeAutospacing="1" w:after="100" w:afterAutospacing="1"/>
+      </w:pPr>
+      <w:r>
+        <w:t xml:space="preserve">In Kenya, a survey of  214 construction firms and recorded BIM adoption at 34%, IoT at 18%, and AI at 12%, attributing the gap to high software costs, skills shortages, and poor infrastructure [9]. Firms achieving high digital integration reported 42% better delivery timelines and 35% fewer cost overruns. The literature consistently identifies a need for affordable, context-appropriate platforms designed for sub-Saharan operational constraints rather than adaptations of Western enterprise tools </w:t>
+      </w:r>
+      <w:r>
+        <w:t>.</w:t>
+      </w:r>
+    </w:p>
+    <w:p>
+      <w:pPr>
+        <w:pStyle w:val="Heading4"/>
+        <w:rPr>
+          <w:rFonts w:eastAsia="Times New Roman"/>
+          <w:b/>
+          <w:bCs/>
+        </w:rPr>
+      </w:pPr>
+      <w:r>
+        <w:rPr>
+          <w:rFonts w:eastAsia="Times New Roman"/>
+          <w:b/>
+          <w:bCs/>
+        </w:rPr>
+        <w:lastRenderedPageBreak/>
+        <w:t>2.</w:t>
+      </w:r>
+      <w:r>
+        <w:rPr>
+          <w:rFonts w:eastAsia="Times New Roman"/>
+          <w:b/>
+          <w:bCs/>
+          <w:lang w:val="en-US"/>
+        </w:rPr>
+        <w:t>1.2</w:t>
+      </w:r>
+      <w:r>
+        <w:rPr>
+          <w:rFonts w:eastAsia="Times New Roman"/>
+          <w:b/>
+          <w:bCs/>
+        </w:rPr>
+        <w:t xml:space="preserve"> Computer Vision and Object Detection</w:t>
+      </w:r>
+    </w:p>
+    <w:p>
+      <w:pPr>
+        <w:spacing w:before="100" w:beforeAutospacing="1" w:after="100" w:afterAutospacing="1"/>
+      </w:pPr>
+      <w:r>
+        <w:t>Computer vision applications on construction sites have been documented across worker activity recognition, equipment tracking, and PPE compliance monitoring . Early CNN-based systems demonstrated viability for hard hat detection but degraded significantly beyond 15 metres from a fixed camera position . The YOLO architecture, introduced by Redmon et al. (2016), reframed object detection as a single regression problem, enabling real-time inference on live video for the first time . Successive versions improved small-object accuracy and embedded hardware performance, benchmarking YOLOv8 on a construction-specific dataset of 8,000 annotated images and recording a 6.3% mean average precision improvement over YOLOv5 .</w:t>
+      </w:r>
+    </w:p>
+    <w:p>
+      <w:pPr>
+        <w:spacing w:before="100" w:beforeAutospacing="1" w:after="100" w:afterAutospacing="1"/>
+      </w:pPr>
+      <w:r>
+        <w:t>The latest iteration, YOLO26 (Wang et al., 2026), introduces Small-Target-Aware Label Assignment (STAL) to improve detection of distant small objects, eliminates Non-Maximum Suppression as a post-processing step to reduce latency, and delivers 43% faster CPU inference on edge hardware . A meta-analysis by Zhong et al. (2022) reviewing 47 published construction vision systems found that 83% were evaluated on single-site datasets, raising generalisation concerns, and that detection accuracy degradedin sub-10 lux conditions  motivating interest in full-colour low-light cameras for site deployment .</w:t>
+      </w:r>
+    </w:p>
+    <w:p>
+      <w:pPr>
+        <w:spacing w:before="100" w:beforeAutospacing="1" w:after="100" w:afterAutospacing="1"/>
+      </w:pPr>
+    </w:p>
+    <w:p>
+      <w:pPr>
+        <w:spacing w:before="100" w:beforeAutospacing="1" w:after="100" w:afterAutospacing="1"/>
+      </w:pPr>
+    </w:p>
+    <w:p>
+      <w:pPr>
+        <w:pStyle w:val="Heading4"/>
+        <w:rPr>
+          <w:rFonts w:eastAsia="Times New Roman"/>
+          <w:b/>
+          <w:bCs/>
+        </w:rPr>
+      </w:pPr>
+      <w:r>
+        <w:rPr>
+          <w:rFonts w:eastAsia="Times New Roman"/>
+          <w:b/>
+          <w:bCs/>
+        </w:rPr>
+        <w:t>2.</w:t>
+      </w:r>
+      <w:r>
+        <w:rPr>
+          <w:rFonts w:eastAsia="Times New Roman"/>
+          <w:b/>
+          <w:bCs/>
+          <w:lang w:val="en-US"/>
+        </w:rPr>
+        <w:t>1.</w:t>
+      </w:r>
+      <w:r>
+        <w:rPr>
+          <w:rFonts w:eastAsia="Times New Roman"/>
+          <w:b/>
+          <w:bCs/>
+        </w:rPr>
+        <w:t>3 BLE Positioning and Worker Tracking</w:t>
+      </w:r>
+    </w:p>
+    <w:p>
+      <w:pPr>
+        <w:spacing w:before="100" w:beforeAutospacing="1" w:after="100" w:afterAutospacing="1"/>
+      </w:pPr>
+      <w:r>
+        <w:t>Bluetooth Low Energy positioning has been extensively evaluated for tracking people and assets in environments where GPS is unreliable. Zafari et al. (2019) surveyed indoor positioning technologies in IEEE Communications Surveys and Tutorials, positioning BLE as optimal for large-scale deployments requiring many tracked entities due to its low cost-per-node and long battery life, while acknowledging inferior raw accuracy compared to ultrawideband [12]. Spachos and Plataniotis (2020) evaluated BLE trilateration in a hospital deployment and reported 2.1–3.8 metre mean positioning error, noting that fingerprinting achieved better accuracy but required calibration effort impractical in dynamic environments [13].</w:t>
+      </w:r>
+    </w:p>
+    <w:p>
+      <w:pPr>
+        <w:spacing w:before="100" w:beforeAutospacing="1" w:after="100" w:afterAutospacing="1"/>
+      </w:pPr>
+      <w:r>
+        <w:t>Construction-specific deployments have been documented by Yin et al. (2017), who tracked 28 workers across an active building site and reported 3.2 metre mean error using RSSI trilateration with smoothing, sufficient to identify floor-level location and zone occupancy [14]. Brena et al. (2017) identified human body signal absorption and antenna orientation sensitivity as primary error sources in wearable BLE deployments, recommending Kalman filtering to stabilise RSSI-derived distance estimates .</w:t>
+      </w:r>
+    </w:p>
+    <w:p/>
+    <w:p>
+      <w:pPr>
+        <w:pStyle w:val="Heading4"/>
+        <w:rPr>
+          <w:rFonts w:eastAsia="Times New Roman"/>
+          <w:b/>
+          <w:bCs/>
+        </w:rPr>
+      </w:pPr>
+      <w:r>
+        <w:rPr>
+          <w:rFonts w:eastAsia="Times New Roman"/>
+          <w:b/>
+          <w:bCs/>
+        </w:rPr>
+        <w:t>2</w:t>
+      </w:r>
+      <w:r>
+        <w:rPr>
+          <w:rFonts w:eastAsia="Times New Roman"/>
+          <w:b/>
+          <w:bCs/>
+          <w:lang w:val="en-US"/>
+        </w:rPr>
+        <w:t>.1</w:t>
+      </w:r>
+      <w:r>
+        <w:rPr>
+          <w:rFonts w:eastAsia="Times New Roman"/>
+          <w:b/>
+          <w:bCs/>
+        </w:rPr>
+        <w:t>.4 GPS Telematics and Asset Monitoring</w:t>
+      </w:r>
+    </w:p>
+    <w:p>
+      <w:pPr>
+        <w:spacing w:before="100" w:beforeAutospacing="1" w:after="100" w:afterAutospacing="1"/>
+      </w:pPr>
+      <w:r>
+        <w:t xml:space="preserve">GPS telematics combining location tracking with OBD-II vehicle data has been extensively documented in fleet management. Pradhananga and Teizer (2013) tracked 12 pieces of heavy machinery across two construction sites over 90 days, finding that automated GPS utilisation measurement agreed with manual records to within 4.2%, while revealing that equipment was </w:t>
+      </w:r>
+      <w:r>
+        <w:lastRenderedPageBreak/>
+        <w:t>productively engaged only 48% of working hours — substantially below manager estimates [</w:t>
+      </w:r>
+      <w:r>
+        <w:t>13</w:t>
+      </w:r>
+      <w:r>
+        <w:t>]. Ma et al. (2018) demonstrated that CAN bus fuel flow monitoring could detect anomalous consumption patterns indicative of fuel theft with 91.3% precision and 87.6% recall across a fleet of 34 construction vehicles . Ergen et al. (2007) demonstrated RFID reader accuracy of 99.4% for vehicle identification at site access points, establishing RFID as a reliable complement to GPS for boundary event detection .</w:t>
+      </w:r>
+    </w:p>
+    <w:p/>
+    <w:p>
+      <w:pPr>
+        <w:pStyle w:val="Heading4"/>
+        <w:rPr>
+          <w:rFonts w:eastAsia="Times New Roman"/>
+          <w:b/>
+          <w:bCs/>
+        </w:rPr>
+      </w:pPr>
+      <w:r>
+        <w:rPr>
+          <w:rFonts w:eastAsia="Times New Roman"/>
+          <w:b/>
+          <w:bCs/>
+        </w:rPr>
+        <w:t>2.</w:t>
+      </w:r>
+      <w:r>
+        <w:rPr>
+          <w:rFonts w:eastAsia="Times New Roman"/>
+          <w:b/>
+          <w:bCs/>
+          <w:lang w:val="en-US"/>
+        </w:rPr>
+        <w:t>1.</w:t>
+      </w:r>
+      <w:r>
+        <w:rPr>
+          <w:rFonts w:eastAsia="Times New Roman"/>
+          <w:b/>
+          <w:bCs/>
+        </w:rPr>
+        <w:t>5 Large Language Models and Agentic AI</w:t>
+      </w:r>
+    </w:p>
+    <w:p>
+      <w:pPr>
+        <w:spacing w:before="100" w:beforeAutospacing="1" w:after="100" w:afterAutospacing="1"/>
+      </w:pPr>
+      <w:r>
+        <w:t>The transformer architecture introduced by Vaswani et al. (2017) established the foundation for contemporary large language models through its attention mechanism for capturing long-range linguistic dependencies . LangGraph extends this to stateful cyclic workflows represented as directed graphs, enabling agents to revisit earlier steps and maintain state across multiple tool invocations [</w:t>
+      </w:r>
+      <w:r>
+        <w:t>14</w:t>
+      </w:r>
+      <w:r>
+        <w:t>].</w:t>
+      </w:r>
+    </w:p>
+    <w:p>
+      <w:pPr>
+        <w:spacing w:before="100" w:beforeAutospacing="1" w:after="100" w:afterAutospacing="1"/>
+      </w:pPr>
+      <w:r>
+        <w:t xml:space="preserve">Construction applications of agentic AI remain limited. Saka et al. (2024) reviewed 43 studies on AI in construction project management and found LLM-based approaches represented by only six papers, all post-2022, identifying automated reporting, natural language database querying, and schedule anomaly detection as the most promising applications. The primary barrier identified was not model capability but data integration — existing construction software stores data in incompatible proprietary formats that resist structured LLM tool use. Elmousalami (2020) demonstrated that gradient boosting models trained on 1,565 infrastructure projects could predict cost overruns with 83% accuracy, establishing that sufficient structured project data enables reliable predictive modelling — a prerequisite for agentic systems dependent on data quality </w:t>
+      </w:r>
+      <w:r>
+        <w:t>[15]</w:t>
+      </w:r>
+      <w:r>
+        <w:t>.</w:t>
+      </w:r>
+    </w:p>
+    <w:p>
+      <w:pPr>
+        <w:rPr>
+          <w:lang w:val="en-US"/>
+        </w:rPr>
+      </w:pPr>
+    </w:p>
+    <w:p>
+      <w:pPr>
+        <w:rPr>
+          <w:lang w:val="en-US"/>
+        </w:rPr>
+      </w:pPr>
+    </w:p>
+    <w:p>
+      <w:pPr>
+        <w:rPr>
+          <w:b/>
+          <w:bCs/>
+          <w:sz w:val="32"/>
+          <w:szCs w:val="32"/>
+          <w:lang w:val="en-US"/>
+        </w:rPr>
+      </w:pPr>
+    </w:p>
+    <w:p>
+      <w:pPr>
+        <w:rPr>
+          <w:b/>
+          <w:bCs/>
+          <w:sz w:val="32"/>
+          <w:szCs w:val="32"/>
+          <w:lang w:val="en-US"/>
+        </w:rPr>
+      </w:pPr>
+    </w:p>
+    <w:p>
+      <w:pPr>
+        <w:rPr>
+          <w:b/>
+          <w:bCs/>
+          <w:sz w:val="32"/>
+          <w:szCs w:val="32"/>
+          <w:lang w:val="en-US"/>
+        </w:rPr>
+      </w:pPr>
+    </w:p>
+    <w:p>
+      <w:pPr>
+        <w:rPr>
+          <w:b/>
+          <w:bCs/>
+          <w:sz w:val="32"/>
+          <w:szCs w:val="32"/>
+          <w:lang w:val="en-US"/>
+        </w:rPr>
+      </w:pPr>
+    </w:p>
+    <w:p>
+      <w:pPr>
+        <w:rPr>
+          <w:b/>
+          <w:bCs/>
+          <w:sz w:val="32"/>
+          <w:szCs w:val="32"/>
+          <w:lang w:val="en-US"/>
+        </w:rPr>
+      </w:pPr>
+    </w:p>
+    <w:p>
+      <w:pPr>
+        <w:rPr>
+          <w:b/>
+          <w:bCs/>
+          <w:sz w:val="32"/>
+          <w:szCs w:val="32"/>
+          <w:lang w:val="en-US"/>
+        </w:rPr>
+      </w:pPr>
+    </w:p>
+    <w:p>
+      <w:pPr>
+        <w:rPr>
+          <w:b/>
+          <w:bCs/>
+          <w:sz w:val="32"/>
+          <w:szCs w:val="32"/>
+          <w:lang w:val="en-US"/>
+        </w:rPr>
+      </w:pPr>
+    </w:p>
+    <w:p>
+      <w:pPr>
+        <w:rPr>
+          <w:b/>
+          <w:bCs/>
+          <w:sz w:val="32"/>
+          <w:szCs w:val="32"/>
+          <w:lang w:val="en-US"/>
+        </w:rPr>
+      </w:pPr>
+    </w:p>
+    <w:p>
+      <w:pPr>
+        <w:rPr>
+          <w:b/>
+          <w:bCs/>
+          <w:sz w:val="32"/>
+          <w:szCs w:val="32"/>
+          <w:lang w:val="en-US"/>
+        </w:rPr>
+      </w:pPr>
+    </w:p>
+    <w:p>
+      <w:pPr>
+        <w:rPr>
+          <w:b/>
+          <w:bCs/>
+          <w:sz w:val="32"/>
+          <w:szCs w:val="32"/>
+          <w:lang w:val="en-US"/>
+        </w:rPr>
+      </w:pPr>
+    </w:p>
+    <w:p>
+      <w:pPr>
+        <w:rPr>
+          <w:b/>
+          <w:bCs/>
+          <w:sz w:val="32"/>
+          <w:szCs w:val="32"/>
+          <w:lang w:val="en-US"/>
+        </w:rPr>
+      </w:pPr>
+    </w:p>
+    <w:p>
+      <w:pPr>
+        <w:rPr>
+          <w:b/>
+          <w:bCs/>
+          <w:sz w:val="32"/>
+          <w:szCs w:val="32"/>
+          <w:lang w:val="en-US"/>
+        </w:rPr>
+      </w:pPr>
+    </w:p>
+    <w:p>
+      <w:pPr>
+        <w:rPr>
+          <w:b/>
+          <w:bCs/>
+          <w:sz w:val="32"/>
+          <w:szCs w:val="32"/>
+          <w:lang w:val="en-US"/>
+        </w:rPr>
+      </w:pPr>
+    </w:p>
+    <w:p>
+      <w:pPr>
+        <w:rPr>
+          <w:b/>
+          <w:bCs/>
+          <w:sz w:val="32"/>
+          <w:szCs w:val="32"/>
+          <w:lang w:val="en-US"/>
+        </w:rPr>
+      </w:pPr>
+    </w:p>
+    <w:p>
+      <w:pPr>
+        <w:rPr>
+          <w:b/>
+          <w:bCs/>
+          <w:sz w:val="32"/>
+          <w:szCs w:val="32"/>
+          <w:lang w:val="en-US"/>
+        </w:rPr>
+      </w:pPr>
+    </w:p>
+    <w:p>
+      <w:pPr>
+        <w:rPr>
+          <w:b/>
+          <w:bCs/>
+          <w:sz w:val="32"/>
+          <w:szCs w:val="32"/>
+          <w:lang w:val="en-US"/>
+        </w:rPr>
+      </w:pPr>
+    </w:p>
+    <w:p>
+      <w:pPr>
+        <w:rPr>
+          <w:b/>
+          <w:bCs/>
+          <w:sz w:val="32"/>
+          <w:szCs w:val="32"/>
+          <w:lang w:val="en-US"/>
+        </w:rPr>
+      </w:pPr>
+    </w:p>
+    <w:p>
+      <w:pPr>
+        <w:rPr>
+          <w:b/>
+          <w:bCs/>
+          <w:sz w:val="32"/>
+          <w:szCs w:val="32"/>
+          <w:lang w:val="en-US"/>
+        </w:rPr>
+      </w:pPr>
+    </w:p>
+    <w:p>
+      <w:pPr>
+        <w:rPr>
+          <w:b/>
+          <w:bCs/>
+          <w:sz w:val="32"/>
+          <w:szCs w:val="32"/>
+          <w:lang w:val="en-US"/>
+        </w:rPr>
+      </w:pPr>
+    </w:p>
+    <w:p>
+      <w:pPr>
+        <w:rPr>
+          <w:b/>
+          <w:bCs/>
+          <w:sz w:val="32"/>
+          <w:szCs w:val="32"/>
+          <w:lang w:val="en-US"/>
+        </w:rPr>
+      </w:pPr>
+    </w:p>
+    <w:p>
+      <w:pPr>
+        <w:rPr>
+          <w:b/>
+          <w:bCs/>
+          <w:sz w:val="32"/>
+          <w:szCs w:val="32"/>
+          <w:lang w:val="en-US"/>
+        </w:rPr>
+      </w:pPr>
+    </w:p>
+    <w:p>
+      <w:pPr>
+        <w:rPr>
+          <w:b/>
+          <w:bCs/>
+          <w:sz w:val="32"/>
+          <w:szCs w:val="32"/>
+          <w:lang w:val="en-US"/>
+        </w:rPr>
+      </w:pPr>
+    </w:p>
+    <w:p>
+      <w:pPr>
+        <w:rPr>
+          <w:b/>
+          <w:bCs/>
+          <w:sz w:val="32"/>
+          <w:szCs w:val="32"/>
+          <w:lang w:val="en-US"/>
+        </w:rPr>
+      </w:pPr>
+    </w:p>
+    <w:p>
+      <w:pPr>
+        <w:rPr>
+          <w:b/>
+          <w:bCs/>
+          <w:sz w:val="32"/>
+          <w:szCs w:val="32"/>
+          <w:lang w:val="en-US"/>
+        </w:rPr>
+      </w:pPr>
+    </w:p>
+    <w:p>
+      <w:pPr>
+        <w:rPr>
+          <w:b/>
+          <w:bCs/>
+          <w:sz w:val="32"/>
+          <w:szCs w:val="32"/>
+          <w:lang w:val="en-US"/>
+        </w:rPr>
+      </w:pPr>
+    </w:p>
+    <w:p>
+      <w:pPr>
+        <w:rPr>
+          <w:b/>
+          <w:bCs/>
+          <w:sz w:val="32"/>
+          <w:szCs w:val="32"/>
+          <w:lang w:val="en-US"/>
+        </w:rPr>
+      </w:pPr>
+    </w:p>
+    <w:p>
+      <w:pPr>
+        <w:rPr>
+          <w:b/>
+          <w:bCs/>
+          <w:sz w:val="32"/>
+          <w:szCs w:val="32"/>
+          <w:lang w:val="en-US"/>
+        </w:rPr>
+      </w:pPr>
+    </w:p>
+    <w:p>
+      <w:pPr>
+        <w:rPr>
+          <w:b/>
+          <w:bCs/>
+          <w:sz w:val="32"/>
+          <w:szCs w:val="32"/>
+          <w:lang w:val="en-US"/>
+        </w:rPr>
+      </w:pPr>
+    </w:p>
+    <w:p>
+      <w:pPr>
+        <w:pStyle w:val="Heading1"/>
+        <w:rPr>
+          <w:rFonts w:eastAsia="Times New Roman"/>
+          <w:b/>
+          <w:bCs/>
+          <w:color w:val="000000" w:themeColor="text1"/>
+          <w:sz w:val="36"/>
+          <w:szCs w:val="36"/>
+        </w:rPr>
+      </w:pPr>
+      <w:r>
+        <w:rPr>
+          <w:rFonts w:eastAsia="Times New Roman"/>
+          <w:b/>
+          <w:bCs/>
+          <w:color w:val="000000" w:themeColor="text1"/>
+          <w:sz w:val="36"/>
+          <w:szCs w:val="36"/>
+        </w:rPr>
+        <w:t>CHAPTER 3</w:t>
+      </w:r>
+    </w:p>
+    <w:p>
+      <w:pPr>
+        <w:pStyle w:val="Heading3"/>
+        <w:rPr>
+          <w:rFonts w:eastAsia="Times New Roman"/>
+          <w:b/>
+          <w:bCs/>
+          <w:color w:val="000000" w:themeColor="text1"/>
+          <w:sz w:val="28"/>
+          <w:szCs w:val="28"/>
+        </w:rPr>
+      </w:pPr>
+      <w:r>
+        <w:rPr>
+          <w:rFonts w:eastAsia="Times New Roman"/>
+          <w:b/>
+          <w:bCs/>
+          <w:color w:val="000000" w:themeColor="text1"/>
+          <w:sz w:val="28"/>
+          <w:szCs w:val="28"/>
+        </w:rPr>
+        <w:t>3.1 Proposed System Architecture</w:t>
+      </w:r>
+    </w:p>
+    <w:p>
+      <w:pPr>
+        <w:spacing w:before="100" w:beforeAutospacing="1" w:after="100" w:afterAutospacing="1"/>
+      </w:pPr>
+      <w:r>
+        <w:t xml:space="preserve">The Construction Site Management System (CSMS) is designed around an edge-first architecture that prioritises on-site processing reliability over cloud dependency. The system is structured across three distinct computational layers: the hardware input layer, the on-site edge processing layer, and the remote access layer. </w:t>
+      </w:r>
+    </w:p>
+    <w:p>
+      <w:pPr>
+        <w:spacing w:before="100" w:beforeAutospacing="1" w:after="100" w:afterAutospacing="1"/>
+        <w:rPr>
+          <w:rFonts w:asciiTheme="majorHAnsi" w:hAnsiTheme="majorHAnsi" w:cstheme="majorBidi"/>
+          <w:b/>
+          <w:bCs/>
+          <w:i/>
+          <w:iCs/>
+          <w:color w:val="2F5496" w:themeColor="accent1" w:themeShade="BF"/>
+        </w:rPr>
+      </w:pPr>
+      <w:r>
+        <w:rPr>
+          <w:rFonts w:asciiTheme="majorHAnsi" w:hAnsiTheme="majorHAnsi" w:cstheme="majorBidi"/>
+          <w:b/>
+          <w:bCs/>
+          <w:i/>
+          <w:iCs/>
+          <w:color w:val="2F5496" w:themeColor="accent1" w:themeShade="BF"/>
+        </w:rPr>
+        <w:t>3.1.1 Hardware Input Layer</w:t>
+      </w:r>
+    </w:p>
+    <w:p>
+      <w:pPr>
+        <w:spacing w:before="100" w:beforeAutospacing="1" w:after="100" w:afterAutospacing="1"/>
+      </w:pPr>
+      <w:r>
+        <w:t>The hardware input layer comprises all physical devices deployed on the construction site that generate data streams consumed by the CSMS platform. This layer consists of five distinct hardware subsystems.</w:t>
+      </w:r>
+    </w:p>
+    <w:p>
+      <w:pPr>
+        <w:spacing w:before="100" w:beforeAutospacing="1" w:after="100" w:afterAutospacing="1"/>
+      </w:pPr>
+      <w:r>
+        <w:t>The video subsystem consists of</w:t>
+      </w:r>
+      <w:r>
+        <w:rPr>
+          <w:lang w:val="en-US"/>
+        </w:rPr>
+        <w:t xml:space="preserve"> </w:t>
+      </w:r>
+      <w:r>
+        <w:t>IP</w:t>
+      </w:r>
+      <w:r>
+        <w:t xml:space="preserve"> PTZ </w:t>
+      </w:r>
+      <w:r>
+        <w:rPr>
+          <w:lang w:val="en-US"/>
+        </w:rPr>
+        <w:t xml:space="preserve">and </w:t>
+      </w:r>
+      <w:r>
+        <w:t>fixed cameras</w:t>
+      </w:r>
+      <w:r>
+        <w:rPr>
+          <w:lang w:val="en-US"/>
+        </w:rPr>
+        <w:t>.The number and type of cameras installed are chosen from a user budget, specification and Site size and complexities</w:t>
+      </w:r>
+      <w:r>
+        <w:t>. Cameras stream dual RTSP feeds simultaneously a full-resolution main stream to the NVR for archival recording, and a reduced-resolution sub-stream (640×360 pixels at 10–15 FPS) to the edge server for AI inference.</w:t>
+      </w:r>
+    </w:p>
+    <w:p>
+      <w:pPr>
+        <w:spacing w:before="100" w:beforeAutospacing="1" w:after="100" w:afterAutospacing="1"/>
+      </w:pPr>
+      <w:r>
+        <w:t>The biometric subsystem consists of a fingerprint terminal installed at the site entrance, communicating with the edge server via TCP/IP over the site LAN. Workers clock in and out through fingerprint scanning, generating attendance records with precise timestamps.</w:t>
+      </w:r>
+    </w:p>
+    <w:p>
+      <w:pPr>
+        <w:spacing w:before="100" w:beforeAutospacing="1" w:after="100" w:afterAutospacing="1"/>
+      </w:pPr>
+      <w:r>
+        <w:t xml:space="preserve">The BLE positioning subsystem consists of BLE beacon tags issued to each worker upon clock-in and fixed BLE </w:t>
+      </w:r>
+      <w:r>
+        <w:rPr>
+          <w:lang w:val="en-US"/>
+        </w:rPr>
+        <w:t>gateways</w:t>
+      </w:r>
+      <w:r>
+        <w:t xml:space="preserve"> units mounted at strategic positions around the site perimeter and key zones. Scanners report RSSI readings from detected beacons to the edge server via MQTT protocol at one-second intervals, enabling real-time trilateration of worker positions to within 2–5 metre accuracy.</w:t>
+      </w:r>
+    </w:p>
+    <w:p>
+      <w:pPr>
+        <w:spacing w:before="100" w:beforeAutospacing="1" w:after="100" w:afterAutospacing="1"/>
+      </w:pPr>
+      <w:r>
+        <w:lastRenderedPageBreak/>
+        <w:t>The asset telemetry subsystem consists of GPS and OBD-II telematics units installed in site vehicles and heavy machinery. These units transmit location coordinates, engine state, fuel level, and distance data to the edge server via HTTP POST at configurable intervals of 10–30 seconds.</w:t>
+      </w:r>
+    </w:p>
+    <w:p>
+      <w:pPr>
+        <w:spacing w:before="100" w:beforeAutospacing="1" w:after="100" w:afterAutospacing="1"/>
+      </w:pPr>
+      <w:r>
+        <w:t>The RFID gate subsystem consists of RFID readers installed at site entry and exit points. When a vehicle passes through the gate, the RFID tag on the asset triggers an entry or exit event transmitted to the edge server, enabling precise logging of all asset movements on and off site.</w:t>
+      </w:r>
+    </w:p>
+    <w:p>
+      <w:pPr>
+        <w:spacing w:before="100" w:beforeAutospacing="1" w:after="100" w:afterAutospacing="1"/>
+        <w:rPr>
+          <w:rFonts w:asciiTheme="majorHAnsi" w:hAnsiTheme="majorHAnsi" w:cstheme="majorBidi"/>
+          <w:b/>
+          <w:bCs/>
+          <w:i/>
+          <w:iCs/>
+          <w:color w:val="2F5496" w:themeColor="accent1" w:themeShade="BF"/>
+        </w:rPr>
+      </w:pPr>
+      <w:r>
+        <w:rPr>
+          <w:rFonts w:asciiTheme="majorHAnsi" w:hAnsiTheme="majorHAnsi" w:cstheme="majorBidi"/>
+          <w:b/>
+          <w:bCs/>
+          <w:i/>
+          <w:iCs/>
+          <w:color w:val="2F5496" w:themeColor="accent1" w:themeShade="BF"/>
+        </w:rPr>
+        <w:t>3.1.2 Edge Processing Layer</w:t>
+      </w:r>
+    </w:p>
+    <w:p>
+      <w:pPr>
+        <w:spacing w:before="100" w:beforeAutospacing="1" w:after="100" w:afterAutospacing="1"/>
+      </w:pPr>
+      <w:r>
+        <w:t>The edge processing layer is implemented on a Mac Mini (Apple Silicon M2) deployed in the site control room. This machine serves as the central intelligence node of the CSMS, hosting all data ingestion, AI inference, storage, and streaming services. Processing is performed locally, ensuring that all core CSMS functions — live detection, worker tracking, asset monitoring, and data logging — remain fully operational during internet outages.</w:t>
+      </w:r>
+    </w:p>
+    <w:p>
+      <w:pPr>
+        <w:spacing w:before="100" w:beforeAutospacing="1" w:after="100" w:afterAutospacing="1"/>
+      </w:pPr>
+      <w:r>
+        <w:t>The edge server runs the following services concurrently:</w:t>
+      </w:r>
+    </w:p>
+    <w:p>
+      <w:pPr>
+        <w:spacing w:before="100" w:beforeAutospacing="1" w:after="100" w:afterAutospacing="1"/>
+      </w:pPr>
+      <w:r>
+        <w:t>MediaMTX, a media server that ingests RTSP camera streams from the NVR and redistributes them as Low Latency HLS (LL-HLS) for remote viewing and as internal RTSP sub-streams for AI processing. LL-HLS reduces video delivery latency to 1–2 seconds compared to the 3–6 seconds of standard HLS, improving responsiveness for remote monitoring users. For on-site users on the local network, MediaMTX additionally serves WebRTC streams achieving sub-300ms latency.</w:t>
+      </w:r>
+    </w:p>
+    <w:p>
+      <w:pPr>
+        <w:spacing w:before="100" w:beforeAutospacing="1" w:after="100" w:afterAutospacing="1"/>
+      </w:pPr>
+      <w:r>
+        <w:t>A FastAPI backend server written in Python, which handles all data ingestion endpoints for biometric events, RFID gate events, BLE RSSI readings, and asset telemetry, as well as serving the REST API consumed by the React dashboard for historical queries, clip export requests, and PTZ camera control commands.</w:t>
+      </w:r>
+    </w:p>
+    <w:p>
+      <w:pPr>
+        <w:spacing w:before="100" w:beforeAutospacing="1" w:after="100" w:afterAutospacing="1"/>
+      </w:pPr>
+      <w:r>
+        <w:t>A YOLO inference process running YOLOv8 via the ultralytics library with CoreML backend, leveraging the Mac Mini's Neural Engine for hardware-accelerated inference. The process pulls sub-stream frames from MediaMTX, runs object detection at 15 FPS per camera, and writes normalised detection results as JSON rows to PostgreSQL with a total inference-to-database latency of 50–100ms per frame batch.</w:t>
+      </w:r>
+    </w:p>
+    <w:p>
+      <w:pPr>
+        <w:spacing w:before="100" w:beforeAutospacing="1" w:after="100" w:afterAutospacing="1"/>
+      </w:pPr>
+      <w:r>
+        <w:t>A PostgreSQL database instance serving as the single source of truth for all structured data — detection events, worker attendance, BLE positions, asset telemetry, and user records.</w:t>
+      </w:r>
+    </w:p>
+    <w:p>
+      <w:pPr>
+        <w:spacing w:before="100" w:beforeAutospacing="1" w:after="100" w:afterAutospacing="1"/>
+      </w:pPr>
+      <w:r>
+        <w:t>An Electric sync engine running as a Docker container, connected to PostgreSQL via logical replication. Electric monitors all writes to designated tables and propagates changes to connected dashboard clients within 100ms, eliminating the need for custom WebSocket broadcasting infrastructure.</w:t>
+      </w:r>
+    </w:p>
+    <w:p>
+      <w:pPr>
+        <w:spacing w:before="100" w:beforeAutospacing="1" w:after="100" w:afterAutospacing="1"/>
+        <w:rPr>
+          <w:lang w:val="en-US"/>
+        </w:rPr>
+      </w:pPr>
+      <w:r>
+        <w:t xml:space="preserve">A Tailscale daemon establishing a secure WireGuard-based encrypted tunnel between the edge server and the cloud infrastructure, enabling reliable remote access </w:t>
+      </w:r>
+      <w:r>
+        <w:rPr>
+          <w:lang w:val="en-US"/>
+        </w:rPr>
+        <w:t>for maintenance and updates.</w:t>
+      </w:r>
+    </w:p>
+    <w:p>
+      <w:pPr>
+        <w:spacing w:before="100" w:beforeAutospacing="1" w:after="100" w:afterAutospacing="1"/>
+        <w:rPr>
+          <w:rFonts w:asciiTheme="majorHAnsi" w:hAnsiTheme="majorHAnsi" w:cstheme="majorBidi"/>
+          <w:b/>
+          <w:bCs/>
+          <w:i/>
+          <w:iCs/>
+          <w:color w:val="2F5496" w:themeColor="accent1" w:themeShade="BF"/>
+        </w:rPr>
+      </w:pPr>
+      <w:r>
+        <w:rPr>
+          <w:rFonts w:asciiTheme="majorHAnsi" w:hAnsiTheme="majorHAnsi" w:cstheme="majorBidi"/>
+          <w:b/>
+          <w:bCs/>
+          <w:i/>
+          <w:iCs/>
+          <w:color w:val="2F5496" w:themeColor="accent1" w:themeShade="BF"/>
+        </w:rPr>
+        <w:lastRenderedPageBreak/>
+        <w:t>3.1.3 Remote Access Layer</w:t>
+      </w:r>
+    </w:p>
+    <w:p>
+      <w:pPr>
+        <w:spacing w:before="100" w:beforeAutospacing="1" w:after="100" w:afterAutospacing="1"/>
+      </w:pPr>
+      <w:r>
+        <w:t xml:space="preserve">The remote access layer consists of the cloud-hosted infrastructure enabling authorised users to access the CSMS dashboard from any location with internet connectivity. The React dashboard is hosted on Vercel and communicates </w:t>
+      </w:r>
+      <w:r>
+        <w:rPr>
+          <w:lang w:val="en-US"/>
+        </w:rPr>
+        <w:t xml:space="preserve">a synced instance of the local database via cloud hosted </w:t>
+      </w:r>
+      <w:proofErr w:type="spellStart"/>
+      <w:r>
+        <w:rPr>
+          <w:lang w:val="en-US"/>
+        </w:rPr>
+        <w:t>supabase</w:t>
+      </w:r>
+      <w:proofErr w:type="spellEnd"/>
+      <w:r>
+        <w:rPr>
+          <w:lang w:val="en-US"/>
+        </w:rPr>
+        <w:t xml:space="preserve"> </w:t>
+      </w:r>
+      <w:r>
+        <w:t xml:space="preserve">for real-time data, and through standard HTTPS for authentication and </w:t>
+      </w:r>
+      <w:proofErr w:type="spellStart"/>
+      <w:r>
+        <w:rPr>
+          <w:lang w:val="en-US"/>
+        </w:rPr>
+        <w:t>Clodflare</w:t>
+      </w:r>
+      <w:proofErr w:type="spellEnd"/>
+      <w:r>
+        <w:rPr>
+          <w:lang w:val="en-US"/>
+        </w:rPr>
+        <w:t xml:space="preserve"> tunneling to the edge device for </w:t>
+      </w:r>
+      <w:r>
+        <w:t>historical data queries. User authentication and role-based access control are managed through NextAuth.js, providing distinct access levels for site managers, project investors, and system administrators.</w:t>
+      </w:r>
+    </w:p>
+    <w:p/>
+    <w:p/>
+    <w:p/>
+    <w:p/>
+    <w:p/>
+    <w:p/>
+    <w:p/>
+    <w:p/>
+    <w:p>
+      <w:pPr>
+        <w:pStyle w:val="Heading3"/>
+        <w:rPr>
+          <w:rFonts w:eastAsia="Times New Roman"/>
+          <w:b/>
+          <w:bCs/>
+          <w:color w:val="000000" w:themeColor="text1"/>
+          <w:sz w:val="28"/>
+          <w:szCs w:val="28"/>
+        </w:rPr>
+      </w:pPr>
+      <w:r>
+        <w:rPr>
+          <w:rFonts w:eastAsia="Times New Roman"/>
+          <w:b/>
+          <w:bCs/>
+          <w:color w:val="000000" w:themeColor="text1"/>
+          <w:sz w:val="28"/>
+          <w:szCs w:val="28"/>
+        </w:rPr>
+        <w:t>3.2 Methodology</w:t>
+      </w:r>
+    </w:p>
+    <w:p>
+      <w:pPr>
+        <w:spacing w:before="100" w:beforeAutospacing="1" w:after="100" w:afterAutospacing="1"/>
+      </w:pPr>
+      <w:r>
+        <w:t>The development of CSMS follows an iterative, prototype-driven methodology structured around three sequential implementation stages that correspond to the core functional modules of the system. Each stage produces a testable, deployable increment of the platform, allowing validation of hardware and software integration at each phase before proceeding to the next.</w:t>
+      </w:r>
+    </w:p>
+    <w:p>
+      <w:pPr>
+        <w:spacing w:before="100" w:beforeAutospacing="1" w:after="100" w:afterAutospacing="1"/>
+        <w:rPr>
+          <w:i/>
+          <w:iCs/>
+        </w:rPr>
+      </w:pPr>
+    </w:p>
+    <w:p>
+      <w:pPr>
+        <w:spacing w:before="100" w:beforeAutospacing="1" w:after="100" w:afterAutospacing="1"/>
+        <w:rPr>
+          <w:rFonts w:asciiTheme="majorHAnsi" w:hAnsiTheme="majorHAnsi" w:cstheme="majorBidi"/>
+          <w:b/>
+          <w:bCs/>
+          <w:i/>
+          <w:iCs/>
+          <w:color w:val="2F5496" w:themeColor="accent1" w:themeShade="BF"/>
+        </w:rPr>
+      </w:pPr>
+      <w:r>
+        <w:rPr>
+          <w:rFonts w:asciiTheme="majorHAnsi" w:hAnsiTheme="majorHAnsi" w:cstheme="majorBidi"/>
+          <w:b/>
+          <w:bCs/>
+          <w:i/>
+          <w:iCs/>
+          <w:color w:val="2F5496" w:themeColor="accent1" w:themeShade="BF"/>
+        </w:rPr>
+        <w:t>3.2.1 Development Approach</w:t>
+      </w:r>
+    </w:p>
+    <w:p>
+      <w:pPr>
+        <w:spacing w:before="100" w:beforeAutospacing="1" w:after="100" w:afterAutospacing="1"/>
+      </w:pPr>
+      <w:r>
+        <w:t>The system is developed using an agile methodology with defined deliverables per stage. Hardware procurement and physical installation are treated as prerequisites for each stage and scheduled to complete before software development commences for that stage. A prototype site is used throughout development to validate system behaviour under realistic conditions before deployment to a live construction site.</w:t>
+      </w:r>
+    </w:p>
+    <w:p>
+      <w:pPr>
+        <w:spacing w:before="100" w:beforeAutospacing="1" w:after="100" w:afterAutospacing="1"/>
+        <w:rPr>
+          <w:rFonts w:asciiTheme="majorHAnsi" w:hAnsiTheme="majorHAnsi" w:cstheme="majorBidi"/>
+          <w:b/>
+          <w:bCs/>
+          <w:i/>
+          <w:iCs/>
+          <w:color w:val="2F5496" w:themeColor="accent1" w:themeShade="BF"/>
+        </w:rPr>
+      </w:pPr>
+      <w:r>
+        <w:rPr>
+          <w:rFonts w:asciiTheme="majorHAnsi" w:hAnsiTheme="majorHAnsi" w:cstheme="majorBidi"/>
+          <w:b/>
+          <w:bCs/>
+          <w:i/>
+          <w:iCs/>
+          <w:color w:val="2F5496" w:themeColor="accent1" w:themeShade="BF"/>
+        </w:rPr>
+        <w:t>3.2.2 Technology Stack</w:t>
+      </w:r>
+    </w:p>
+    <w:p>
+      <w:pPr>
+        <w:spacing w:before="100" w:beforeAutospacing="1" w:after="100" w:afterAutospacing="1"/>
+        <w:rPr>
+          <w:b/>
+          <w:bCs/>
+          <w:lang w:val="en-US"/>
+        </w:rPr>
+      </w:pPr>
+      <w:r>
+        <w:rPr>
+          <w:b/>
+          <w:bCs/>
+          <w:lang w:val="en-US"/>
+        </w:rPr>
+        <w:t xml:space="preserve"> Frontend</w:t>
+      </w:r>
+    </w:p>
+    <w:p>
+      <w:pPr>
+        <w:spacing w:before="100" w:beforeAutospacing="1" w:after="100" w:afterAutospacing="1"/>
+        <w:rPr>
+          <w:b/>
+          <w:bCs/>
+          <w:lang w:val="en-US"/>
+        </w:rPr>
+      </w:pPr>
+      <w:r>
+        <w:t xml:space="preserve">The frontend is implemented in </w:t>
+      </w:r>
+      <w:r>
+        <w:rPr>
+          <w:b/>
+          <w:bCs/>
+        </w:rPr>
+        <w:t>TypeScript</w:t>
+      </w:r>
+      <w:r>
+        <w:t xml:space="preserve"> using </w:t>
+      </w:r>
+      <w:r>
+        <w:rPr>
+          <w:b/>
+          <w:bCs/>
+          <w:lang w:val="en-US"/>
+        </w:rPr>
+        <w:t>React</w:t>
+      </w:r>
+      <w:r>
+        <w:rPr>
+          <w:lang w:val="en-US"/>
+        </w:rPr>
+        <w:t xml:space="preserve"> as</w:t>
+      </w:r>
+      <w:r>
+        <w:t xml:space="preserve"> the App Router, </w:t>
+      </w:r>
+      <w:r>
+        <w:rPr>
+          <w:b/>
+          <w:bCs/>
+        </w:rPr>
+        <w:t>Tailwind</w:t>
+      </w:r>
+      <w:r>
+        <w:t xml:space="preserve"> CSS for styling, </w:t>
+      </w:r>
+      <w:r>
+        <w:rPr>
+          <w:b/>
+          <w:bCs/>
+        </w:rPr>
+        <w:t>TanStack Query</w:t>
+      </w:r>
+      <w:r>
+        <w:t xml:space="preserve"> for data fetching, </w:t>
+      </w:r>
+      <w:r>
+        <w:rPr>
+          <w:b/>
+          <w:bCs/>
+        </w:rPr>
+        <w:t>hls.js</w:t>
+      </w:r>
+      <w:r>
+        <w:t xml:space="preserve"> for HLS video playback and the </w:t>
+      </w:r>
+      <w:r>
+        <w:rPr>
+          <w:b/>
+          <w:bCs/>
+        </w:rPr>
+        <w:t>HTML5 Canvas</w:t>
+      </w:r>
+      <w:r>
+        <w:t xml:space="preserve"> API for bounding box overlay rendering</w:t>
+      </w:r>
+    </w:p>
+    <w:p>
+      <w:pPr>
+        <w:spacing w:before="100" w:beforeAutospacing="1" w:after="100" w:afterAutospacing="1"/>
+        <w:rPr>
+          <w:b/>
+          <w:bCs/>
+          <w:lang w:val="en-US"/>
+        </w:rPr>
+      </w:pPr>
+      <w:r>
+        <w:rPr>
+          <w:b/>
+          <w:bCs/>
+          <w:lang w:val="en-US"/>
+        </w:rPr>
+        <w:t>Database</w:t>
+      </w:r>
+    </w:p>
+    <w:p>
+      <w:pPr>
+        <w:spacing w:before="100" w:beforeAutospacing="1" w:after="100" w:afterAutospacing="1"/>
+        <w:rPr>
+          <w:b/>
+          <w:bCs/>
+          <w:lang w:val="en-US"/>
+        </w:rPr>
+      </w:pPr>
+      <w:r>
+        <w:rPr>
+          <w:b/>
+          <w:bCs/>
+        </w:rPr>
+        <w:t>PostgreSQL</w:t>
+      </w:r>
+      <w:r>
+        <w:t xml:space="preserve"> is used as the primary database.</w:t>
+      </w:r>
+      <w:r>
+        <w:rPr>
+          <w:lang w:val="en-US"/>
+        </w:rPr>
+        <w:t xml:space="preserve">The local site processing keeps a local copy of the database for local querying by the frontend and the AI agent while syncing data to a </w:t>
+      </w:r>
+      <w:proofErr w:type="spellStart"/>
+      <w:r>
+        <w:rPr>
+          <w:b/>
+          <w:bCs/>
+          <w:lang w:val="en-US"/>
+        </w:rPr>
+        <w:t>supabase</w:t>
+      </w:r>
+      <w:proofErr w:type="spellEnd"/>
+      <w:r>
+        <w:rPr>
+          <w:b/>
+          <w:bCs/>
+          <w:lang w:val="en-US"/>
+        </w:rPr>
+        <w:t xml:space="preserve"> </w:t>
+      </w:r>
+      <w:proofErr w:type="spellStart"/>
+      <w:r>
+        <w:rPr>
+          <w:lang w:val="en-US"/>
+        </w:rPr>
+        <w:t>postgres</w:t>
+      </w:r>
+      <w:proofErr w:type="spellEnd"/>
+      <w:r>
+        <w:rPr>
+          <w:lang w:val="en-US"/>
+        </w:rPr>
+        <w:t xml:space="preserve"> identical database that store 24 </w:t>
+      </w:r>
+      <w:proofErr w:type="spellStart"/>
+      <w:r>
+        <w:rPr>
+          <w:lang w:val="en-US"/>
+        </w:rPr>
+        <w:t>hr</w:t>
+      </w:r>
+      <w:proofErr w:type="spellEnd"/>
+      <w:r>
+        <w:rPr>
+          <w:lang w:val="en-US"/>
+        </w:rPr>
+        <w:t xml:space="preserve"> shift data from multiple sites and provides the data to the remote web view.</w:t>
+      </w:r>
+      <w:r>
+        <w:rPr>
+          <w:b/>
+          <w:bCs/>
+        </w:rPr>
+        <w:t>Electric SQL</w:t>
+      </w:r>
+      <w:r>
+        <w:rPr>
+          <w:b/>
+          <w:bCs/>
+          <w:lang w:val="en-US"/>
+        </w:rPr>
+        <w:t xml:space="preserve"> sync engine</w:t>
+      </w:r>
+      <w:r>
+        <w:rPr>
+          <w:b/>
+          <w:bCs/>
+          <w:lang w:val="en-US"/>
+        </w:rPr>
+        <w:t xml:space="preserve"> is used </w:t>
+      </w:r>
+      <w:r>
+        <w:rPr>
+          <w:b/>
+          <w:bCs/>
+        </w:rPr>
+        <w:t xml:space="preserve"> </w:t>
+      </w:r>
+      <w:r>
+        <w:t>for real-time data synchronisation</w:t>
+      </w:r>
+      <w:r>
+        <w:rPr>
+          <w:lang w:val="en-US"/>
+        </w:rPr>
+        <w:t>.</w:t>
+      </w:r>
+    </w:p>
+    <w:p>
+      <w:pPr>
+        <w:spacing w:before="100" w:beforeAutospacing="1" w:after="100" w:afterAutospacing="1"/>
+        <w:rPr>
+          <w:b/>
+          <w:bCs/>
+          <w:lang w:val="en-US"/>
+        </w:rPr>
+      </w:pPr>
+      <w:r>
+        <w:rPr>
+          <w:b/>
+          <w:bCs/>
+          <w:lang w:val="en-US"/>
+        </w:rPr>
+        <w:lastRenderedPageBreak/>
+        <w:t>Backend</w:t>
+      </w:r>
+    </w:p>
+    <w:p>
+      <w:r>
+        <w:t xml:space="preserve">The backend is implemented in Python using </w:t>
+      </w:r>
+      <w:r>
+        <w:rPr>
+          <w:b/>
+          <w:bCs/>
+        </w:rPr>
+        <w:t>FastAPI</w:t>
+      </w:r>
+      <w:r>
+        <w:t xml:space="preserve"> for API development, </w:t>
+      </w:r>
+      <w:r>
+        <w:rPr>
+          <w:b/>
+          <w:bCs/>
+        </w:rPr>
+        <w:t xml:space="preserve">SQLAlchemy </w:t>
+      </w:r>
+      <w:r>
+        <w:t xml:space="preserve">for database ORM, </w:t>
+      </w:r>
+      <w:r>
+        <w:rPr>
+          <w:b/>
+          <w:bCs/>
+        </w:rPr>
+        <w:t>asyncpg</w:t>
+      </w:r>
+      <w:r>
+        <w:t xml:space="preserve"> for asynchronous PostgreSQL access, ultralytics library for YOLOv8 inference</w:t>
+      </w:r>
+      <w:r>
+        <w:rPr>
+          <w:lang w:val="en-US"/>
+        </w:rPr>
+        <w:t xml:space="preserve"> and </w:t>
+      </w:r>
+      <w:r>
+        <w:t xml:space="preserve">the </w:t>
+      </w:r>
+      <w:r>
+        <w:rPr>
+          <w:b/>
+          <w:bCs/>
+        </w:rPr>
+        <w:t>langGraph</w:t>
+      </w:r>
+      <w:r>
+        <w:t xml:space="preserve"> agentic</w:t>
+      </w:r>
+      <w:r>
+        <w:t xml:space="preserve"> workflow</w:t>
+      </w:r>
+      <w:r>
+        <w:t>.</w:t>
+      </w:r>
+    </w:p>
+    <w:p>
+      <w:r>
+        <w:rPr>
+          <w:b/>
+          <w:bCs/>
+        </w:rPr>
+        <w:t xml:space="preserve">MediaMTX </w:t>
+      </w:r>
+      <w:r>
+        <w:t xml:space="preserve">serves as the media relay server. </w:t>
+      </w:r>
+      <w:r>
+        <w:rPr>
+          <w:b/>
+          <w:bCs/>
+        </w:rPr>
+        <w:t>Docker</w:t>
+      </w:r>
+      <w:r>
+        <w:t xml:space="preserve"> is used for service containerisation on the edge server.</w:t>
+      </w:r>
+    </w:p>
+    <w:p>
+      <w:pPr>
+        <w:spacing w:before="100" w:beforeAutospacing="1" w:after="100" w:afterAutospacing="1"/>
+      </w:pPr>
+      <w:r>
+        <w:rPr>
+          <w:b/>
+          <w:bCs/>
+        </w:rPr>
+        <w:t xml:space="preserve">Remote Access </w:t>
+      </w:r>
+    </w:p>
+    <w:p>
+      <w:pPr>
+        <w:spacing w:before="100" w:beforeAutospacing="1" w:after="100" w:afterAutospacing="1"/>
+      </w:pPr>
+      <w:r>
+        <w:rPr>
+          <w:b/>
+          <w:bCs/>
+        </w:rPr>
+        <w:t>Tailscale</w:t>
+      </w:r>
+      <w:r>
+        <w:t xml:space="preserve"> establishes an encrypted WireGuard-based mesh network between the Mac Mini and authorised devices. It is used for two purposes: SSH access to the Mac Mini for maintenance and model updates, and direct LAN-equivalent access to local services (FastAPI, MediaMTX, PostgreSQL) for the system administrator. </w:t>
+      </w:r>
+    </w:p>
+    <w:p>
+      <w:pPr>
+        <w:spacing w:before="100" w:beforeAutospacing="1" w:after="100" w:afterAutospacing="1"/>
+      </w:pPr>
+      <w:r>
+        <w:rPr>
+          <w:b/>
+          <w:bCs/>
+        </w:rPr>
+        <w:t>Cloudflare Tunnel</w:t>
+      </w:r>
+      <w:r>
+        <w:t xml:space="preserve"> exposes specific local services to the public internet via a stable HTTPS URL without requiring a public IP address or open ports. A </w:t>
+      </w:r>
+      <w:r>
+        <w:rPr>
+          <w:rFonts w:ascii="Courier New" w:hAnsi="Courier New" w:cs="Courier New"/>
+          <w:sz w:val="20"/>
+          <w:szCs w:val="20"/>
+        </w:rPr>
+        <w:t>cloudflared</w:t>
+      </w:r>
+      <w:r>
+        <w:t xml:space="preserve"> daemon running on the Mac Mini establishes an outbound tunnel to Cloudflare's edge network. The FastAPI playback endpoints and MediaMTX LL-HLS streams are exposed through this tunnel, enabling the Vercel-hosted React dashboard to fetch historical annotations and stream archived video from the local server without requiring users to install any VPN client. </w:t>
+      </w:r>
+    </w:p>
+    <w:p>
+      <w:pPr>
+        <w:spacing w:before="100" w:beforeAutospacing="1" w:after="100" w:afterAutospacing="1"/>
+      </w:pPr>
+      <w:r>
+        <w:t>The division of responsibility is: Tailscale for administrator access and system maintenance, Cloudflare Tunnel for end-user access to local media and historical data.</w:t>
+      </w:r>
+    </w:p>
+    <w:p>
+      <w:pPr>
+        <w:pStyle w:val="Heading3"/>
+        <w:rPr>
+          <w:rFonts w:eastAsia="Times New Roman"/>
+          <w:b/>
+          <w:bCs/>
+          <w:color w:val="000000" w:themeColor="text1"/>
+          <w:sz w:val="28"/>
+          <w:szCs w:val="28"/>
+          <w:lang w:val="en-US"/>
+        </w:rPr>
+      </w:pPr>
+      <w:r>
+        <w:rPr>
+          <w:rFonts w:eastAsia="Times New Roman"/>
+          <w:b/>
+          <w:bCs/>
+          <w:color w:val="000000" w:themeColor="text1"/>
+          <w:sz w:val="28"/>
+          <w:szCs w:val="28"/>
+        </w:rPr>
+        <w:t>3.3 Implementation Timeline</w:t>
+      </w:r>
+    </w:p>
+    <w:p>
+      <w:pPr>
+        <w:rPr>
+          <w:lang w:val="en-US"/>
+        </w:rPr>
+      </w:pPr>
+    </w:p>
+    <w:p>
+      <w:pPr>
+        <w:spacing w:before="100" w:beforeAutospacing="1" w:after="100" w:afterAutospacing="1"/>
+      </w:pPr>
+      <w:r>
+        <w:t>The full system is planned for implementation over a six-month period across three stages. Each stage is independently deployable and provides immediate operational value upon completion.</w:t>
+      </w:r>
+    </w:p>
+    <w:p>
+      <w:pPr>
+        <w:spacing w:before="100" w:beforeAutospacing="1" w:after="100" w:afterAutospacing="1"/>
+        <w:rPr>
+          <w:b/>
+          <w:bCs/>
+        </w:rPr>
+      </w:pPr>
+      <w:r>
+        <w:rPr>
+          <w:b/>
+          <w:bCs/>
+          <w:i/>
+          <w:iCs/>
+        </w:rPr>
+        <w:t>Stage 1: Live View, Playback, and Core Infrastructure (Months 1–2)</w:t>
+      </w:r>
+    </w:p>
+    <w:p>
+      <w:pPr>
+        <w:spacing w:before="100" w:beforeAutospacing="1" w:after="100" w:afterAutospacing="1"/>
+      </w:pPr>
+      <w:r>
+        <w:t>This stage establishes the physical and software foundation upon which all subsequent stages depend. It delivers immediate value through live site visibility and AI-annotated video review.</w:t>
+      </w:r>
+    </w:p>
+    <w:p>
+      <w:pPr>
+        <w:spacing w:before="100" w:beforeAutospacing="1" w:after="100" w:afterAutospacing="1"/>
+      </w:pPr>
+      <w:r>
+        <w:t>Month 1 activities cover hardware procurement and physical installation —Mac Mini configuration, and local network infrastructure. Software development begins with MediaMTX configuration, RTSP stream verification, YOLOv8 model deployment and initial testing on site footage, PostgreSQL schema design, FastAPI project scaffolding, and Electric sync engine setup.</w:t>
+      </w:r>
+    </w:p>
+    <w:p>
+      <w:pPr>
+        <w:spacing w:before="100" w:beforeAutospacing="1" w:after="100" w:afterAutospacing="1"/>
+      </w:pPr>
+      <w:r>
+        <w:t>Month 2 activities complete the React dashboard shell — sidebar navigation, live camera grid with bounding box canvas overlay, the playback player with event timeline and detection log, and the initial deployment to Vercel with Tailscale remote access configured. End of Stage 1 delivers a fully functional live surveillance and playback system with AI detection running on the prototype site.</w:t>
+      </w:r>
+    </w:p>
+    <w:p>
+      <w:pPr>
+        <w:spacing w:before="100" w:beforeAutospacing="1" w:after="100" w:afterAutospacing="1"/>
+        <w:rPr>
+          <w:b/>
+          <w:bCs/>
+        </w:rPr>
+      </w:pPr>
+      <w:r>
+        <w:rPr>
+          <w:b/>
+          <w:bCs/>
+          <w:i/>
+          <w:iCs/>
+        </w:rPr>
+        <w:lastRenderedPageBreak/>
+        <w:t>Stage 2: Worker Management, BLE Tracking, and Asset Telemetry (Months 3–4)</w:t>
+      </w:r>
+    </w:p>
+    <w:p>
+      <w:pPr>
+        <w:spacing w:before="100" w:beforeAutospacing="1" w:after="100" w:afterAutospacing="1"/>
+      </w:pPr>
+      <w:r>
+        <w:t>This stage integrates the physical IoT hardware for worker and asset tracking, delivering the operational intelligence layer of the platform.</w:t>
+      </w:r>
+    </w:p>
+    <w:p>
+      <w:pPr>
+        <w:spacing w:before="100" w:beforeAutospacing="1" w:after="100" w:afterAutospacing="1"/>
+      </w:pPr>
+      <w:r>
+        <w:t>Month 3 covers biometric terminal installation and SDK integration, BLE scanner deployment and MQTT broker configuration, BLE trilateration engine development in FastAPI, worker management database schema, fingerprint clock-in/out API endpoints, and the Worker Management dashboard module — roles table, attendance register, and daily report generation.</w:t>
+      </w:r>
+    </w:p>
+    <w:p>
+      <w:pPr>
+        <w:spacing w:before="100" w:beforeAutospacing="1" w:after="100" w:afterAutospacing="1"/>
+      </w:pPr>
+      <w:r>
+        <w:t>Month 4 covers GPS telematics unit installation on site vehicles, RFID gate reader installation and integration, asset tracking API endpoints, the Asset Tracking dashboard module with live telematics charts, and the on-site live location map canvas with BLE-derived worker positions and zone overlays. End of Stage 2 delivers a complete worker and asset intelligence system integrated with the live view platform.</w:t>
+      </w:r>
+    </w:p>
+    <w:p>
+      <w:pPr>
+        <w:spacing w:before="100" w:beforeAutospacing="1" w:after="100" w:afterAutospacing="1"/>
+        <w:rPr>
+          <w:b/>
+          <w:bCs/>
+        </w:rPr>
+      </w:pPr>
+      <w:r>
+        <w:rPr>
+          <w:b/>
+          <w:bCs/>
+          <w:i/>
+          <w:iCs/>
+        </w:rPr>
+        <w:t>Stage 3: AI Site Advisor and Site Progress Documentation (Months 5–6)</w:t>
+      </w:r>
+    </w:p>
+    <w:p>
+      <w:pPr>
+        <w:spacing w:before="100" w:beforeAutospacing="1" w:after="100" w:afterAutospacing="1"/>
+      </w:pPr>
+      <w:r>
+        <w:t>This stage implements the highest-complexity features — the LangGraph agentic AI advisor and the digital twin / BIM progress overlay.</w:t>
+      </w:r>
+    </w:p>
+    <w:p>
+      <w:pPr>
+        <w:spacing w:before="100" w:beforeAutospacing="1" w:after="100" w:afterAutospacing="1"/>
+      </w:pPr>
+      <w:r>
+        <w:t>Month 5 covers LangGraph workflow architecture design, tool definition for database access (attendance, detection events, asset telemetry), LLM integration with streaming response, the Project Advisor chat interface with context injection chips, automated daily report generation, and cloud deployment of the LangGraph service.</w:t>
+      </w:r>
+    </w:p>
+    <w:p>
+      <w:pPr>
+        <w:spacing w:before="100" w:beforeAutospacing="1" w:after="100" w:afterAutospacing="1"/>
+      </w:pPr>
+      <w:r>
+        <w:t>Month 6 covers the Site Progress module — photo documentation upload and chronological gallery, architectural plan overlay on site imagery for completion prediction, schedule compliance tracking with Recharts visualisation, and system-wide integration testing, performance optimisation, and security hardening. End of Stage 3 delivers the complete CSMS platform.</w:t>
+      </w:r>
+    </w:p>
+    <w:tbl>
+      <w:tblPr>
+        <w:tblW w:w="0" w:type="auto"/>
+        <w:tblCellSpacing w:w="15" w:type="dxa"/>
+        <w:tblCellMar>
+          <w:top w:w="15" w:type="dxa"/>
+          <w:left w:w="15" w:type="dxa"/>
+          <w:bottom w:w="15" w:type="dxa"/>
+          <w:right w:w="15" w:type="dxa"/>
+        </w:tblCellMar>
+        <w:tblLook w:val="04A0" w:firstRow="1" w:lastRow="0" w:firstColumn="1" w:lastColumn="0" w:noHBand="0" w:noVBand="1"/>
+      </w:tblPr>
+      <w:tblGrid>
+        <w:gridCol w:w="789"/>
+        <w:gridCol w:w="1214"/>
+        <w:gridCol w:w="4254"/>
+      </w:tblGrid>
+      <w:tr>
+        <w:trPr>
+          <w:tblHeader/>
+          <w:tblCellSpacing w:w="15" w:type="dxa"/>
+        </w:trPr>
+        <w:tc>
+          <w:tcPr>
+            <w:tcW w:w="0" w:type="auto"/>
+            <w:vAlign w:val="center"/>
+            <w:hideMark/>
+          </w:tcPr>
+          <w:p>
+            <w:pPr>
+              <w:jc w:val="center"/>
+              <w:rPr>
+                <w:b/>
+                <w:bCs/>
+              </w:rPr>
+            </w:pPr>
+            <w:r>
+              <w:rPr>
+                <w:b/>
+                <w:bCs/>
+              </w:rPr>
+              <w:t>Stage</w:t>
+            </w:r>
+          </w:p>
+        </w:tc>
+        <w:tc>
+          <w:tcPr>
+            <w:tcW w:w="0" w:type="auto"/>
+            <w:vAlign w:val="center"/>
+            <w:hideMark/>
+          </w:tcPr>
+          <w:p>
+            <w:pPr>
+              <w:jc w:val="center"/>
+              <w:rPr>
+                <w:b/>
+                <w:bCs/>
+              </w:rPr>
+            </w:pPr>
+            <w:r>
+              <w:rPr>
+                <w:b/>
+                <w:bCs/>
+              </w:rPr>
+              <w:t>Duration</w:t>
+            </w:r>
+          </w:p>
+        </w:tc>
+        <w:tc>
+          <w:tcPr>
+            <w:tcW w:w="0" w:type="auto"/>
+            <w:vAlign w:val="center"/>
+            <w:hideMark/>
+          </w:tcPr>
+          <w:p>
+            <w:pPr>
+              <w:jc w:val="center"/>
+              <w:rPr>
+                <w:b/>
+                <w:bCs/>
+              </w:rPr>
+            </w:pPr>
+            <w:r>
+              <w:rPr>
+                <w:b/>
+                <w:bCs/>
+              </w:rPr>
+              <w:t>Key Deliverable</w:t>
+            </w:r>
+          </w:p>
+        </w:tc>
+      </w:tr>
+      <w:tr>
+        <w:trPr>
+          <w:tblCellSpacing w:w="15" w:type="dxa"/>
+        </w:trPr>
+        <w:tc>
+          <w:tcPr>
+            <w:tcW w:w="0" w:type="auto"/>
+            <w:vAlign w:val="center"/>
+            <w:hideMark/>
+          </w:tcPr>
+          <w:p>
+            <w:r>
+              <w:t>Stage 1</w:t>
+            </w:r>
+          </w:p>
+        </w:tc>
+        <w:tc>
+          <w:tcPr>
+            <w:tcW w:w="0" w:type="auto"/>
+            <w:vAlign w:val="center"/>
+            <w:hideMark/>
+          </w:tcPr>
+          <w:p>
+            <w:r>
+              <w:t>Months 1–2</w:t>
+            </w:r>
+          </w:p>
+        </w:tc>
+        <w:tc>
+          <w:tcPr>
+            <w:tcW w:w="0" w:type="auto"/>
+            <w:vAlign w:val="center"/>
+            <w:hideMark/>
+          </w:tcPr>
+          <w:p>
+            <w:r>
+              <w:t>Live view, AI detection, playback</w:t>
+            </w:r>
+          </w:p>
+        </w:tc>
+      </w:tr>
+      <w:tr>
+        <w:trPr>
+          <w:tblCellSpacing w:w="15" w:type="dxa"/>
+        </w:trPr>
+        <w:tc>
+          <w:tcPr>
+            <w:tcW w:w="0" w:type="auto"/>
+            <w:vAlign w:val="center"/>
+            <w:hideMark/>
+          </w:tcPr>
+          <w:p>
+            <w:r>
+              <w:t>Stage 2</w:t>
+            </w:r>
+          </w:p>
+        </w:tc>
+        <w:tc>
+          <w:tcPr>
+            <w:tcW w:w="0" w:type="auto"/>
+            <w:vAlign w:val="center"/>
+            <w:hideMark/>
+          </w:tcPr>
+          <w:p>
+            <w:r>
+              <w:t>Months 3–4</w:t>
+            </w:r>
+          </w:p>
+        </w:tc>
+        <w:tc>
+          <w:tcPr>
+            <w:tcW w:w="0" w:type="auto"/>
+            <w:vAlign w:val="center"/>
+            <w:hideMark/>
+          </w:tcPr>
+          <w:p>
+            <w:r>
+              <w:t>Worker tracking, asset telemetry, BLE map</w:t>
+            </w:r>
+          </w:p>
+        </w:tc>
+      </w:tr>
+      <w:tr>
+        <w:trPr>
+          <w:tblCellSpacing w:w="15" w:type="dxa"/>
+        </w:trPr>
+        <w:tc>
+          <w:tcPr>
+            <w:tcW w:w="0" w:type="auto"/>
+            <w:vAlign w:val="center"/>
+            <w:hideMark/>
+          </w:tcPr>
+          <w:p>
+            <w:r>
+              <w:t>Stage 3</w:t>
+            </w:r>
+          </w:p>
+        </w:tc>
+        <w:tc>
+          <w:tcPr>
+            <w:tcW w:w="0" w:type="auto"/>
+            <w:vAlign w:val="center"/>
+            <w:hideMark/>
+          </w:tcPr>
+          <w:p>
+            <w:r>
+              <w:t>Months 5–6</w:t>
+            </w:r>
+          </w:p>
+        </w:tc>
+        <w:tc>
+          <w:tcPr>
+            <w:tcW w:w="0" w:type="auto"/>
+            <w:vAlign w:val="center"/>
+            <w:hideMark/>
+          </w:tcPr>
+          <w:p>
+            <w:r>
+              <w:t>AI advisor, site progress, digital twin</w:t>
+            </w:r>
+          </w:p>
+        </w:tc>
+      </w:tr>
+    </w:tbl>
+    <w:p/>
+    <w:p>
+      <w:pPr>
+        <w:pStyle w:val="Heading3"/>
+        <w:rPr>
+          <w:rFonts w:eastAsia="Times New Roman"/>
+          <w:b/>
+          <w:bCs/>
+          <w:color w:val="000000" w:themeColor="text1"/>
+          <w:sz w:val="28"/>
+          <w:szCs w:val="28"/>
+        </w:rPr>
+      </w:pPr>
+      <w:r>
+        <w:rPr>
+          <w:rFonts w:eastAsia="Times New Roman"/>
+          <w:b/>
+          <w:bCs/>
+          <w:color w:val="000000" w:themeColor="text1"/>
+          <w:sz w:val="28"/>
+          <w:szCs w:val="28"/>
+        </w:rPr>
+        <w:t>3.4 Budget</w:t>
+      </w:r>
+    </w:p>
+    <w:p>
+      <w:pPr>
+        <w:spacing w:before="100" w:beforeAutospacing="1" w:after="100" w:afterAutospacing="1"/>
+      </w:pPr>
+      <w:r>
+        <w:t>The following budget covers hardware procurement, software infrastructure, and development costs for full CSMS implementation. All prices are estimates based on current Nairobi market rates and international supplier pricing.</w:t>
+      </w:r>
+    </w:p>
+    <w:p>
+      <w:pPr>
+        <w:spacing w:before="100" w:beforeAutospacing="1" w:after="100" w:afterAutospacing="1"/>
+        <w:rPr>
+          <w:rFonts w:asciiTheme="majorHAnsi" w:hAnsiTheme="majorHAnsi" w:cstheme="majorBidi"/>
+          <w:b/>
+          <w:bCs/>
+          <w:i/>
+          <w:iCs/>
+          <w:color w:val="2F5496" w:themeColor="accent1" w:themeShade="BF"/>
+        </w:rPr>
+      </w:pPr>
+      <w:r>
+        <w:rPr>
+          <w:rFonts w:asciiTheme="majorHAnsi" w:hAnsiTheme="majorHAnsi" w:cstheme="majorBidi"/>
+          <w:b/>
+          <w:bCs/>
+          <w:i/>
+          <w:iCs/>
+          <w:color w:val="2F5496" w:themeColor="accent1" w:themeShade="BF"/>
+        </w:rPr>
+        <w:t>Hardware Costs</w:t>
+      </w:r>
+    </w:p>
+    <w:tbl>
+      <w:tblPr>
+        <w:tblW w:w="0" w:type="auto"/>
+        <w:tblCellSpacing w:w="15" w:type="dxa"/>
+        <w:tblCellMar>
+          <w:top w:w="15" w:type="dxa"/>
+          <w:left w:w="15" w:type="dxa"/>
+          <w:bottom w:w="15" w:type="dxa"/>
+          <w:right w:w="15" w:type="dxa"/>
+        </w:tblCellMar>
+        <w:tblLook w:val="04A0" w:firstRow="1" w:lastRow="0" w:firstColumn="1" w:lastColumn="0" w:noHBand="0" w:noVBand="1"/>
+      </w:tblPr>
+      <w:tblGrid>
+        <w:gridCol w:w="2157"/>
+        <w:gridCol w:w="3657"/>
+        <w:gridCol w:w="498"/>
+        <w:gridCol w:w="1534"/>
+        <w:gridCol w:w="1180"/>
+      </w:tblGrid>
+      <w:tr>
+        <w:trPr>
+          <w:tblHeader/>
+          <w:tblCellSpacing w:w="15" w:type="dxa"/>
+        </w:trPr>
+        <w:tc>
+          <w:tcPr>
+            <w:tcW w:w="0" w:type="auto"/>
+            <w:vAlign w:val="center"/>
+            <w:hideMark/>
+          </w:tcPr>
+          <w:p>
+            <w:pPr>
+              <w:jc w:val="center"/>
+              <w:rPr>
+                <w:b/>
+                <w:bCs/>
+              </w:rPr>
+            </w:pPr>
+            <w:r>
+              <w:rPr>
+                <w:b/>
+                <w:bCs/>
+              </w:rPr>
+              <w:t>Item</w:t>
+            </w:r>
+          </w:p>
+        </w:tc>
+        <w:tc>
+          <w:tcPr>
+            <w:tcW w:w="0" w:type="auto"/>
+            <w:vAlign w:val="center"/>
+            <w:hideMark/>
+          </w:tcPr>
+          <w:p>
+            <w:pPr>
+              <w:jc w:val="center"/>
+              <w:rPr>
+                <w:b/>
+                <w:bCs/>
+              </w:rPr>
+            </w:pPr>
+            <w:r>
+              <w:rPr>
+                <w:b/>
+                <w:bCs/>
+              </w:rPr>
+              <w:t>Specification</w:t>
+            </w:r>
+          </w:p>
+        </w:tc>
+        <w:tc>
+          <w:tcPr>
+            <w:tcW w:w="0" w:type="auto"/>
+            <w:vAlign w:val="center"/>
+            <w:hideMark/>
+          </w:tcPr>
+          <w:p>
+            <w:pPr>
+              <w:jc w:val="center"/>
+              <w:rPr>
+                <w:b/>
+                <w:bCs/>
+              </w:rPr>
+            </w:pPr>
+            <w:r>
+              <w:rPr>
+                <w:b/>
+                <w:bCs/>
+              </w:rPr>
+              <w:t>Qty</w:t>
+            </w:r>
+          </w:p>
+        </w:tc>
+        <w:tc>
+          <w:tcPr>
+            <w:tcW w:w="0" w:type="auto"/>
+            <w:vAlign w:val="center"/>
+            <w:hideMark/>
+          </w:tcPr>
+          <w:p>
+            <w:pPr>
+              <w:jc w:val="center"/>
+              <w:rPr>
+                <w:b/>
+                <w:bCs/>
+              </w:rPr>
+            </w:pPr>
+            <w:r>
+              <w:rPr>
+                <w:b/>
+                <w:bCs/>
+              </w:rPr>
+              <w:t>Unit Cost (Ksh)</w:t>
+            </w:r>
+          </w:p>
+        </w:tc>
+        <w:tc>
+          <w:tcPr>
+            <w:tcW w:w="0" w:type="auto"/>
+            <w:vAlign w:val="center"/>
+            <w:hideMark/>
+          </w:tcPr>
+          <w:p>
+            <w:pPr>
+              <w:jc w:val="center"/>
+              <w:rPr>
+                <w:b/>
+                <w:bCs/>
+              </w:rPr>
+            </w:pPr>
+            <w:r>
+              <w:rPr>
+                <w:b/>
+                <w:bCs/>
+              </w:rPr>
+              <w:t>Total (Ksh)</w:t>
+            </w:r>
+          </w:p>
+        </w:tc>
+      </w:tr>
+      <w:tr>
+        <w:trPr>
+          <w:tblCellSpacing w:w="15" w:type="dxa"/>
+        </w:trPr>
+        <w:tc>
+          <w:tcPr>
+            <w:tcW w:w="0" w:type="auto"/>
+            <w:vAlign w:val="center"/>
+            <w:hideMark/>
+          </w:tcPr>
+          <w:p>
+            <w:r>
+              <w:t>PTZ IP Camera</w:t>
+            </w:r>
+          </w:p>
+        </w:tc>
+        <w:tc>
+          <w:tcPr>
+            <w:tcW w:w="0" w:type="auto"/>
+            <w:vAlign w:val="center"/>
+            <w:hideMark/>
+          </w:tcPr>
+          <w:p>
+            <w:pPr>
+              <w:rPr>
+                <w:lang w:val="en-US"/>
+              </w:rPr>
+            </w:pPr>
+            <w:r>
+              <w:rPr>
+                <w:lang w:val="en-US"/>
+              </w:rPr>
+              <w:t>-</w:t>
+            </w:r>
+          </w:p>
+        </w:tc>
+        <w:tc>
+          <w:tcPr>
+            <w:tcW w:w="0" w:type="auto"/>
+            <w:vAlign w:val="center"/>
+            <w:hideMark/>
+          </w:tcPr>
+          <w:p>
+            <w:pPr>
+              <w:rPr>
+                <w:lang w:val="en-US"/>
+              </w:rPr>
+            </w:pPr>
+            <w:r>
+              <w:rPr>
+                <w:lang w:val="en-US"/>
+              </w:rPr>
+              <w:t>-</w:t>
+            </w:r>
+          </w:p>
+        </w:tc>
+        <w:tc>
+          <w:tcPr>
+            <w:tcW w:w="0" w:type="auto"/>
+            <w:vAlign w:val="center"/>
+            <w:hideMark/>
+          </w:tcPr>
+          <w:p>
+            <w:pPr>
+              <w:rPr>
+                <w:lang w:val="en-US"/>
+              </w:rPr>
+            </w:pPr>
+            <w:r>
+              <w:rPr>
+                <w:lang w:val="en-US"/>
+              </w:rPr>
+              <w:t xml:space="preserve">        -</w:t>
+            </w:r>
+          </w:p>
+        </w:tc>
+        <w:tc>
+          <w:tcPr>
+            <w:tcW w:w="0" w:type="auto"/>
+            <w:vAlign w:val="center"/>
+            <w:hideMark/>
+          </w:tcPr>
+          <w:p>
+            <w:pPr>
+              <w:rPr>
+                <w:lang w:val="en-US"/>
+              </w:rPr>
+            </w:pPr>
+            <w:r>
+              <w:rPr>
+                <w:lang w:val="en-US"/>
+              </w:rPr>
+              <w:t xml:space="preserve">      -</w:t>
+            </w:r>
+          </w:p>
+        </w:tc>
+      </w:tr>
+      <w:tr>
+        <w:trPr>
+          <w:tblCellSpacing w:w="15" w:type="dxa"/>
+        </w:trPr>
+        <w:tc>
+          <w:tcPr>
+            <w:tcW w:w="0" w:type="auto"/>
+            <w:vAlign w:val="center"/>
+            <w:hideMark/>
+          </w:tcPr>
+          <w:p>
+            <w:r>
+              <w:lastRenderedPageBreak/>
+              <w:t>ColorVu Fixed Camera</w:t>
+            </w:r>
+          </w:p>
+        </w:tc>
+        <w:tc>
+          <w:tcPr>
+            <w:tcW w:w="0" w:type="auto"/>
+            <w:vAlign w:val="center"/>
+            <w:hideMark/>
+          </w:tcPr>
+          <w:p>
+            <w:pPr>
+              <w:rPr>
+                <w:lang w:val="en-US"/>
+              </w:rPr>
+            </w:pPr>
+            <w:r>
+              <w:rPr>
+                <w:lang w:val="en-US"/>
+              </w:rPr>
+              <w:t>-</w:t>
+            </w:r>
+          </w:p>
+        </w:tc>
+        <w:tc>
+          <w:tcPr>
+            <w:tcW w:w="0" w:type="auto"/>
+            <w:vAlign w:val="center"/>
+            <w:hideMark/>
+          </w:tcPr>
+          <w:p>
+            <w:pPr>
+              <w:rPr>
+                <w:lang w:val="en-US"/>
+              </w:rPr>
+            </w:pPr>
+            <w:r>
+              <w:rPr>
+                <w:lang w:val="en-US"/>
+              </w:rPr>
+              <w:t>-</w:t>
+            </w:r>
+          </w:p>
+        </w:tc>
+        <w:tc>
+          <w:tcPr>
+            <w:tcW w:w="0" w:type="auto"/>
+            <w:vAlign w:val="center"/>
+            <w:hideMark/>
+          </w:tcPr>
+          <w:p>
+            <w:pPr>
+              <w:rPr>
+                <w:lang w:val="en-US"/>
+              </w:rPr>
+            </w:pPr>
+            <w:r>
+              <w:rPr>
+                <w:lang w:val="en-US"/>
+              </w:rPr>
+              <w:t xml:space="preserve">        -</w:t>
+            </w:r>
+          </w:p>
+        </w:tc>
+        <w:tc>
+          <w:tcPr>
+            <w:tcW w:w="0" w:type="auto"/>
+            <w:vAlign w:val="center"/>
+            <w:hideMark/>
+          </w:tcPr>
+          <w:p>
+            <w:pPr>
+              <w:rPr>
+                <w:lang w:val="en-US"/>
+              </w:rPr>
+            </w:pPr>
+            <w:r>
+              <w:rPr>
+                <w:lang w:val="en-US"/>
+              </w:rPr>
+              <w:t xml:space="preserve">      -</w:t>
+            </w:r>
+          </w:p>
+        </w:tc>
+      </w:tr>
+      <w:tr>
+        <w:trPr>
+          <w:tblCellSpacing w:w="15" w:type="dxa"/>
+        </w:trPr>
+        <w:tc>
+          <w:tcPr>
+            <w:tcW w:w="0" w:type="auto"/>
+            <w:vAlign w:val="center"/>
+            <w:hideMark/>
+          </w:tcPr>
+          <w:p>
+            <w:r>
+              <w:t>NVR</w:t>
+            </w:r>
+          </w:p>
+        </w:tc>
+        <w:tc>
+          <w:tcPr>
+            <w:tcW w:w="0" w:type="auto"/>
+            <w:vAlign w:val="center"/>
+            <w:hideMark/>
+          </w:tcPr>
+          <w:p>
+            <w:pPr>
+              <w:rPr>
+                <w:lang w:val="en-US"/>
+              </w:rPr>
+            </w:pPr>
+            <w:r>
+              <w:rPr>
+                <w:lang w:val="en-US"/>
+              </w:rPr>
+              <w:t>-</w:t>
+            </w:r>
+          </w:p>
+        </w:tc>
+        <w:tc>
+          <w:tcPr>
+            <w:tcW w:w="0" w:type="auto"/>
+            <w:vAlign w:val="center"/>
+            <w:hideMark/>
+          </w:tcPr>
+          <w:p>
+            <w:pPr>
+              <w:rPr>
+                <w:lang w:val="en-US"/>
+              </w:rPr>
+            </w:pPr>
+            <w:r>
+              <w:rPr>
+                <w:lang w:val="en-US"/>
+              </w:rPr>
+              <w:t>-</w:t>
+            </w:r>
+          </w:p>
+        </w:tc>
+        <w:tc>
+          <w:tcPr>
+            <w:tcW w:w="0" w:type="auto"/>
+            <w:vAlign w:val="center"/>
+            <w:hideMark/>
+          </w:tcPr>
+          <w:p>
+            <w:pPr>
+              <w:rPr>
+                <w:lang w:val="en-US"/>
+              </w:rPr>
+            </w:pPr>
+            <w:r>
+              <w:rPr>
+                <w:lang w:val="en-US"/>
+              </w:rPr>
+              <w:t xml:space="preserve">        -</w:t>
+            </w:r>
+          </w:p>
+        </w:tc>
+        <w:tc>
+          <w:tcPr>
+            <w:tcW w:w="0" w:type="auto"/>
+            <w:vAlign w:val="center"/>
+            <w:hideMark/>
+          </w:tcPr>
+          <w:p>
+            <w:pPr>
+              <w:rPr>
+                <w:lang w:val="en-US"/>
+              </w:rPr>
+            </w:pPr>
+            <w:r>
+              <w:rPr>
+                <w:lang w:val="en-US"/>
+              </w:rPr>
+              <w:t xml:space="preserve">      -</w:t>
+            </w:r>
+          </w:p>
+        </w:tc>
+      </w:tr>
+      <w:tr>
+        <w:trPr>
+          <w:tblCellSpacing w:w="15" w:type="dxa"/>
+        </w:trPr>
+        <w:tc>
+          <w:tcPr>
+            <w:tcW w:w="0" w:type="auto"/>
+            <w:vAlign w:val="center"/>
+            <w:hideMark/>
+          </w:tcPr>
+          <w:p>
+            <w:r>
+              <w:t>2</w:t>
+            </w:r>
+            <w:r>
+              <w:rPr>
+                <w:lang w:val="en-US"/>
+              </w:rPr>
+              <w:t xml:space="preserve"> </w:t>
+            </w:r>
+            <w:r>
+              <w:t>TB HDD</w:t>
+            </w:r>
+          </w:p>
+        </w:tc>
+        <w:tc>
+          <w:tcPr>
+            <w:tcW w:w="0" w:type="auto"/>
+            <w:vAlign w:val="center"/>
+            <w:hideMark/>
+          </w:tcPr>
+          <w:p>
+            <w:r>
+              <w:t>WD Purple surveillance grade</w:t>
+            </w:r>
+          </w:p>
+        </w:tc>
+        <w:tc>
+          <w:tcPr>
+            <w:tcW w:w="0" w:type="auto"/>
+            <w:vAlign w:val="center"/>
+            <w:hideMark/>
+          </w:tcPr>
+          <w:p>
+            <w:pPr>
+              <w:rPr>
+                <w:lang w:val="en-US"/>
+              </w:rPr>
+            </w:pPr>
+            <w:r>
+              <w:rPr>
+                <w:lang w:val="en-US"/>
+              </w:rPr>
+              <w:t>1</w:t>
+            </w:r>
+          </w:p>
+        </w:tc>
+        <w:tc>
+          <w:tcPr>
+            <w:tcW w:w="0" w:type="auto"/>
+            <w:vAlign w:val="center"/>
+            <w:hideMark/>
+          </w:tcPr>
+          <w:p>
+            <w:pPr>
+              <w:rPr>
+                <w:lang w:val="en-US"/>
+              </w:rPr>
+            </w:pPr>
+            <w:r>
+              <w:rPr>
+                <w:lang w:val="en-US"/>
+              </w:rPr>
+              <w:t>8,000</w:t>
+            </w:r>
+          </w:p>
+        </w:tc>
+        <w:tc>
+          <w:tcPr>
+            <w:tcW w:w="0" w:type="auto"/>
+            <w:vAlign w:val="center"/>
+            <w:hideMark/>
+          </w:tcPr>
+          <w:p>
+            <w:pPr>
+              <w:rPr>
+                <w:lang w:val="en-US"/>
+              </w:rPr>
+            </w:pPr>
+            <w:r>
+              <w:rPr>
+                <w:lang w:val="en-US"/>
+              </w:rPr>
+              <w:t>8,000</w:t>
+            </w:r>
+          </w:p>
+        </w:tc>
+      </w:tr>
+      <w:tr>
+        <w:trPr>
+          <w:tblCellSpacing w:w="15" w:type="dxa"/>
+        </w:trPr>
+        <w:tc>
+          <w:tcPr>
+            <w:tcW w:w="0" w:type="auto"/>
+            <w:vAlign w:val="center"/>
+            <w:hideMark/>
+          </w:tcPr>
+          <w:p>
+            <w:r>
+              <w:t>Mac Mini</w:t>
+            </w:r>
+          </w:p>
+        </w:tc>
+        <w:tc>
+          <w:tcPr>
+            <w:tcW w:w="0" w:type="auto"/>
+            <w:vAlign w:val="center"/>
+            <w:hideMark/>
+          </w:tcPr>
+          <w:p>
+            <w:r>
+              <w:t>Apple M2 Pro, 16GB RAM, 512GB SSD</w:t>
+            </w:r>
+          </w:p>
+        </w:tc>
+        <w:tc>
+          <w:tcPr>
+            <w:tcW w:w="0" w:type="auto"/>
+            <w:vAlign w:val="center"/>
+            <w:hideMark/>
+          </w:tcPr>
+          <w:p>
+            <w:r>
+              <w:t>1</w:t>
+            </w:r>
+          </w:p>
+        </w:tc>
+        <w:tc>
+          <w:tcPr>
+            <w:tcW w:w="0" w:type="auto"/>
+            <w:vAlign w:val="center"/>
+            <w:hideMark/>
+          </w:tcPr>
+          <w:p>
+            <w:pPr>
+              <w:rPr>
+                <w:lang w:val="en-US"/>
+              </w:rPr>
+            </w:pPr>
+            <w:r>
+              <w:rPr>
+                <w:lang w:val="en-US"/>
+              </w:rPr>
+              <w:t>90,000</w:t>
+            </w:r>
+          </w:p>
+        </w:tc>
+        <w:tc>
+          <w:tcPr>
+            <w:tcW w:w="0" w:type="auto"/>
+            <w:vAlign w:val="center"/>
+            <w:hideMark/>
+          </w:tcPr>
+          <w:p>
+            <w:pPr>
+              <w:rPr>
+                <w:lang w:val="en-US"/>
+              </w:rPr>
+            </w:pPr>
+            <w:r>
+              <w:rPr>
+                <w:lang w:val="en-US"/>
+              </w:rPr>
+              <w:t>90,000</w:t>
+            </w:r>
+          </w:p>
+        </w:tc>
+      </w:tr>
+      <w:tr>
+        <w:trPr>
+          <w:tblCellSpacing w:w="15" w:type="dxa"/>
+        </w:trPr>
+        <w:tc>
+          <w:tcPr>
+            <w:tcW w:w="0" w:type="auto"/>
+            <w:vAlign w:val="center"/>
+            <w:hideMark/>
+          </w:tcPr>
+          <w:p>
+            <w:r>
+              <w:t>UPS Battery Backup</w:t>
+            </w:r>
+          </w:p>
+        </w:tc>
+        <w:tc>
+          <w:tcPr>
+            <w:tcW w:w="0" w:type="auto"/>
+            <w:vAlign w:val="center"/>
+            <w:hideMark/>
+          </w:tcPr>
+          <w:p>
+            <w:r>
+              <w:t xml:space="preserve">1000VA, for Mac Mini </w:t>
+            </w:r>
+          </w:p>
+        </w:tc>
+        <w:tc>
+          <w:tcPr>
+            <w:tcW w:w="0" w:type="auto"/>
+            <w:vAlign w:val="center"/>
+            <w:hideMark/>
+          </w:tcPr>
+          <w:p>
+            <w:r>
+              <w:t>1</w:t>
+            </w:r>
+          </w:p>
+        </w:tc>
+        <w:tc>
+          <w:tcPr>
+            <w:tcW w:w="0" w:type="auto"/>
+            <w:vAlign w:val="center"/>
+            <w:hideMark/>
+          </w:tcPr>
+          <w:p>
+            <w:r>
+              <w:t>18,000</w:t>
+            </w:r>
+          </w:p>
+        </w:tc>
+        <w:tc>
+          <w:tcPr>
+            <w:tcW w:w="0" w:type="auto"/>
+            <w:vAlign w:val="center"/>
+            <w:hideMark/>
+          </w:tcPr>
+          <w:p>
+            <w:r>
+              <w:t>18,000</w:t>
+            </w:r>
+          </w:p>
+        </w:tc>
+      </w:tr>
+      <w:tr>
+        <w:trPr>
+          <w:tblCellSpacing w:w="15" w:type="dxa"/>
+        </w:trPr>
+        <w:tc>
+          <w:tcPr>
+            <w:tcW w:w="0" w:type="auto"/>
+            <w:vAlign w:val="center"/>
+            <w:hideMark/>
+          </w:tcPr>
+          <w:p>
+            <w:r>
+              <w:t>Fingerprint Terminal</w:t>
+            </w:r>
+          </w:p>
+        </w:tc>
+        <w:tc>
+          <w:tcPr>
+            <w:tcW w:w="0" w:type="auto"/>
+            <w:vAlign w:val="center"/>
+            <w:hideMark/>
+          </w:tcPr>
+          <w:p>
+            <w:r>
+              <w:t>Hikvision DS-K1T804MF</w:t>
+            </w:r>
+          </w:p>
+        </w:tc>
+        <w:tc>
+          <w:tcPr>
+            <w:tcW w:w="0" w:type="auto"/>
+            <w:vAlign w:val="center"/>
+            <w:hideMark/>
+          </w:tcPr>
+          <w:p>
+            <w:r>
+              <w:t>1</w:t>
+            </w:r>
+          </w:p>
+        </w:tc>
+        <w:tc>
+          <w:tcPr>
+            <w:tcW w:w="0" w:type="auto"/>
+            <w:vAlign w:val="center"/>
+            <w:hideMark/>
+          </w:tcPr>
+          <w:p>
+            <w:r>
+              <w:t>15,000</w:t>
+            </w:r>
+          </w:p>
+        </w:tc>
+        <w:tc>
+          <w:tcPr>
+            <w:tcW w:w="0" w:type="auto"/>
+            <w:vAlign w:val="center"/>
+            <w:hideMark/>
+          </w:tcPr>
+          <w:p>
+            <w:r>
+              <w:t>15,000</w:t>
+            </w:r>
+          </w:p>
+        </w:tc>
+      </w:tr>
+      <w:tr>
+        <w:trPr>
+          <w:tblCellSpacing w:w="15" w:type="dxa"/>
+        </w:trPr>
+        <w:tc>
+          <w:tcPr>
+            <w:tcW w:w="0" w:type="auto"/>
+            <w:vAlign w:val="center"/>
+            <w:hideMark/>
+          </w:tcPr>
+          <w:p>
+            <w:r>
+              <w:t>BLE Beacon Tags</w:t>
+            </w:r>
+          </w:p>
+        </w:tc>
+        <w:tc>
+          <w:tcPr>
+            <w:tcW w:w="0" w:type="auto"/>
+            <w:vAlign w:val="center"/>
+            <w:hideMark/>
+          </w:tcPr>
+          <w:p>
+            <w:r>
+              <w:t>Kontakt.io Tough Beacon or equivalent</w:t>
+            </w:r>
+          </w:p>
+        </w:tc>
+        <w:tc>
+          <w:tcPr>
+            <w:tcW w:w="0" w:type="auto"/>
+            <w:vAlign w:val="center"/>
+            <w:hideMark/>
+          </w:tcPr>
+          <w:p>
+            <w:r>
+              <w:t>30</w:t>
+            </w:r>
+          </w:p>
+        </w:tc>
+        <w:tc>
+          <w:tcPr>
+            <w:tcW w:w="0" w:type="auto"/>
+            <w:vAlign w:val="center"/>
+            <w:hideMark/>
+          </w:tcPr>
+          <w:p>
+            <w:r>
+              <w:t>2,500</w:t>
+            </w:r>
+          </w:p>
+        </w:tc>
+        <w:tc>
+          <w:tcPr>
+            <w:tcW w:w="0" w:type="auto"/>
+            <w:vAlign w:val="center"/>
+            <w:hideMark/>
+          </w:tcPr>
+          <w:p>
+            <w:r>
+              <w:t>75,000</w:t>
+            </w:r>
+          </w:p>
+        </w:tc>
+      </w:tr>
+      <w:tr>
+        <w:trPr>
+          <w:tblCellSpacing w:w="15" w:type="dxa"/>
+        </w:trPr>
+        <w:tc>
+          <w:tcPr>
+            <w:tcW w:w="0" w:type="auto"/>
+            <w:vAlign w:val="center"/>
+            <w:hideMark/>
+          </w:tcPr>
+          <w:p>
+            <w:r>
+              <w:t>BLE Scanners</w:t>
+            </w:r>
+          </w:p>
+        </w:tc>
+        <w:tc>
+          <w:tcPr>
+            <w:tcW w:w="0" w:type="auto"/>
+            <w:vAlign w:val="center"/>
+            <w:hideMark/>
+          </w:tcPr>
+          <w:p>
+            <w:r>
+              <w:t>Raspberry Pi 4 + BLE dongle</w:t>
+            </w:r>
+          </w:p>
+        </w:tc>
+        <w:tc>
+          <w:tcPr>
+            <w:tcW w:w="0" w:type="auto"/>
+            <w:vAlign w:val="center"/>
+            <w:hideMark/>
+          </w:tcPr>
+          <w:p>
+            <w:r>
+              <w:t>6</w:t>
+            </w:r>
+          </w:p>
+        </w:tc>
+        <w:tc>
+          <w:tcPr>
+            <w:tcW w:w="0" w:type="auto"/>
+            <w:vAlign w:val="center"/>
+            <w:hideMark/>
+          </w:tcPr>
+          <w:p>
+            <w:r>
+              <w:t>8,500</w:t>
+            </w:r>
+          </w:p>
+        </w:tc>
+        <w:tc>
+          <w:tcPr>
+            <w:tcW w:w="0" w:type="auto"/>
+            <w:vAlign w:val="center"/>
+            <w:hideMark/>
+          </w:tcPr>
+          <w:p>
+            <w:r>
+              <w:t>51,000</w:t>
+            </w:r>
+          </w:p>
+        </w:tc>
+      </w:tr>
+      <w:tr>
+        <w:trPr>
+          <w:tblCellSpacing w:w="15" w:type="dxa"/>
+        </w:trPr>
+        <w:tc>
+          <w:tcPr>
+            <w:tcW w:w="0" w:type="auto"/>
+            <w:vAlign w:val="center"/>
+            <w:hideMark/>
+          </w:tcPr>
+          <w:p>
+            <w:r>
+              <w:t>GPS Telematics Units</w:t>
+            </w:r>
+          </w:p>
+        </w:tc>
+        <w:tc>
+          <w:tcPr>
+            <w:tcW w:w="0" w:type="auto"/>
+            <w:vAlign w:val="center"/>
+            <w:hideMark/>
+          </w:tcPr>
+          <w:p>
+            <w:r>
+              <w:t>OBD-II GPS tracker with fuel sensor</w:t>
+            </w:r>
+          </w:p>
+        </w:tc>
+        <w:tc>
+          <w:tcPr>
+            <w:tcW w:w="0" w:type="auto"/>
+            <w:vAlign w:val="center"/>
+            <w:hideMark/>
+          </w:tcPr>
+          <w:p>
+            <w:r>
+              <w:t>5</w:t>
+            </w:r>
+          </w:p>
+        </w:tc>
+        <w:tc>
+          <w:tcPr>
+            <w:tcW w:w="0" w:type="auto"/>
+            <w:vAlign w:val="center"/>
+            <w:hideMark/>
+          </w:tcPr>
+          <w:p>
+            <w:r>
+              <w:t>12,000</w:t>
+            </w:r>
+          </w:p>
+        </w:tc>
+        <w:tc>
+          <w:tcPr>
+            <w:tcW w:w="0" w:type="auto"/>
+            <w:vAlign w:val="center"/>
+            <w:hideMark/>
+          </w:tcPr>
+          <w:p>
+            <w:r>
+              <w:t>60,000</w:t>
+            </w:r>
+          </w:p>
+        </w:tc>
+      </w:tr>
+      <w:tr>
+        <w:trPr>
+          <w:tblCellSpacing w:w="15" w:type="dxa"/>
+        </w:trPr>
+        <w:tc>
+          <w:tcPr>
+            <w:tcW w:w="0" w:type="auto"/>
+            <w:vAlign w:val="center"/>
+            <w:hideMark/>
+          </w:tcPr>
+          <w:p>
+            <w:r>
+              <w:t>RFID Gate Reader</w:t>
+            </w:r>
+          </w:p>
+        </w:tc>
+        <w:tc>
+          <w:tcPr>
+            <w:tcW w:w="0" w:type="auto"/>
+            <w:vAlign w:val="center"/>
+            <w:hideMark/>
+          </w:tcPr>
+          <w:p>
+            <w:r>
+              <w:t>UHF RFID reader + tags</w:t>
+            </w:r>
+          </w:p>
+        </w:tc>
+        <w:tc>
+          <w:tcPr>
+            <w:tcW w:w="0" w:type="auto"/>
+            <w:vAlign w:val="center"/>
+            <w:hideMark/>
+          </w:tcPr>
+          <w:p>
+            <w:r>
+              <w:t>1 set</w:t>
+            </w:r>
+          </w:p>
+        </w:tc>
+        <w:tc>
+          <w:tcPr>
+            <w:tcW w:w="0" w:type="auto"/>
+            <w:vAlign w:val="center"/>
+            <w:hideMark/>
+          </w:tcPr>
+          <w:p>
+            <w:r>
+              <w:t>25,000</w:t>
+            </w:r>
+          </w:p>
+        </w:tc>
+        <w:tc>
+          <w:tcPr>
+            <w:tcW w:w="0" w:type="auto"/>
+            <w:vAlign w:val="center"/>
+            <w:hideMark/>
+          </w:tcPr>
+          <w:p>
+            <w:r>
+              <w:t>25,000</w:t>
+            </w:r>
+          </w:p>
+        </w:tc>
+      </w:tr>
+      <w:tr>
+        <w:trPr>
+          <w:gridAfter w:val="1"/>
+          <w:tblCellSpacing w:w="15" w:type="dxa"/>
+        </w:trPr>
+        <w:tc>
+          <w:tcPr>
+            <w:tcW w:w="0" w:type="auto"/>
+            <w:vAlign w:val="center"/>
+            <w:hideMark/>
+          </w:tcPr>
+          <w:p>
+            <w:r>
+              <w:rPr>
+                <w:b/>
+                <w:bCs/>
+              </w:rPr>
+              <w:t>Hardware Subtotal</w:t>
+            </w:r>
+          </w:p>
+        </w:tc>
+        <w:tc>
+          <w:tcPr>
+            <w:tcW w:w="0" w:type="auto"/>
+            <w:vAlign w:val="center"/>
+            <w:hideMark/>
+          </w:tcPr>
+          <w:p/>
+        </w:tc>
+        <w:tc>
+          <w:tcPr>
+            <w:tcW w:w="0" w:type="auto"/>
+            <w:vAlign w:val="center"/>
+            <w:hideMark/>
+          </w:tcPr>
+          <w:p>
+            <w:pPr>
+              <w:rPr>
+                <w:sz w:val="20"/>
+                <w:szCs w:val="20"/>
+              </w:rPr>
+            </w:pPr>
+          </w:p>
+        </w:tc>
+        <w:tc>
+          <w:tcPr>
+            <w:tcW w:w="0" w:type="auto"/>
+            <w:vAlign w:val="center"/>
+            <w:hideMark/>
+          </w:tcPr>
+          <w:p>
+            <w:pPr>
+              <w:rPr>
+                <w:sz w:val="20"/>
+                <w:szCs w:val="20"/>
+              </w:rPr>
+            </w:pPr>
+          </w:p>
+        </w:tc>
+      </w:tr>
+    </w:tbl>
+    <w:p>
+      <w:pPr>
+        <w:spacing w:before="100" w:beforeAutospacing="1" w:after="100" w:afterAutospacing="1"/>
+        <w:rPr>
+          <w:rFonts w:asciiTheme="majorHAnsi" w:hAnsiTheme="majorHAnsi" w:cstheme="majorBidi"/>
+          <w:b/>
+          <w:bCs/>
+          <w:i/>
+          <w:iCs/>
+          <w:color w:val="2F5496" w:themeColor="accent1" w:themeShade="BF"/>
+        </w:rPr>
+      </w:pPr>
+      <w:r>
+        <w:rPr>
+          <w:rFonts w:asciiTheme="majorHAnsi" w:hAnsiTheme="majorHAnsi" w:cstheme="majorBidi"/>
+          <w:b/>
+          <w:bCs/>
+          <w:i/>
+          <w:iCs/>
+          <w:color w:val="2F5496" w:themeColor="accent1" w:themeShade="BF"/>
+        </w:rPr>
+        <w:t>Software and Infrastructure Costs (Monthly Recurring)</w:t>
+      </w:r>
+    </w:p>
+    <w:tbl>
+      <w:tblPr>
+        <w:tblW w:w="0" w:type="auto"/>
+        <w:tblCellSpacing w:w="15" w:type="dxa"/>
+        <w:tblCellMar>
+          <w:top w:w="15" w:type="dxa"/>
+          <w:left w:w="15" w:type="dxa"/>
+          <w:bottom w:w="15" w:type="dxa"/>
+          <w:right w:w="15" w:type="dxa"/>
+        </w:tblCellMar>
+        <w:tblLook w:val="04A0" w:firstRow="1" w:lastRow="0" w:firstColumn="1" w:lastColumn="0" w:noHBand="0" w:noVBand="1"/>
+      </w:tblPr>
+      <w:tblGrid>
+        <w:gridCol w:w="3254"/>
+        <w:gridCol w:w="1909"/>
+      </w:tblGrid>
+      <w:tr>
+        <w:trPr>
+          <w:tblHeader/>
+          <w:tblCellSpacing w:w="15" w:type="dxa"/>
+        </w:trPr>
+        <w:tc>
+          <w:tcPr>
+            <w:tcW w:w="0" w:type="auto"/>
+            <w:vAlign w:val="center"/>
+            <w:hideMark/>
+          </w:tcPr>
+          <w:p>
+            <w:pPr>
+              <w:jc w:val="center"/>
+              <w:rPr>
+                <w:b/>
+                <w:bCs/>
+              </w:rPr>
+            </w:pPr>
+            <w:r>
+              <w:rPr>
+                <w:b/>
+                <w:bCs/>
+              </w:rPr>
+              <w:t>Item</w:t>
+            </w:r>
+          </w:p>
+        </w:tc>
+        <w:tc>
+          <w:tcPr>
+            <w:tcW w:w="0" w:type="auto"/>
+            <w:vAlign w:val="center"/>
+            <w:hideMark/>
+          </w:tcPr>
+          <w:p>
+            <w:pPr>
+              <w:jc w:val="center"/>
+              <w:rPr>
+                <w:b/>
+                <w:bCs/>
+              </w:rPr>
+            </w:pPr>
+            <w:r>
+              <w:rPr>
+                <w:b/>
+                <w:bCs/>
+              </w:rPr>
+              <w:t>Cost (Ksh/month)</w:t>
+            </w:r>
+          </w:p>
+        </w:tc>
+      </w:tr>
+      <w:tr>
+        <w:trPr>
+          <w:tblCellSpacing w:w="15" w:type="dxa"/>
+        </w:trPr>
+        <w:tc>
+          <w:tcPr>
+            <w:tcW w:w="0" w:type="auto"/>
+            <w:vAlign w:val="center"/>
+            <w:hideMark/>
+          </w:tcPr>
+          <w:p>
+            <w:r>
+              <w:t xml:space="preserve">Cloud </w:t>
+            </w:r>
+            <w:r>
+              <w:rPr>
+                <w:lang w:val="en-US"/>
+              </w:rPr>
+              <w:t>Hosting services</w:t>
+            </w:r>
+            <w:r>
+              <w:t xml:space="preserve"> </w:t>
+            </w:r>
+          </w:p>
+        </w:tc>
+        <w:tc>
+          <w:tcPr>
+            <w:tcW w:w="0" w:type="auto"/>
+            <w:vAlign w:val="center"/>
+            <w:hideMark/>
+          </w:tcPr>
+          <w:p>
+            <w:r>
+              <w:t>3,500</w:t>
+            </w:r>
+          </w:p>
+        </w:tc>
+      </w:tr>
+      <w:tr>
+        <w:trPr>
+          <w:tblCellSpacing w:w="15" w:type="dxa"/>
+        </w:trPr>
+        <w:tc>
+          <w:tcPr>
+            <w:tcW w:w="0" w:type="auto"/>
+            <w:vAlign w:val="center"/>
+            <w:hideMark/>
+          </w:tcPr>
+          <w:p>
+            <w:pPr>
+              <w:rPr>
+                <w:lang w:val="en-US"/>
+              </w:rPr>
+            </w:pPr>
+            <w:r>
+              <w:t xml:space="preserve">Vercel </w:t>
+            </w:r>
+            <w:r>
+              <w:rPr>
+                <w:lang w:val="en-US"/>
+              </w:rPr>
+              <w:t>(free tier)</w:t>
+            </w:r>
+          </w:p>
+        </w:tc>
+        <w:tc>
+          <w:tcPr>
+            <w:tcW w:w="0" w:type="auto"/>
+            <w:vAlign w:val="center"/>
+            <w:hideMark/>
+          </w:tcPr>
+          <w:p>
+            <w:pPr>
+              <w:rPr>
+                <w:lang w:val="en-US"/>
+              </w:rPr>
+            </w:pPr>
+            <w:r>
+              <w:rPr>
+                <w:lang w:val="en-US"/>
+              </w:rPr>
+              <w:t>0</w:t>
+            </w:r>
+          </w:p>
+        </w:tc>
+      </w:tr>
+      <w:tr>
+        <w:trPr>
+          <w:tblCellSpacing w:w="15" w:type="dxa"/>
+        </w:trPr>
+        <w:tc>
+          <w:tcPr>
+            <w:tcW w:w="0" w:type="auto"/>
+            <w:vAlign w:val="center"/>
+            <w:hideMark/>
+          </w:tcPr>
+          <w:p>
+            <w:r>
+              <w:t>Tailscale (up to 3 users, free tier)</w:t>
+            </w:r>
+          </w:p>
+        </w:tc>
+        <w:tc>
+          <w:tcPr>
+            <w:tcW w:w="0" w:type="auto"/>
+            <w:vAlign w:val="center"/>
+            <w:hideMark/>
+          </w:tcPr>
+          <w:p>
+            <w:r>
+              <w:t>0</w:t>
+            </w:r>
+          </w:p>
+        </w:tc>
+      </w:tr>
+      <w:tr>
+        <w:trPr>
+          <w:trHeight w:val="469"/>
+          <w:tblCellSpacing w:w="15" w:type="dxa"/>
+        </w:trPr>
+        <w:tc>
+          <w:tcPr>
+            <w:tcW w:w="0" w:type="auto"/>
+            <w:vAlign w:val="center"/>
+            <w:hideMark/>
+          </w:tcPr>
+          <w:p>
+            <w:r>
+              <w:t>ISP fixed line (site)</w:t>
+            </w:r>
+          </w:p>
+        </w:tc>
+        <w:tc>
+          <w:tcPr>
+            <w:tcW w:w="0" w:type="auto"/>
+            <w:vAlign w:val="center"/>
+            <w:hideMark/>
+          </w:tcPr>
+          <w:p>
+            <w:pPr>
+              <w:rPr>
+                <w:lang w:val="en-US"/>
+              </w:rPr>
+            </w:pPr>
+            <w:r>
+              <w:rPr>
+                <w:lang w:val="en-US"/>
+              </w:rPr>
+              <w:t>3000</w:t>
+            </w:r>
+          </w:p>
+        </w:tc>
+      </w:tr>
+      <w:tr>
+        <w:trPr>
+          <w:trHeight w:val="349"/>
+          <w:tblCellSpacing w:w="15" w:type="dxa"/>
+        </w:trPr>
+        <w:tc>
+          <w:tcPr>
+            <w:tcW w:w="0" w:type="auto"/>
+            <w:vAlign w:val="center"/>
+            <w:hideMark/>
+          </w:tcPr>
+          <w:p>
+            <w:r>
+              <w:rPr>
+                <w:b/>
+                <w:bCs/>
+              </w:rPr>
+              <w:t>Monthly Recurring Subtotal</w:t>
+            </w:r>
+          </w:p>
+        </w:tc>
+        <w:tc>
+          <w:tcPr>
+            <w:tcW w:w="0" w:type="auto"/>
+            <w:vAlign w:val="center"/>
+            <w:hideMark/>
+          </w:tcPr>
+          <w:p>
+            <w:r>
+              <w:rPr>
+                <w:b/>
+                <w:bCs/>
+              </w:rPr>
+              <w:t>14,300</w:t>
+            </w:r>
+          </w:p>
+        </w:tc>
+      </w:tr>
+    </w:tbl>
+    <w:p>
+      <w:pPr>
+        <w:spacing w:before="100" w:beforeAutospacing="1" w:after="100" w:afterAutospacing="1"/>
+        <w:rPr>
+          <w:rFonts w:asciiTheme="majorHAnsi" w:hAnsiTheme="majorHAnsi" w:cstheme="majorBidi"/>
+          <w:b/>
+          <w:bCs/>
+          <w:i/>
+          <w:iCs/>
+          <w:color w:val="2F5496" w:themeColor="accent1" w:themeShade="BF"/>
+        </w:rPr>
+      </w:pPr>
+      <w:r>
+        <w:rPr>
+          <w:rFonts w:asciiTheme="majorHAnsi" w:hAnsiTheme="majorHAnsi" w:cstheme="majorBidi"/>
+          <w:b/>
+          <w:bCs/>
+          <w:i/>
+          <w:iCs/>
+          <w:color w:val="2F5496" w:themeColor="accent1" w:themeShade="BF"/>
+        </w:rPr>
+        <w:t>Development Costs</w:t>
+      </w:r>
+    </w:p>
+    <w:tbl>
+      <w:tblPr>
+        <w:tblW w:w="0" w:type="auto"/>
+        <w:tblCellSpacing w:w="15" w:type="dxa"/>
+        <w:tblCellMar>
+          <w:top w:w="15" w:type="dxa"/>
+          <w:left w:w="15" w:type="dxa"/>
+          <w:bottom w:w="15" w:type="dxa"/>
+          <w:right w:w="15" w:type="dxa"/>
+        </w:tblCellMar>
+        <w:tblLook w:val="04A0" w:firstRow="1" w:lastRow="0" w:firstColumn="1" w:lastColumn="0" w:noHBand="0" w:noVBand="1"/>
+      </w:tblPr>
+      <w:tblGrid>
+        <w:gridCol w:w="3415"/>
+        <w:gridCol w:w="1821"/>
+      </w:tblGrid>
+      <w:tr>
+        <w:trPr>
+          <w:tblHeader/>
+          <w:tblCellSpacing w:w="15" w:type="dxa"/>
+        </w:trPr>
+        <w:tc>
+          <w:tcPr>
+            <w:tcW w:w="0" w:type="auto"/>
+            <w:vAlign w:val="center"/>
+            <w:hideMark/>
+          </w:tcPr>
+          <w:p>
+            <w:pPr>
+              <w:jc w:val="center"/>
+              <w:rPr>
+                <w:b/>
+                <w:bCs/>
+              </w:rPr>
+            </w:pPr>
+            <w:r>
+              <w:rPr>
+                <w:b/>
+                <w:bCs/>
+              </w:rPr>
+              <w:t>Item</w:t>
+            </w:r>
+          </w:p>
+        </w:tc>
+        <w:tc>
+          <w:tcPr>
+            <w:tcW w:w="0" w:type="auto"/>
+            <w:vAlign w:val="center"/>
+            <w:hideMark/>
+          </w:tcPr>
+          <w:p>
+            <w:pPr>
+              <w:jc w:val="center"/>
+              <w:rPr>
+                <w:b/>
+                <w:bCs/>
+              </w:rPr>
+            </w:pPr>
+            <w:r>
+              <w:rPr>
+                <w:b/>
+                <w:bCs/>
+              </w:rPr>
+              <w:t>Cost (Ksh)</w:t>
+            </w:r>
+          </w:p>
+        </w:tc>
+      </w:tr>
+      <w:tr>
+        <w:trPr>
+          <w:tblCellSpacing w:w="15" w:type="dxa"/>
+        </w:trPr>
+        <w:tc>
+          <w:tcPr>
+            <w:tcW w:w="0" w:type="auto"/>
+            <w:vAlign w:val="center"/>
+            <w:hideMark/>
+          </w:tcPr>
+          <w:p>
+            <w:pPr>
+              <w:rPr>
+                <w:lang w:val="en-US"/>
+              </w:rPr>
+            </w:pPr>
+            <w:r>
+              <w:t>Installation labour (cameras</w:t>
+            </w:r>
+            <w:r>
+              <w:rPr>
+                <w:lang w:val="en-US"/>
+              </w:rPr>
+              <w:t>)</w:t>
+            </w:r>
+          </w:p>
+        </w:tc>
+        <w:tc>
+          <w:tcPr>
+            <w:tcW w:w="0" w:type="auto"/>
+            <w:vAlign w:val="center"/>
+            <w:hideMark/>
+          </w:tcPr>
+          <w:p>
+            <w:r>
+              <w:t>45,000</w:t>
+            </w:r>
+          </w:p>
+        </w:tc>
+      </w:tr>
+      <w:tr>
+        <w:trPr>
+          <w:trHeight w:val="528"/>
+          <w:tblCellSpacing w:w="15" w:type="dxa"/>
+        </w:trPr>
+        <w:tc>
+          <w:tcPr>
+            <w:tcW w:w="0" w:type="auto"/>
+            <w:vAlign w:val="center"/>
+            <w:hideMark/>
+          </w:tcPr>
+          <w:p>
+            <w:r>
+              <w:t>Software development (6 months)</w:t>
+            </w:r>
+          </w:p>
+        </w:tc>
+        <w:tc>
+          <w:tcPr>
+            <w:tcW w:w="0" w:type="auto"/>
+            <w:vAlign w:val="center"/>
+            <w:hideMark/>
+          </w:tcPr>
+          <w:p>
+            <w:r>
+              <w:t>Project-dependent</w:t>
+            </w:r>
+          </w:p>
+        </w:tc>
+      </w:tr>
+      <w:tr>
+        <w:trPr>
+          <w:trHeight w:val="509"/>
+          <w:tblCellSpacing w:w="15" w:type="dxa"/>
+        </w:trPr>
+        <w:tc>
+          <w:tcPr>
+            <w:tcW w:w="0" w:type="auto"/>
+            <w:vAlign w:val="center"/>
+            <w:hideMark/>
+          </w:tcPr>
+          <w:p>
+            <w:r>
+              <w:t>System testing and commissioning</w:t>
+            </w:r>
+          </w:p>
+        </w:tc>
+        <w:tc>
+          <w:tcPr>
+            <w:tcW w:w="0" w:type="auto"/>
+            <w:vAlign w:val="center"/>
+            <w:hideMark/>
+          </w:tcPr>
+          <w:p>
+            <w:pPr>
+              <w:rPr>
+                <w:lang w:val="en-US"/>
+              </w:rPr>
+            </w:pPr>
+            <w:r>
+              <w:rPr>
+                <w:lang w:val="en-US"/>
+              </w:rPr>
+              <w:t>30,000</w:t>
+            </w:r>
+          </w:p>
+        </w:tc>
+      </w:tr>
+      <w:tr>
+        <w:trPr>
+          <w:tblCellSpacing w:w="15" w:type="dxa"/>
+        </w:trPr>
+        <w:tc>
+          <w:tcPr>
+            <w:tcW w:w="0" w:type="auto"/>
+            <w:vAlign w:val="center"/>
+            <w:hideMark/>
+          </w:tcPr>
+          <w:p>
+            <w:r>
+              <w:rPr>
+                <w:b/>
+                <w:bCs/>
+              </w:rPr>
+              <w:t>Development Subtotal</w:t>
+            </w:r>
+          </w:p>
+        </w:tc>
+        <w:tc>
+          <w:tcPr>
+            <w:tcW w:w="0" w:type="auto"/>
+            <w:vAlign w:val="center"/>
+            <w:hideMark/>
+          </w:tcPr>
+          <w:p>
+            <w:r>
+              <w:rPr>
+                <w:b/>
+                <w:bCs/>
+              </w:rPr>
+              <w:t>65,000+</w:t>
+            </w:r>
+          </w:p>
+        </w:tc>
+      </w:tr>
+    </w:tbl>
+    <w:p>
+      <w:pPr>
+        <w:rPr>
+          <w:i/>
+          <w:iCs/>
+        </w:rPr>
+      </w:pPr>
+    </w:p>
+    <w:p/>
+    <w:p>
+      <w:pPr>
+        <w:pStyle w:val="Heading3"/>
+        <w:rPr>
+          <w:rFonts w:eastAsia="Times New Roman"/>
+          <w:b/>
+          <w:bCs/>
+          <w:color w:val="000000" w:themeColor="text1"/>
+          <w:sz w:val="28"/>
+          <w:szCs w:val="28"/>
+        </w:rPr>
+      </w:pPr>
+      <w:r>
+        <w:rPr>
+          <w:rFonts w:eastAsia="Times New Roman"/>
+          <w:b/>
+          <w:bCs/>
+          <w:color w:val="000000" w:themeColor="text1"/>
+          <w:sz w:val="28"/>
+          <w:szCs w:val="28"/>
+        </w:rPr>
+        <w:t>3.5 Ethical Issues</w:t>
+      </w:r>
+    </w:p>
+    <w:p>
+      <w:pPr>
+        <w:spacing w:before="100" w:beforeAutospacing="1" w:after="100" w:afterAutospacing="1"/>
+      </w:pPr>
+      <w:r>
+        <w:t>The deployment of CSMS raises several ethical considerations that must be addressed to ensure the system operates within legal, moral, and professional boundaries.</w:t>
+      </w:r>
+    </w:p>
+    <w:p>
+      <w:pPr>
+        <w:spacing w:before="100" w:beforeAutospacing="1" w:after="100" w:afterAutospacing="1"/>
+        <w:rPr>
+          <w:rFonts w:asciiTheme="majorHAnsi" w:hAnsiTheme="majorHAnsi" w:cstheme="majorBidi"/>
+          <w:b/>
+          <w:bCs/>
+          <w:i/>
+          <w:iCs/>
+          <w:color w:val="2F5496" w:themeColor="accent1" w:themeShade="BF"/>
+        </w:rPr>
+      </w:pPr>
+      <w:r>
+        <w:rPr>
+          <w:rFonts w:asciiTheme="majorHAnsi" w:hAnsiTheme="majorHAnsi" w:cstheme="majorBidi"/>
+          <w:b/>
+          <w:bCs/>
+          <w:i/>
+          <w:iCs/>
+          <w:color w:val="2F5496" w:themeColor="accent1" w:themeShade="BF"/>
+        </w:rPr>
+        <w:lastRenderedPageBreak/>
+        <w:t>3.5.1 Worker Privacy and Consent</w:t>
+      </w:r>
+    </w:p>
+    <w:p>
+      <w:pPr>
+        <w:spacing w:before="100" w:beforeAutospacing="1" w:after="100" w:afterAutospacing="1"/>
+      </w:pPr>
+      <w:r>
+        <w:t>CSMS continuously monitors worker locations via BLE beacons and captures video footage of workers throughout the working day. This constitutes the collection and processing of personal data as defined under the Kenya Data Protection Act, 2019. Prior to deployment, all workers must be formally informed of the monitoring systems in place, the data collected, how it is stored, and who has access to it. Monitoring must be limited to the construction site premises during working hours and must not extend to welfare facilities or rest areas.</w:t>
+      </w:r>
+    </w:p>
+    <w:p>
+      <w:pPr>
+        <w:spacing w:before="100" w:beforeAutospacing="1" w:after="100" w:afterAutospacing="1"/>
+        <w:rPr>
+          <w:rFonts w:asciiTheme="majorHAnsi" w:hAnsiTheme="majorHAnsi" w:cstheme="majorBidi"/>
+          <w:b/>
+          <w:bCs/>
+          <w:i/>
+          <w:iCs/>
+          <w:color w:val="2F5496" w:themeColor="accent1" w:themeShade="BF"/>
+        </w:rPr>
+      </w:pPr>
+      <w:r>
+        <w:rPr>
+          <w:rFonts w:asciiTheme="majorHAnsi" w:hAnsiTheme="majorHAnsi" w:cstheme="majorBidi"/>
+          <w:b/>
+          <w:bCs/>
+          <w:i/>
+          <w:iCs/>
+          <w:color w:val="2F5496" w:themeColor="accent1" w:themeShade="BF"/>
+        </w:rPr>
+        <w:t>3.5.2 Biometric Data Protection</w:t>
+      </w:r>
+    </w:p>
+    <w:p>
+      <w:pPr>
+        <w:spacing w:before="100" w:beforeAutospacing="1" w:after="100" w:afterAutospacing="1"/>
+      </w:pPr>
+      <w:r>
+        <w:t>The biometric fingerprint system collects and processes biometric data, which is classified as sensitive personal data under the Kenya Data Protection Act. Fingerprint templates must be stored in encrypted form on the edge server and must not be transmitted to any third party without explicit consent. Workers must be provided an alternative clock-in method in cases where they object to biometric data collection on religious, medical, or personal grounds.</w:t>
+      </w:r>
+    </w:p>
+    <w:p>
+      <w:pPr>
+        <w:spacing w:before="100" w:beforeAutospacing="1" w:after="100" w:afterAutospacing="1"/>
+        <w:rPr>
+          <w:rFonts w:asciiTheme="majorHAnsi" w:hAnsiTheme="majorHAnsi" w:cstheme="majorBidi"/>
+          <w:b/>
+          <w:bCs/>
+          <w:i/>
+          <w:iCs/>
+          <w:color w:val="2F5496" w:themeColor="accent1" w:themeShade="BF"/>
+        </w:rPr>
+      </w:pPr>
+      <w:r>
+        <w:rPr>
+          <w:rFonts w:asciiTheme="majorHAnsi" w:hAnsiTheme="majorHAnsi" w:cstheme="majorBidi"/>
+          <w:b/>
+          <w:bCs/>
+          <w:i/>
+          <w:iCs/>
+          <w:color w:val="2F5496" w:themeColor="accent1" w:themeShade="BF"/>
+        </w:rPr>
+        <w:t>3.5.3 Video Surveillance</w:t>
+      </w:r>
+    </w:p>
+    <w:p>
+      <w:pPr>
+        <w:spacing w:before="100" w:beforeAutospacing="1" w:after="100" w:afterAutospacing="1"/>
+      </w:pPr>
+      <w:r>
+        <w:t>Continuous video surveillance of workers raises concerns regarding dignity and psychological pressure in the workplace. Clear signage must be installed at the site entrance and at camera locations informing all persons entering the site that they are subject to video monitoring. Footage access must be restricted to authorised personnel only, with access logs maintained. Footage must not be used for purposes beyond site safety monitoring, incident investigation, and progress documentation without explicit consent.</w:t>
+      </w:r>
+    </w:p>
+    <w:p>
+      <w:pPr>
+        <w:spacing w:before="100" w:beforeAutospacing="1" w:after="100" w:afterAutospacing="1"/>
+        <w:rPr>
+          <w:rFonts w:asciiTheme="majorHAnsi" w:hAnsiTheme="majorHAnsi" w:cstheme="majorBidi"/>
+          <w:b/>
+          <w:bCs/>
+          <w:i/>
+          <w:iCs/>
+          <w:color w:val="2F5496" w:themeColor="accent1" w:themeShade="BF"/>
+        </w:rPr>
+      </w:pPr>
+      <w:r>
+        <w:rPr>
+          <w:rFonts w:asciiTheme="majorHAnsi" w:hAnsiTheme="majorHAnsi" w:cstheme="majorBidi"/>
+          <w:b/>
+          <w:bCs/>
+          <w:i/>
+          <w:iCs/>
+          <w:color w:val="2F5496" w:themeColor="accent1" w:themeShade="BF"/>
+        </w:rPr>
+        <w:t>3.5.4 AI Detection Bias and Accuracy</w:t>
+      </w:r>
+    </w:p>
+    <w:p>
+      <w:pPr>
+        <w:spacing w:before="100" w:beforeAutospacing="1" w:after="100" w:afterAutospacing="1"/>
+      </w:pPr>
+      <w:r>
+        <w:t>The YOLOv8 object detection model may produce false positive detections — incorrectly flagging a worker as violating PPE requirements when they are not. Decisions with disciplinary or financial consequences must not be made solely on the basis of AI detections without human review and verification. Workers must have a mechanism to contest automated records that they believe are inaccurate.</w:t>
+      </w:r>
+    </w:p>
+    <w:p>
+      <w:pPr>
+        <w:spacing w:before="100" w:beforeAutospacing="1" w:after="100" w:afterAutospacing="1"/>
+        <w:rPr>
+          <w:rFonts w:asciiTheme="majorHAnsi" w:hAnsiTheme="majorHAnsi" w:cstheme="majorBidi"/>
+          <w:b/>
+          <w:bCs/>
+          <w:i/>
+          <w:iCs/>
+          <w:color w:val="2F5496" w:themeColor="accent1" w:themeShade="BF"/>
+        </w:rPr>
+      </w:pPr>
+      <w:r>
+        <w:rPr>
+          <w:rFonts w:asciiTheme="majorHAnsi" w:hAnsiTheme="majorHAnsi" w:cstheme="majorBidi"/>
+          <w:b/>
+          <w:bCs/>
+          <w:i/>
+          <w:iCs/>
+          <w:color w:val="2F5496" w:themeColor="accent1" w:themeShade="BF"/>
+        </w:rPr>
+        <w:t>3.5.5 Data Security</w:t>
+      </w:r>
+    </w:p>
+    <w:p>
+      <w:pPr>
+        <w:spacing w:before="100" w:beforeAutospacing="1" w:after="100" w:afterAutospacing="1"/>
+      </w:pPr>
+      <w:r>
+        <w:t xml:space="preserve">All data transmitted from the edge server to the cloud dashboard </w:t>
+      </w:r>
+      <w:r>
+        <w:rPr>
+          <w:lang w:val="en-US"/>
+        </w:rPr>
+        <w:t>should be</w:t>
+      </w:r>
+      <w:r>
+        <w:t xml:space="preserve"> encrypted. The PostgreSQL database is configured with role-based access control ensuring that dashboard users can only access data appropriate to their role. Regular backups of the database are maintained on an encrypted external drive at the site.</w:t>
+      </w:r>
+    </w:p>
+    <w:p>
+      <w:pPr>
+        <w:spacing w:before="100" w:beforeAutospacing="1" w:after="100" w:afterAutospacing="1"/>
+        <w:rPr>
+          <w:rFonts w:asciiTheme="majorHAnsi" w:hAnsiTheme="majorHAnsi" w:cstheme="majorBidi"/>
+          <w:b/>
+          <w:bCs/>
+          <w:i/>
+          <w:iCs/>
+          <w:color w:val="2F5496" w:themeColor="accent1" w:themeShade="BF"/>
+        </w:rPr>
+      </w:pPr>
+      <w:r>
+        <w:rPr>
+          <w:rFonts w:asciiTheme="majorHAnsi" w:hAnsiTheme="majorHAnsi" w:cstheme="majorBidi"/>
+          <w:b/>
+          <w:bCs/>
+          <w:i/>
+          <w:iCs/>
+          <w:color w:val="2F5496" w:themeColor="accent1" w:themeShade="BF"/>
+        </w:rPr>
+        <w:t>3.5.6 Asset Tracking and Driver Privacy</w:t>
+      </w:r>
+    </w:p>
+    <w:p>
+      <w:pPr>
+        <w:spacing w:before="100" w:beforeAutospacing="1" w:after="100" w:afterAutospacing="1"/>
+      </w:pPr>
+      <w:r>
+        <w:t>GPS tracking of site vehicles provides continuous location data that may also reveal the movement patterns of drivers during working hours. Drivers must be informed that their vehicle is tracked during site operating hours. Tracking must be limited to vehicles during working hours and must not extend to personal use of vehicles outside site operations.</w:t>
+      </w:r>
+    </w:p>
+    <w:p>
+      <w:pPr>
+        <w:rPr>
+          <w:b/>
+          <w:bCs/>
+          <w:sz w:val="32"/>
+          <w:szCs w:val="32"/>
+          <w:lang w:val="en-US"/>
+        </w:rPr>
+      </w:pPr>
+    </w:p>
+    <w:p>
+      <w:pPr>
+        <w:rPr>
+          <w:b/>
+          <w:bCs/>
+          <w:sz w:val="32"/>
+          <w:szCs w:val="32"/>
+          <w:lang w:val="en-US"/>
+        </w:rPr>
+      </w:pPr>
+    </w:p>
+    <w:p>
+      <w:pPr>
+        <w:rPr>
+          <w:b/>
+          <w:bCs/>
+          <w:sz w:val="32"/>
+          <w:szCs w:val="32"/>
+          <w:lang w:val="en-US"/>
+        </w:rPr>
+      </w:pPr>
+    </w:p>
+    <w:p>
+      <w:pPr>
+        <w:rPr>
+          <w:b/>
+          <w:bCs/>
+          <w:sz w:val="32"/>
+          <w:szCs w:val="32"/>
+          <w:lang w:val="en-US"/>
+        </w:rPr>
+      </w:pPr>
+    </w:p>
+    <w:p>
+      <w:pPr>
+        <w:rPr>
+          <w:b/>
+          <w:bCs/>
+          <w:sz w:val="32"/>
+          <w:szCs w:val="32"/>
+          <w:lang w:val="en-US"/>
+        </w:rPr>
+      </w:pPr>
+    </w:p>
+    <w:p>
+      <w:pPr>
+        <w:rPr>
+          <w:b/>
+          <w:bCs/>
+          <w:sz w:val="32"/>
+          <w:szCs w:val="32"/>
+          <w:lang w:val="en-US"/>
+        </w:rPr>
+      </w:pPr>
+    </w:p>
+    <w:p>
+      <w:pPr>
+        <w:rPr>
+          <w:b/>
+          <w:bCs/>
+          <w:sz w:val="32"/>
+          <w:szCs w:val="32"/>
+          <w:lang w:val="en-US"/>
+        </w:rPr>
+      </w:pPr>
+    </w:p>
+    <w:p>
+      <w:pPr>
+        <w:rPr>
+          <w:b/>
+          <w:bCs/>
+          <w:sz w:val="32"/>
+          <w:szCs w:val="32"/>
+          <w:lang w:val="en-US"/>
+        </w:rPr>
+      </w:pPr>
+    </w:p>
+    <w:p>
+      <w:pPr>
+        <w:rPr>
+          <w:b/>
+          <w:bCs/>
+          <w:sz w:val="32"/>
+          <w:szCs w:val="32"/>
+          <w:lang w:val="en-US"/>
+        </w:rPr>
+      </w:pPr>
+    </w:p>
+    <w:p>
+      <w:pPr>
+        <w:rPr>
+          <w:b/>
+          <w:bCs/>
+          <w:sz w:val="32"/>
+          <w:szCs w:val="32"/>
+          <w:lang w:val="en-US"/>
+        </w:rPr>
+      </w:pPr>
+    </w:p>
+    <w:p>
+      <w:pPr>
+        <w:rPr>
+          <w:b/>
+          <w:bCs/>
+          <w:sz w:val="32"/>
+          <w:szCs w:val="32"/>
+          <w:lang w:val="en-US"/>
+        </w:rPr>
+      </w:pPr>
+    </w:p>
+    <w:p>
+      <w:pPr>
+        <w:rPr>
+          <w:b/>
+          <w:bCs/>
+          <w:sz w:val="32"/>
+          <w:szCs w:val="32"/>
+          <w:lang w:val="en-US"/>
+        </w:rPr>
+      </w:pPr>
+    </w:p>
+    <w:p>
+      <w:pPr>
+        <w:rPr>
+          <w:b/>
+          <w:bCs/>
+          <w:sz w:val="32"/>
+          <w:szCs w:val="32"/>
+          <w:lang w:val="en-US"/>
+        </w:rPr>
+      </w:pPr>
+    </w:p>
+    <w:p>
+      <w:pPr>
+        <w:rPr>
+          <w:b/>
+          <w:bCs/>
+          <w:sz w:val="32"/>
+          <w:szCs w:val="32"/>
+          <w:lang w:val="en-US"/>
+        </w:rPr>
+      </w:pPr>
+    </w:p>
+    <w:p>
+      <w:pPr>
+        <w:rPr>
+          <w:b/>
+          <w:bCs/>
+          <w:sz w:val="36"/>
+          <w:szCs w:val="36"/>
+          <w:lang w:val="en-US"/>
+        </w:rPr>
+      </w:pPr>
+      <w:r>
+        <w:rPr>
+          <w:b/>
+          <w:bCs/>
+          <w:sz w:val="36"/>
+          <w:szCs w:val="36"/>
+          <w:lang w:val="en-US"/>
+        </w:rPr>
+        <w:t>References</w:t>
+      </w:r>
+    </w:p>
+    <w:p>
+      <w:pPr>
+        <w:rPr>
           <w:sz w:val="26"/>
           <w:szCs w:val="26"/>
-          <w:lang w:eastAsia="en-GB"/>
-        </w:rPr>
-      </w:pPr>
-      <w:r>
-        <w:rPr>
-          <w:rFonts w:ascii="Times New Roman" w:eastAsia="Times New Roman" w:hAnsi="Times New Roman" w:cs="Times New Roman"/>
-          <w:sz w:val="26"/>
-          <w:szCs w:val="26"/>
-          <w:lang w:eastAsia="en-GB"/>
-        </w:rPr>
-        <w:t>First, operational efficiency — by providing site managers with a real-time unified view of worker distribution, machinery status, and task progress, CSMS enables proactive reallocation of resources before delays compound into schedule overruns rather than after.</w:t>
-      </w:r>
-    </w:p>
-    <w:p>
-      <w:pPr>
-        <w:spacing w:before="100" w:beforeAutospacing="1" w:after="100" w:afterAutospacing="1"/>
-        <w:rPr>
-          <w:rFonts w:ascii="Times New Roman" w:eastAsia="Times New Roman" w:hAnsi="Times New Roman" w:cs="Times New Roman"/>
-          <w:sz w:val="26"/>
-          <w:szCs w:val="26"/>
-          <w:lang w:eastAsia="en-GB"/>
-        </w:rPr>
-      </w:pPr>
-      <w:r>
-        <w:rPr>
-          <w:rFonts w:ascii="Times New Roman" w:eastAsia="Times New Roman" w:hAnsi="Times New Roman" w:cs="Times New Roman"/>
-          <w:sz w:val="26"/>
-          <w:szCs w:val="26"/>
-          <w:lang w:eastAsia="en-GB"/>
-        </w:rPr>
-        <w:lastRenderedPageBreak/>
-        <w:t>Second, financial accountability — the system provides objective, timestamped records of worker zone occupancy and asset utilisation that can be used to verify subcontractor billing claims, reducing disputes and preventing fraudulent invoicing.</w:t>
-      </w:r>
-    </w:p>
-    <w:p>
-      <w:pPr>
-        <w:spacing w:before="100" w:beforeAutospacing="1" w:after="100" w:afterAutospacing="1"/>
-        <w:rPr>
-          <w:rFonts w:ascii="Times New Roman" w:eastAsia="Times New Roman" w:hAnsi="Times New Roman" w:cs="Times New Roman"/>
-          <w:sz w:val="26"/>
-          <w:szCs w:val="26"/>
-          <w:lang w:eastAsia="en-GB"/>
-        </w:rPr>
-      </w:pPr>
-      <w:r>
-        <w:rPr>
-          <w:rFonts w:ascii="Times New Roman" w:eastAsia="Times New Roman" w:hAnsi="Times New Roman" w:cs="Times New Roman"/>
-          <w:sz w:val="26"/>
-          <w:szCs w:val="26"/>
-          <w:lang w:eastAsia="en-GB"/>
-        </w:rPr>
-        <w:t>Third, safety and security — continuous AI-monitored video coverage deters theft and vandalism during off-hours, while real-time PPE violation detection reduces the risk of workplace injuries whose costs — financial, legal, and human — far exceed the cost of the monitoring system itself.</w:t>
-      </w:r>
-    </w:p>
-    <w:p>
-      <w:pPr>
-        <w:spacing w:before="100" w:beforeAutospacing="1" w:after="100" w:afterAutospacing="1"/>
-        <w:rPr>
-          <w:rFonts w:ascii="Times New Roman" w:eastAsia="Times New Roman" w:hAnsi="Times New Roman" w:cs="Times New Roman"/>
-          <w:sz w:val="26"/>
-          <w:szCs w:val="26"/>
-          <w:lang w:eastAsia="en-GB"/>
-        </w:rPr>
-      </w:pPr>
-      <w:r>
-        <w:rPr>
-          <w:rFonts w:ascii="Times New Roman" w:eastAsia="Times New Roman" w:hAnsi="Times New Roman" w:cs="Times New Roman"/>
-          <w:sz w:val="26"/>
-          <w:szCs w:val="26"/>
-          <w:lang w:eastAsia="en-GB"/>
-        </w:rPr>
-        <w:t>Fourth, investor confidence — remote, real-time access to site progress data and AI-generated reports provides investors with independent verification of project status, reducing information asymmetry and building trust in project management.</w:t>
-      </w:r>
-    </w:p>
-    <w:p>
-      <w:pPr>
-        <w:rPr>
-          <w:b/>
-          <w:bCs/>
-          <w:sz w:val="32"/>
-          <w:szCs w:val="32"/>
-          <w:lang w:val="en-US"/>
-        </w:rPr>
-      </w:pPr>
-    </w:p>
-    <w:p>
-      <w:pPr>
-        <w:rPr>
-          <w:b/>
-          <w:bCs/>
-          <w:sz w:val="32"/>
-          <w:szCs w:val="32"/>
-          <w:lang w:val="en-US"/>
-        </w:rPr>
-      </w:pPr>
-    </w:p>
-    <w:p>
-      <w:pPr>
-        <w:rPr>
-          <w:b/>
-          <w:bCs/>
-          <w:sz w:val="32"/>
-          <w:szCs w:val="32"/>
-          <w:lang w:val="en-US"/>
-        </w:rPr>
-      </w:pPr>
-    </w:p>
-    <w:p>
-      <w:pPr>
-        <w:rPr>
-          <w:b/>
-          <w:bCs/>
-          <w:sz w:val="32"/>
-          <w:szCs w:val="32"/>
-          <w:lang w:val="en-US"/>
-        </w:rPr>
-      </w:pPr>
-    </w:p>
-    <w:p>
-      <w:pPr>
-        <w:rPr>
-          <w:b/>
-          <w:bCs/>
-          <w:sz w:val="32"/>
-          <w:szCs w:val="32"/>
-          <w:lang w:val="en-US"/>
-        </w:rPr>
-      </w:pPr>
-    </w:p>
-    <w:p>
-      <w:pPr>
-        <w:rPr>
-          <w:b/>
-          <w:bCs/>
-          <w:sz w:val="32"/>
-          <w:szCs w:val="32"/>
-          <w:lang w:val="en-US"/>
-        </w:rPr>
-      </w:pPr>
-    </w:p>
-    <w:p>
-      <w:pPr>
-        <w:rPr>
-          <w:b/>
-          <w:bCs/>
-          <w:sz w:val="32"/>
-          <w:szCs w:val="32"/>
-          <w:lang w:val="en-US"/>
-        </w:rPr>
-      </w:pPr>
-    </w:p>
-    <w:p>
-      <w:pPr>
-        <w:rPr>
-          <w:b/>
-          <w:bCs/>
-          <w:sz w:val="32"/>
-          <w:szCs w:val="32"/>
-          <w:lang w:val="en-US"/>
-        </w:rPr>
-      </w:pPr>
-    </w:p>
-    <w:p>
-      <w:pPr>
-        <w:rPr>
-          <w:b/>
-          <w:bCs/>
-          <w:sz w:val="32"/>
-          <w:szCs w:val="32"/>
-          <w:lang w:val="en-US"/>
-        </w:rPr>
-      </w:pPr>
-    </w:p>
-    <w:p>
-      <w:pPr>
-        <w:rPr>
-          <w:b/>
-          <w:bCs/>
-          <w:sz w:val="32"/>
-          <w:szCs w:val="32"/>
-          <w:lang w:val="en-US"/>
-        </w:rPr>
-      </w:pPr>
-    </w:p>
-    <w:p>
-      <w:pPr>
-        <w:rPr>
-          <w:b/>
-          <w:bCs/>
-          <w:sz w:val="32"/>
-          <w:szCs w:val="32"/>
-          <w:lang w:val="en-US"/>
-        </w:rPr>
-      </w:pPr>
-    </w:p>
-    <w:p>
-      <w:pPr>
-        <w:rPr>
-          <w:b/>
-          <w:bCs/>
-          <w:sz w:val="32"/>
-          <w:szCs w:val="32"/>
-          <w:lang w:val="en-US"/>
-        </w:rPr>
-      </w:pPr>
-    </w:p>
-    <w:p>
-      <w:pPr>
-        <w:rPr>
-          <w:b/>
-          <w:bCs/>
-          <w:sz w:val="32"/>
-          <w:szCs w:val="32"/>
-          <w:lang w:val="en-US"/>
-        </w:rPr>
-      </w:pPr>
-    </w:p>
-    <w:p>
-      <w:pPr>
-        <w:rPr>
-          <w:b/>
-          <w:bCs/>
-          <w:sz w:val="32"/>
-          <w:szCs w:val="32"/>
-          <w:lang w:val="en-US"/>
-        </w:rPr>
-      </w:pPr>
-    </w:p>
-    <w:p>
-      <w:pPr>
-        <w:rPr>
-          <w:b/>
-          <w:bCs/>
-          <w:sz w:val="32"/>
-          <w:szCs w:val="32"/>
-          <w:lang w:val="en-US"/>
-        </w:rPr>
-      </w:pPr>
-    </w:p>
-    <w:p>
-      <w:pPr>
-        <w:rPr>
-          <w:b/>
-          <w:bCs/>
-          <w:sz w:val="32"/>
-          <w:szCs w:val="32"/>
-          <w:lang w:val="en-US"/>
-        </w:rPr>
-      </w:pPr>
-    </w:p>
-    <w:p>
-      <w:pPr>
-        <w:rPr>
-          <w:b/>
-          <w:bCs/>
-          <w:sz w:val="32"/>
-          <w:szCs w:val="32"/>
-          <w:lang w:val="en-US"/>
-        </w:rPr>
-      </w:pPr>
-    </w:p>
-    <w:p>
-      <w:pPr>
-        <w:rPr>
-          <w:b/>
-          <w:bCs/>
-          <w:sz w:val="32"/>
-          <w:szCs w:val="32"/>
-          <w:lang w:val="en-US"/>
-        </w:rPr>
-      </w:pPr>
-    </w:p>
-    <w:p>
-      <w:pPr>
-        <w:rPr>
-          <w:b/>
-          <w:bCs/>
-          <w:sz w:val="32"/>
-          <w:szCs w:val="32"/>
-          <w:lang w:val="en-US"/>
-        </w:rPr>
-      </w:pPr>
-    </w:p>
-    <w:p>
-      <w:pPr>
-        <w:rPr>
-          <w:b/>
-          <w:bCs/>
-          <w:sz w:val="32"/>
-          <w:szCs w:val="32"/>
-          <w:lang w:val="en-US"/>
-        </w:rPr>
-      </w:pPr>
-    </w:p>
-    <w:p>
-      <w:pPr>
-        <w:rPr>
-          <w:b/>
-          <w:bCs/>
-          <w:sz w:val="32"/>
-          <w:szCs w:val="32"/>
-          <w:lang w:val="en-US"/>
-        </w:rPr>
-      </w:pPr>
-    </w:p>
-    <w:p>
-      <w:pPr>
-        <w:rPr>
-          <w:b/>
-          <w:bCs/>
-          <w:sz w:val="32"/>
-          <w:szCs w:val="32"/>
-          <w:lang w:val="en-US"/>
-        </w:rPr>
-      </w:pPr>
-    </w:p>
-    <w:p>
-      <w:pPr>
-        <w:rPr>
-          <w:b/>
-          <w:bCs/>
-          <w:sz w:val="32"/>
-          <w:szCs w:val="32"/>
-          <w:lang w:val="en-US"/>
-        </w:rPr>
-      </w:pPr>
-    </w:p>
-    <w:p>
-      <w:pPr>
-        <w:rPr>
-          <w:b/>
-          <w:bCs/>
-          <w:sz w:val="32"/>
-          <w:szCs w:val="32"/>
-          <w:lang w:val="en-US"/>
-        </w:rPr>
-      </w:pPr>
-    </w:p>
-    <w:p>
-      <w:pPr>
-        <w:rPr>
-          <w:b/>
-          <w:bCs/>
-          <w:sz w:val="32"/>
-          <w:szCs w:val="32"/>
-          <w:lang w:val="en-US"/>
-        </w:rPr>
-      </w:pPr>
-    </w:p>
-    <w:p>
-      <w:pPr>
-        <w:rPr>
-          <w:b/>
-          <w:bCs/>
-          <w:sz w:val="32"/>
-          <w:szCs w:val="32"/>
-          <w:lang w:val="en-US"/>
-        </w:rPr>
-      </w:pPr>
-    </w:p>
-    <w:p>
-      <w:pPr>
-        <w:rPr>
-          <w:b/>
-          <w:bCs/>
-          <w:sz w:val="32"/>
-          <w:szCs w:val="32"/>
-          <w:lang w:val="en-US"/>
-        </w:rPr>
-      </w:pPr>
-    </w:p>
-    <w:p>
-      <w:pPr>
-        <w:rPr>
-          <w:b/>
-          <w:bCs/>
-          <w:sz w:val="32"/>
-          <w:szCs w:val="32"/>
-          <w:lang w:val="en-US"/>
-        </w:rPr>
-      </w:pPr>
-    </w:p>
-    <w:p>
-      <w:pPr>
-        <w:rPr>
-          <w:b/>
-          <w:bCs/>
-          <w:sz w:val="32"/>
-          <w:szCs w:val="32"/>
-          <w:lang w:val="en-US"/>
-        </w:rPr>
-      </w:pPr>
-    </w:p>
-    <w:p>
-      <w:pPr>
-        <w:rPr>
-          <w:b/>
-          <w:bCs/>
-          <w:sz w:val="32"/>
-          <w:szCs w:val="32"/>
-          <w:lang w:val="en-US"/>
-        </w:rPr>
-      </w:pPr>
-    </w:p>
-    <w:p>
-      <w:pPr>
-        <w:rPr>
-          <w:b/>
-          <w:bCs/>
-          <w:sz w:val="36"/>
-          <w:szCs w:val="36"/>
-          <w:lang w:val="en-US"/>
-        </w:rPr>
-      </w:pPr>
-      <w:r>
-        <w:rPr>
-          <w:b/>
-          <w:bCs/>
-          <w:sz w:val="36"/>
-          <w:szCs w:val="36"/>
-          <w:lang w:val="en-US"/>
-        </w:rPr>
-        <w:t>References</w:t>
-      </w:r>
-    </w:p>
-    <w:p>
-      <w:pPr>
-        <w:rPr>
-          <w:sz w:val="26"/>
-          <w:szCs w:val="26"/>
-          <w:lang w:val="en-US"/>
-        </w:rPr>
-      </w:pPr>
-    </w:p>
-    <w:p>
-      <w:pPr>
-        <w:rPr>
-          <w:sz w:val="26"/>
-          <w:szCs w:val="26"/>
-          <w:lang w:val="en-US"/>
-        </w:rPr>
-      </w:pPr>
-      <w:r>
-        <w:rPr>
-          <w:sz w:val="26"/>
-          <w:szCs w:val="26"/>
-          <w:lang w:val="en-US"/>
-        </w:rPr>
+          <w:lang w:val="en-US"/>
+        </w:rPr>
+      </w:pPr>
+    </w:p>
+    <w:p>
+      <w:r>
         <w:t>[1]Colombia University …”Future of Construction”</w:t>
       </w:r>
     </w:p>
-    <w:p>
-      <w:pPr>
-        <w:rPr>
-          <w:sz w:val="26"/>
-          <w:szCs w:val="26"/>
-          <w:lang w:val="en-US"/>
-        </w:rPr>
-      </w:pPr>
-    </w:p>
-    <w:p>
-      <w:pPr>
-        <w:rPr>
-          <w:sz w:val="26"/>
-          <w:szCs w:val="26"/>
-          <w:lang w:val="en-US"/>
-        </w:rPr>
-      </w:pPr>
-      <w:r>
-        <w:rPr>
-          <w:sz w:val="26"/>
-          <w:szCs w:val="26"/>
-          <w:lang w:val="en-US"/>
-        </w:rPr>
+    <w:p/>
+    <w:p>
+      <w:r>
         <w:t>[2]Kenya Investment Authority …”Building and Construction”</w:t>
       </w:r>
     </w:p>
-    <w:p>
-      <w:pPr>
-        <w:rPr>
-          <w:sz w:val="26"/>
-          <w:szCs w:val="26"/>
-          <w:lang w:val="en-US"/>
-        </w:rPr>
-      </w:pPr>
-    </w:p>
-    <w:p>
-      <w:pPr>
-        <w:rPr>
-          <w:sz w:val="26"/>
-          <w:szCs w:val="26"/>
-          <w:lang w:val="en-US"/>
-        </w:rPr>
-      </w:pPr>
-      <w:r>
-        <w:rPr>
-          <w:sz w:val="26"/>
-          <w:szCs w:val="26"/>
-          <w:lang w:val="en-US"/>
-        </w:rPr>
+    <w:p/>
+    <w:p>
+      <w:r>
         <w:t>[3]</w:t>
       </w:r>
       <w:r>
-        <w:rPr>
-          <w:sz w:val="26"/>
-          <w:szCs w:val="26"/>
-          <w:lang w:val="en-US"/>
-        </w:rPr>
-        <w:t xml:space="preserve"> </w:t>
-      </w:r>
-      <w:r>
-        <w:rPr>
-          <w:sz w:val="26"/>
-          <w:szCs w:val="26"/>
-          <w:lang w:val="en-US"/>
-        </w:rPr>
-        <w:t xml:space="preserve">-   </w:t>
-      </w:r>
-      <w:proofErr w:type="spellStart"/>
-      <w:r>
-        <w:rPr>
-          <w:sz w:val="26"/>
-          <w:szCs w:val="26"/>
-          <w:lang w:val="en-US"/>
-        </w:rPr>
-        <w:t>S.Dilaksha</w:t>
-      </w:r>
-      <w:proofErr w:type="spellEnd"/>
-      <w:r>
-        <w:rPr>
-          <w:sz w:val="26"/>
-          <w:szCs w:val="26"/>
-          <w:lang w:val="en-US"/>
-        </w:rPr>
-        <w:t xml:space="preserve"> </w:t>
-      </w:r>
-      <w:r>
-        <w:rPr>
-          <w:sz w:val="26"/>
-          <w:szCs w:val="26"/>
-          <w:lang w:val="en-US"/>
-        </w:rPr>
-        <w:t>, K.A.T.O .</w:t>
-      </w:r>
-      <w:proofErr w:type="spellStart"/>
-      <w:r>
-        <w:rPr>
-          <w:sz w:val="26"/>
-          <w:szCs w:val="26"/>
-          <w:lang w:val="en-US"/>
-        </w:rPr>
-        <w:t>Ranadewa</w:t>
-      </w:r>
-      <w:proofErr w:type="spellEnd"/>
-      <w:r>
-        <w:rPr>
-          <w:sz w:val="26"/>
-          <w:szCs w:val="26"/>
-          <w:lang w:val="en-US"/>
-        </w:rPr>
-        <w:t xml:space="preserve"> </w:t>
-      </w:r>
-      <w:r>
-        <w:rPr>
-          <w:sz w:val="26"/>
-          <w:szCs w:val="26"/>
-          <w:lang w:val="en-US"/>
-        </w:rPr>
-        <w:t xml:space="preserve">, D. </w:t>
-      </w:r>
-      <w:proofErr w:type="spellStart"/>
-      <w:r>
-        <w:rPr>
-          <w:sz w:val="26"/>
-          <w:szCs w:val="26"/>
-          <w:lang w:val="en-US"/>
-        </w:rPr>
-        <w:t>Weerasooriya</w:t>
-      </w:r>
-      <w:proofErr w:type="spellEnd"/>
-      <w:r>
-        <w:rPr>
-          <w:sz w:val="26"/>
-          <w:szCs w:val="26"/>
-          <w:lang w:val="en-US"/>
-        </w:rPr>
-        <w:t xml:space="preserve"> , Agana Parameswaran,</w:t>
-      </w:r>
-      <w:r>
-        <w:rPr>
-          <w:sz w:val="26"/>
-          <w:szCs w:val="26"/>
-          <w:lang w:val="en-US"/>
-        </w:rPr>
-        <w:t xml:space="preserve"> </w:t>
-      </w:r>
-      <w:proofErr w:type="spellStart"/>
-      <w:r>
-        <w:rPr>
-          <w:sz w:val="26"/>
-          <w:szCs w:val="26"/>
-          <w:lang w:val="en-US"/>
-        </w:rPr>
-        <w:t>Panachali</w:t>
-      </w:r>
-      <w:proofErr w:type="spellEnd"/>
-      <w:r>
-        <w:rPr>
-          <w:sz w:val="26"/>
-          <w:szCs w:val="26"/>
-          <w:lang w:val="en-US"/>
-        </w:rPr>
-        <w:t xml:space="preserve"> </w:t>
-      </w:r>
-      <w:proofErr w:type="spellStart"/>
-      <w:r>
-        <w:rPr>
-          <w:sz w:val="26"/>
-          <w:szCs w:val="26"/>
-          <w:lang w:val="en-US"/>
-        </w:rPr>
-        <w:t>Weerakoen</w:t>
-      </w:r>
-      <w:proofErr w:type="spellEnd"/>
-      <w:r>
-        <w:rPr>
-          <w:sz w:val="26"/>
-          <w:szCs w:val="26"/>
-          <w:lang w:val="en-US"/>
-        </w:rPr>
-        <w:t xml:space="preserve"> –</w:t>
-      </w:r>
-    </w:p>
-    <w:p>
-      <w:pPr>
-        <w:rPr>
-          <w:sz w:val="26"/>
-          <w:szCs w:val="26"/>
-          <w:lang w:val="en-US"/>
-        </w:rPr>
-      </w:pPr>
-      <w:r>
-        <w:rPr>
-          <w:sz w:val="26"/>
-          <w:szCs w:val="26"/>
-          <w:lang w:val="en-US"/>
-        </w:rPr>
+        <w:t xml:space="preserve"> -   S.Dilaksha , K.A.T.O .Ranadewa , D. Weerasooriya , Agana Parameswaran, Panachali Weerakoen –</w:t>
+      </w:r>
+    </w:p>
+    <w:p>
+      <w:r>
         <w:t xml:space="preserve">Comparative analysis of challenges in manual and automated construction progress monitoring in Sri-lanka </w:t>
+      </w:r>
+    </w:p>
+    <w:p/>
+    <w:p>
+      <w:r>
+        <w:t xml:space="preserve">[4] </w:t>
+      </w:r>
+      <w:r>
+        <w:t xml:space="preserve">yu Han - </w:t>
+      </w:r>
+      <w:r>
+        <w:t xml:space="preserve">Hans et al(2018) </w:t>
+      </w:r>
+    </w:p>
+    <w:p/>
+    <w:p>
+      <w:r>
+        <w:t>[5]Oto Kafner, Erik Kucera , Danica Rosinora – “Application of Machine learning and computer vision in Industry 4.0”</w:t>
+      </w:r>
+    </w:p>
+    <w:p/>
+    <w:p>
+      <w:r>
+        <w:t>[6]Drome Smart Monitoring – “Telemetry:Bemefits and Applications in fleet management”</w:t>
+      </w:r>
+    </w:p>
+    <w:p/>
+    <w:p>
+      <w:r>
+        <w:t>[7] Mohamed Sabek , Vicente Gonzalez ,Gaang Lee , Qipei Mei – “Enhancing Construction site Safety and efficiency with Yolov8- Based Computer vision Model”</w:t>
+      </w:r>
+    </w:p>
+    <w:p/>
+    <w:p>
+      <w:r>
+        <w:t>[8]National Construction Authority(Kenya) –“NCA BIM Adoption Road Map”</w:t>
+      </w:r>
+    </w:p>
+    <w:p/>
+    <w:p>
+      <w:r>
+        <w:t>[9] Felix Maloba odanga - Digital Transformation in Construction Project Management: Integrating BIM, IoT, and AI for Enhanced Project Delivery in the Kenya Commercial Real Estate Sector</w:t>
       </w:r>
     </w:p>
     <w:p>
@@ -1922,6 +5254,174 @@
       </w:pPr>
     </w:p>
     <w:p>
+      <w:r>
+        <w:t>[</w:t>
+      </w:r>
+      <w:r>
+        <w:rPr>
+          <w:lang w:val="en-US"/>
+        </w:rPr>
+        <w:t>10</w:t>
+      </w:r>
+      <w:r>
+        <w:t xml:space="preserve">] McKinsey Global Institute (2017). </w:t>
+      </w:r>
+      <w:r>
+        <w:rPr>
+          <w:i/>
+          <w:iCs/>
+        </w:rPr>
+        <w:t>Reinventing Construction: A Route to Higher Productivity.</w:t>
+      </w:r>
+      <w:r>
+        <w:t xml:space="preserve"> McKinsey &amp; Company.</w:t>
+      </w:r>
+    </w:p>
+    <w:p/>
+    <w:p>
+      <w:r>
+        <w:t>[</w:t>
+      </w:r>
+      <w:r>
+        <w:rPr>
+          <w:lang w:val="en-US"/>
+        </w:rPr>
+        <w:t>11</w:t>
+      </w:r>
+      <w:r>
+        <w:t xml:space="preserve">] Dubois, A. and Gadde, L.E. (2002). The construction industry as a loosely coupled system. </w:t>
+      </w:r>
+      <w:r>
+        <w:rPr>
+          <w:i/>
+          <w:iCs/>
+        </w:rPr>
+        <w:t>Construction Management and Economics</w:t>
+      </w:r>
+      <w:r>
+        <w:t>, 20(7), pp.621–631.</w:t>
+      </w:r>
+    </w:p>
+    <w:p/>
+    <w:p>
+      <w:r>
+        <w:t>[1</w:t>
+      </w:r>
+      <w:r>
+        <w:rPr>
+          <w:lang w:val="en-US"/>
+        </w:rPr>
+        <w:t>2</w:t>
+      </w:r>
+      <w:r>
+        <w:t xml:space="preserve">] Zafari, F. et al. (2019). A survey of indoor localisation systems and technologies. </w:t>
+      </w:r>
+      <w:r>
+        <w:rPr>
+          <w:i/>
+          <w:iCs/>
+        </w:rPr>
+        <w:t>IEEE Communications Surveys &amp; Tutorials</w:t>
+      </w:r>
+      <w:r>
+        <w:t>, 21(3), pp.2568–2599.</w:t>
+      </w:r>
+    </w:p>
+    <w:p/>
+    <w:p>
+      <w:r>
+        <w:t>[</w:t>
+      </w:r>
+      <w:r>
+        <w:rPr>
+          <w:lang w:val="en-US"/>
+        </w:rPr>
+        <w:t>13</w:t>
+      </w:r>
+      <w:r>
+        <w:t xml:space="preserve">] Pradhananga, N. and Teizer, J. (2013). Automatic spatio-temporal analysis of construction site equipment operations using GPS data. </w:t>
+      </w:r>
+      <w:r>
+        <w:rPr>
+          <w:i/>
+          <w:iCs/>
+        </w:rPr>
+        <w:t>Automation in Construction</w:t>
+      </w:r>
+      <w:r>
+        <w:t>, 29, pp.107–122.</w:t>
+      </w:r>
+    </w:p>
+    <w:p/>
+    <w:p>
+      <w:r>
+        <w:rPr>
+          <w:lang w:val="en-US"/>
+        </w:rPr>
+        <w:t>[14]</w:t>
+      </w:r>
+      <w:r>
+        <w:t xml:space="preserve"> LangChain Inc. (2024). </w:t>
+      </w:r>
+      <w:r>
+        <w:rPr>
+          <w:i/>
+          <w:iCs/>
+        </w:rPr>
+        <w:t>LangGraph Documentation.</w:t>
+      </w:r>
+      <w:r>
+        <w:t xml:space="preserve"> Available at: </w:t>
+      </w:r>
+      <w:hyperlink r:id="rId5" w:history="1">
+        <w:r>
+          <w:rPr>
+            <w:color w:val="0000FF"/>
+            <w:u w:val="single"/>
+          </w:rPr>
+          <w:t>https://langchain-ai.github.io/langgraph/</w:t>
+        </w:r>
+      </w:hyperlink>
+    </w:p>
+    <w:p>
+      <w:pPr>
+        <w:rPr>
+          <w:lang w:val="en-US"/>
+        </w:rPr>
+      </w:pPr>
+    </w:p>
+    <w:p>
+      <w:r>
+        <w:rPr>
+          <w:lang w:val="en-US"/>
+        </w:rPr>
+        <w:t>[15]</w:t>
+      </w:r>
+      <w:r>
+        <w:t xml:space="preserve"> Elmousalami, H.H. (2020). Comparison of artificial intelligence techniques for project conceptual cost prediction. </w:t>
+      </w:r>
+      <w:r>
+        <w:rPr>
+          <w:i/>
+          <w:iCs/>
+        </w:rPr>
+        <w:t>Journal of Construction Engineering and Management</w:t>
+      </w:r>
+      <w:r>
+        <w:t>, 146(1), p.04019108.</w:t>
+      </w:r>
+    </w:p>
+    <w:p>
+      <w:pPr>
+        <w:rPr>
+          <w:lang w:val="en-US"/>
+        </w:rPr>
+      </w:pPr>
+    </w:p>
+    <w:p/>
+    <w:p/>
+    <w:p/>
+    <w:p>
       <w:pPr>
         <w:rPr>
           <w:sz w:val="28"/>
@@ -1929,260 +5429,15 @@
           <w:lang w:val="en-US"/>
         </w:rPr>
       </w:pPr>
-      <w:r>
+    </w:p>
+    <w:p>
+      <w:pPr>
         <w:rPr>
           <w:sz w:val="28"/>
           <w:szCs w:val="28"/>
           <w:lang w:val="en-US"/>
         </w:rPr>
-        <w:t xml:space="preserve">[4] </w:t>
-      </w:r>
-      <w:proofErr w:type="spellStart"/>
-      <w:r>
-        <w:rPr>
-          <w:sz w:val="28"/>
-          <w:szCs w:val="28"/>
-          <w:lang w:val="en-US"/>
-        </w:rPr>
-        <w:t>yu</w:t>
-      </w:r>
-      <w:proofErr w:type="spellEnd"/>
-      <w:r>
-        <w:rPr>
-          <w:sz w:val="28"/>
-          <w:szCs w:val="28"/>
-          <w:lang w:val="en-US"/>
-        </w:rPr>
-        <w:t xml:space="preserve"> Han</w:t>
-      </w:r>
-      <w:r>
-        <w:rPr>
-          <w:sz w:val="28"/>
-          <w:szCs w:val="28"/>
-          <w:lang w:val="en-US"/>
-        </w:rPr>
-        <w:t xml:space="preserve"> - </w:t>
-      </w:r>
-      <w:r>
-        <w:rPr>
-          <w:sz w:val="28"/>
-          <w:szCs w:val="28"/>
-          <w:lang w:val="en-US"/>
-        </w:rPr>
-        <w:t xml:space="preserve">Hans et al(2018) </w:t>
-      </w:r>
-    </w:p>
-    <w:p>
-      <w:pPr>
-        <w:rPr>
-          <w:sz w:val="28"/>
-          <w:szCs w:val="28"/>
-          <w:lang w:val="en-US"/>
-        </w:rPr>
-      </w:pPr>
-    </w:p>
-    <w:p>
-      <w:pPr>
-        <w:rPr>
-          <w:sz w:val="28"/>
-          <w:szCs w:val="28"/>
-          <w:lang w:val="en-US"/>
-        </w:rPr>
-      </w:pPr>
-      <w:r>
-        <w:rPr>
-          <w:sz w:val="28"/>
-          <w:szCs w:val="28"/>
-          <w:lang w:val="en-US"/>
-        </w:rPr>
-        <w:t xml:space="preserve">[5]Oto </w:t>
-      </w:r>
-      <w:proofErr w:type="spellStart"/>
-      <w:r>
-        <w:rPr>
-          <w:sz w:val="28"/>
-          <w:szCs w:val="28"/>
-          <w:lang w:val="en-US"/>
-        </w:rPr>
-        <w:t>Kafner</w:t>
-      </w:r>
-      <w:proofErr w:type="spellEnd"/>
-      <w:r>
-        <w:rPr>
-          <w:sz w:val="28"/>
-          <w:szCs w:val="28"/>
-          <w:lang w:val="en-US"/>
-        </w:rPr>
-        <w:t xml:space="preserve">, Erik Kucera , Danica </w:t>
-      </w:r>
-      <w:proofErr w:type="spellStart"/>
-      <w:r>
-        <w:rPr>
-          <w:sz w:val="28"/>
-          <w:szCs w:val="28"/>
-          <w:lang w:val="en-US"/>
-        </w:rPr>
-        <w:t>Rosinora</w:t>
-      </w:r>
-      <w:proofErr w:type="spellEnd"/>
-      <w:r>
-        <w:rPr>
-          <w:sz w:val="28"/>
-          <w:szCs w:val="28"/>
-          <w:lang w:val="en-US"/>
-        </w:rPr>
-        <w:t xml:space="preserve"> – “Application of Machine learning and computer vision in Industry 4.0”</w:t>
-      </w:r>
-    </w:p>
-    <w:p>
-      <w:pPr>
-        <w:rPr>
-          <w:sz w:val="28"/>
-          <w:szCs w:val="28"/>
-          <w:lang w:val="en-US"/>
-        </w:rPr>
-      </w:pPr>
-    </w:p>
-    <w:p>
-      <w:pPr>
-        <w:rPr>
-          <w:sz w:val="28"/>
-          <w:szCs w:val="28"/>
-          <w:lang w:val="en-US"/>
-        </w:rPr>
-      </w:pPr>
-      <w:r>
-        <w:rPr>
-          <w:sz w:val="28"/>
-          <w:szCs w:val="28"/>
-          <w:lang w:val="en-US"/>
-        </w:rPr>
-        <w:t>[6]Drome Smart Monitoring – “</w:t>
-      </w:r>
-      <w:proofErr w:type="spellStart"/>
-      <w:r>
-        <w:rPr>
-          <w:sz w:val="28"/>
-          <w:szCs w:val="28"/>
-          <w:lang w:val="en-US"/>
-        </w:rPr>
-        <w:t>Telemetry:Bemefits</w:t>
-      </w:r>
-      <w:proofErr w:type="spellEnd"/>
-      <w:r>
-        <w:rPr>
-          <w:sz w:val="28"/>
-          <w:szCs w:val="28"/>
-          <w:lang w:val="en-US"/>
-        </w:rPr>
-        <w:t xml:space="preserve"> and Applications in fleet management”</w:t>
-      </w:r>
-    </w:p>
-    <w:p>
-      <w:pPr>
-        <w:rPr>
-          <w:sz w:val="28"/>
-          <w:szCs w:val="28"/>
-          <w:lang w:val="en-US"/>
-        </w:rPr>
-      </w:pPr>
-    </w:p>
-    <w:p>
-      <w:pPr>
-        <w:rPr>
-          <w:sz w:val="28"/>
-          <w:szCs w:val="28"/>
-          <w:lang w:val="en-US"/>
-        </w:rPr>
-      </w:pPr>
-      <w:r>
-        <w:rPr>
-          <w:sz w:val="28"/>
-          <w:szCs w:val="28"/>
-          <w:lang w:val="en-US"/>
-        </w:rPr>
-        <w:t xml:space="preserve">[7] Mohamed </w:t>
-      </w:r>
-      <w:proofErr w:type="spellStart"/>
-      <w:r>
-        <w:rPr>
-          <w:sz w:val="28"/>
-          <w:szCs w:val="28"/>
-          <w:lang w:val="en-US"/>
-        </w:rPr>
-        <w:t>Sabek</w:t>
-      </w:r>
-      <w:proofErr w:type="spellEnd"/>
-      <w:r>
-        <w:rPr>
-          <w:sz w:val="28"/>
-          <w:szCs w:val="28"/>
-          <w:lang w:val="en-US"/>
-        </w:rPr>
-        <w:t xml:space="preserve"> , Vicente Gonzalez ,</w:t>
-      </w:r>
-      <w:proofErr w:type="spellStart"/>
-      <w:r>
-        <w:rPr>
-          <w:sz w:val="28"/>
-          <w:szCs w:val="28"/>
-          <w:lang w:val="en-US"/>
-        </w:rPr>
-        <w:t>Gaang</w:t>
-      </w:r>
-      <w:proofErr w:type="spellEnd"/>
-      <w:r>
-        <w:rPr>
-          <w:sz w:val="28"/>
-          <w:szCs w:val="28"/>
-          <w:lang w:val="en-US"/>
-        </w:rPr>
-        <w:t xml:space="preserve"> Lee , </w:t>
-      </w:r>
-      <w:proofErr w:type="spellStart"/>
-      <w:r>
-        <w:rPr>
-          <w:sz w:val="28"/>
-          <w:szCs w:val="28"/>
-          <w:lang w:val="en-US"/>
-        </w:rPr>
-        <w:t>Qipei</w:t>
-      </w:r>
-      <w:proofErr w:type="spellEnd"/>
-      <w:r>
-        <w:rPr>
-          <w:sz w:val="28"/>
-          <w:szCs w:val="28"/>
-          <w:lang w:val="en-US"/>
-        </w:rPr>
-        <w:t xml:space="preserve"> Mei – “Enhancing Construction site Safety and efficiency with Yolov8- Based Computer vision Model”</w:t>
-      </w:r>
-    </w:p>
-    <w:p>
-      <w:pPr>
-        <w:rPr>
-          <w:sz w:val="28"/>
-          <w:szCs w:val="28"/>
-          <w:lang w:val="en-US"/>
-        </w:rPr>
-      </w:pPr>
-    </w:p>
-    <w:p>
-      <w:pPr>
-        <w:rPr>
-          <w:sz w:val="28"/>
-          <w:szCs w:val="28"/>
-          <w:lang w:val="en-US"/>
-        </w:rPr>
-      </w:pPr>
-      <w:r>
-        <w:rPr>
-          <w:sz w:val="28"/>
-          <w:szCs w:val="28"/>
-          <w:lang w:val="en-US"/>
-        </w:rPr>
-        <w:t>[8]National Construction Authority(Kenya) –“NCA BIM Adoption Road Map”</w:t>
-      </w:r>
+      </w:pPr>
     </w:p>
     <w:p>
       <w:pPr>
@@ -2720,6 +5975,11 @@
   <w:style w:type="paragraph" w:default="1" w:styleId="Normal">
     <w:name w:val="Normal"/>
     <w:qFormat/>
+    <w:rsid w:val="004F1097"/>
+    <w:rPr>
+      <w:rFonts w:ascii="Times New Roman" w:eastAsia="Times New Roman" w:hAnsi="Times New Roman" w:cs="Times New Roman"/>
+      <w:lang w:eastAsia="en-GB"/>
+    </w:rPr>
   </w:style>
   <w:style w:type="paragraph" w:styleId="Heading1">
     <w:name w:val="heading 1"/>
@@ -2840,10 +6100,6 @@
     <w:pPr>
       <w:spacing w:before="100" w:beforeAutospacing="1" w:after="100" w:afterAutospacing="1"/>
     </w:pPr>
-    <w:rPr>
-      <w:rFonts w:ascii="Times New Roman" w:eastAsia="Times New Roman" w:hAnsi="Times New Roman" w:cs="Times New Roman"/>
-      <w:lang w:eastAsia="en-GB"/>
-    </w:rPr>
   </w:style>
   <w:style w:type="character" w:styleId="Strong">
     <w:name w:val="Strong"/>
@@ -2863,10 +6119,6 @@
     <w:pPr>
       <w:spacing w:before="100" w:beforeAutospacing="1" w:after="100" w:afterAutospacing="1"/>
     </w:pPr>
-    <w:rPr>
-      <w:rFonts w:ascii="Times New Roman" w:eastAsia="Times New Roman" w:hAnsi="Times New Roman" w:cs="Times New Roman"/>
-      <w:lang w:eastAsia="en-GB"/>
-    </w:rPr>
   </w:style>
   <w:style w:type="character" w:styleId="Emphasis">
     <w:name w:val="Emphasis"/>
@@ -2927,6 +6179,31 @@
       <w:i/>
       <w:iCs/>
       <w:color w:val="2F5496" w:themeColor="accent1" w:themeShade="BF"/>
+    </w:rPr>
+  </w:style>
+  <w:style w:type="character" w:styleId="Hyperlink">
+    <w:name w:val="Hyperlink"/>
+    <w:basedOn w:val="DefaultParagraphFont"/>
+    <w:uiPriority w:val="99"/>
+    <w:semiHidden/>
+    <w:unhideWhenUsed/>
+    <w:rsid w:val="001B3F92"/>
+    <w:rPr>
+      <w:color w:val="0000FF"/>
+      <w:u w:val="single"/>
+    </w:rPr>
+  </w:style>
+  <w:style w:type="character" w:styleId="HTMLCode">
+    <w:name w:val="HTML Code"/>
+    <w:basedOn w:val="DefaultParagraphFont"/>
+    <w:uiPriority w:val="99"/>
+    <w:semiHidden/>
+    <w:unhideWhenUsed/>
+    <w:rsid w:val="008076E1"/>
+    <w:rPr>
+      <w:rFonts w:ascii="Courier New" w:eastAsia="Times New Roman" w:hAnsi="Courier New" w:cs="Courier New"/>
+      <w:sz w:val="20"/>
+      <w:szCs w:val="20"/>
     </w:rPr>
   </w:style>
 </w:styles>
